--- a/Day6-FileManager.docx
+++ b/Day6-FileManager.docx
@@ -1,1281 +1,2613 @@
 
 <file path=word/document.xml><?xml version="1.0" encoding="utf-8"?>
-<w:document xmlns:wpc="http://schemas.microsoft.com/office/word/2010/wordprocessingCanvas" xmlns:cx="http://schemas.microsoft.com/office/drawing/2014/chartex" xmlns:cx1="http://schemas.microsoft.com/office/drawing/2015/9/8/chartex" xmlns:cx2="http://schemas.microsoft.com/office/drawing/2015/10/21/chartex" xmlns:cx3="http://schemas.microsoft.com/office/drawing/2016/5/9/chartex" xmlns:cx4="http://schemas.microsoft.com/office/drawing/2016/5/10/chartex" xmlns:cx5="http://schemas.microsoft.com/office/drawing/2016/5/11/chartex" xmlns:cx6="http://schemas.microsoft.com/office/drawing/2016/5/12/chartex" xmlns:cx7="http://schemas.microsoft.com/office/drawing/2016/5/13/chartex" xmlns:cx8="http://schemas.microsoft.com/office/drawing/2016/5/14/chartex" xmlns:mc="http://schemas.openxmlformats.org/markup-compatibility/2006" xmlns:aink="http://schemas.microsoft.com/office/drawing/2016/ink" xmlns:am3d="http://schemas.microsoft.com/office/drawing/2017/model3d" xmlns:o="urn:schemas-microsoft-com:office:office" xmlns:oel="http://schemas.microsoft.com/office/2019/extlst" xmlns:r="http://schemas.openxmlformats.org/officeDocument/2006/relationships" xmlns:m="http://schemas.openxmlformats.org/officeDocument/2006/math" xmlns:v="urn:schemas-microsoft-com:vml" xmlns:wp14="http://schemas.microsoft.com/office/word/2010/wordprocessingDrawing" xmlns:wp="http://schemas.openxmlformats.org/drawingml/2006/wordprocessingDrawing" xmlns:w10="urn:schemas-microsoft-com:office:word" xmlns:w="http://schemas.openxmlformats.org/wordprocessingml/2006/main" xmlns:w14="http://schemas.microsoft.com/office/word/2010/wordml" xmlns:w15="http://schemas.microsoft.com/office/word/2012/wordml" xmlns:w16cex="http://schemas.microsoft.com/office/word/2018/wordml/cex" xmlns:w16cid="http://schemas.microsoft.com/office/word/2016/wordml/cid" xmlns:w16="http://schemas.microsoft.com/office/word/2018/wordml" xmlns:w16du="http://schemas.microsoft.com/office/word/2023/wordml/word16du" xmlns:w16sdtdh="http://schemas.microsoft.com/office/word/2020/wordml/sdtdatahash" xmlns:w16sdtfl="http://schemas.microsoft.com/office/word/2024/wordml/sdtformatlock" xmlns:w16se="http://schemas.microsoft.com/office/word/2015/wordml/symex" xmlns:wpg="http://schemas.microsoft.com/office/word/2010/wordprocessingGroup" xmlns:wpi="http://schemas.microsoft.com/office/word/2010/wordprocessingInk" xmlns:wne="http://schemas.microsoft.com/office/word/2006/wordml" xmlns:wps="http://schemas.microsoft.com/office/word/2010/wordprocessingShape" mc:Ignorable="w14 w15 w16se w16cid w16 w16cex w16sdtdh w16sdtfl w16du wp14">
+<w:document xmlns:wpc="http://schemas.microsoft.com/office/word/2010/wordprocessingCanvas" xmlns:cx="http://schemas.microsoft.com/office/drawing/2014/chartex" xmlns:cx1="http://schemas.microsoft.com/office/drawing/2015/9/8/chartex" xmlns:cx2="http://schemas.microsoft.com/office/drawing/2015/10/21/chartex" xmlns:cx3="http://schemas.microsoft.com/office/drawing/2016/5/9/chartex" xmlns:cx4="http://schemas.microsoft.com/office/drawing/2016/5/10/chartex" xmlns:cx5="http://schemas.microsoft.com/office/drawing/2016/5/11/chartex" xmlns:cx6="http://schemas.microsoft.com/office/drawing/2016/5/12/chartex" xmlns:cx7="http://schemas.microsoft.com/office/drawing/2016/5/13/chartex" xmlns:cx8="http://schemas.microsoft.com/office/drawing/2016/5/14/chartex" xmlns:mc="http://schemas.openxmlformats.org/markup-compatibility/2006" xmlns:aink="http://schemas.microsoft.com/office/drawing/2016/ink" xmlns:am3d="http://schemas.microsoft.com/office/drawing/2017/model3d" xmlns:o="urn:schemas-microsoft-com:office:office" xmlns:oel="http://schemas.microsoft.com/office/2019/extlst" xmlns:r="http://schemas.openxmlformats.org/officeDocument/2006/relationships" xmlns:m="http://schemas.openxmlformats.org/officeDocument/2006/math" xmlns:v="urn:schemas-microsoft-com:vml" xmlns:wp14="http://schemas.microsoft.com/office/word/2010/wordprocessingDrawing" xmlns:wp="http://schemas.openxmlformats.org/drawingml/2006/wordprocessingDrawing" xmlns:w10="urn:schemas-microsoft-com:office:word" xmlns:w="http://schemas.openxmlformats.org/wordprocessingml/2006/main" xmlns:w14="http://schemas.microsoft.com/office/word/2010/wordml" xmlns:w15="http://schemas.microsoft.com/office/word/2012/wordml" xmlns:w16cei="http://schemas.microsoft.com/office/word/2026/wordml/cei" xmlns:w16cex="http://schemas.microsoft.com/office/word/2018/wordml/cex" xmlns:w16cid="http://schemas.microsoft.com/office/word/2016/wordml/cid" xmlns:w16="http://schemas.microsoft.com/office/word/2018/wordml" xmlns:w16du="http://schemas.microsoft.com/office/word/2023/wordml/word16du" xmlns:w16sdtdh="http://schemas.microsoft.com/office/word/2020/wordml/sdtdatahash" xmlns:w16sdtfl="http://schemas.microsoft.com/office/word/2024/wordml/sdtformatlock" xmlns:w16se="http://schemas.microsoft.com/office/word/2015/wordml/symex" xmlns:wpg="http://schemas.microsoft.com/office/word/2010/wordprocessingGroup" xmlns:wpi="http://schemas.microsoft.com/office/word/2010/wordprocessingInk" xmlns:wne="http://schemas.microsoft.com/office/word/2006/wordml" xmlns:wps="http://schemas.microsoft.com/office/word/2010/wordprocessingShape" mc:Ignorable="w14 w15 w16se w16cid w16 w16cex w16sdtdh w16sdtfl w16du wp14">
   <w:body>
     <w:p>
       <w:pPr>
-        <w:rPr>
-          <w:b/>
-          <w:bCs/>
-        </w:rPr>
-      </w:pPr>
-      <w:r>
-        <w:rPr>
-          <w:b/>
-          <w:bCs/>
-        </w:rPr>
+        <w:pStyle w:val="Heading1"/>
+      </w:pPr>
+      <w:r>
         <w:t>Day 6: The File Manager (OS Agent)</w:t>
       </w:r>
     </w:p>
-    <w:p>
-      <w:pPr>
-        <w:rPr>
-          <w:b/>
-          <w:bCs/>
-        </w:rPr>
-      </w:pPr>
-      <w:r>
-        <w:rPr>
-          <w:b/>
-          <w:bCs/>
-        </w:rPr>
+    <w:p/>
+    <w:p>
+      <w:pPr>
+        <w:pStyle w:val="Heading2"/>
+      </w:pPr>
+      <w:r>
         <w:t>1. Project Overview</w:t>
       </w:r>
     </w:p>
     <w:p>
       <w:r>
-        <w:t>Today, we are giving our AI Agent "hands." Until now, our agents have only been able to </w:t>
-      </w:r>
-      <w:r>
-        <w:rPr>
-          <w:i/>
-          <w:iCs/>
-        </w:rPr>
-        <w:t>read</w:t>
-      </w:r>
-      <w:r>
-        <w:t> data or perform calculations. Today, we introduce the concept of </w:t>
-      </w:r>
-      <w:r>
-        <w:rPr>
-          <w:b/>
-          <w:bCs/>
-        </w:rPr>
-        <w:t>Side-Effects</w:t>
-      </w:r>
-      <w:r>
-        <w:t>. We will build an Operating System (OS) Agent capable of physically interacting with your computer's hard drive.</w:t>
-      </w:r>
-    </w:p>
-    <w:p>
-      <w:r>
-        <w:t>We will create a custom C# plugin that allows Gemini to list files in a directory, read a file's contents, and write to new files. We will then give the AI a high-level goal: </w:t>
-      </w:r>
-      <w:r>
-        <w:rPr>
-          <w:i/>
-          <w:iCs/>
-        </w:rPr>
-        <w:t>"Find the error log file, figure out what went wrong, and write a summary to a new text file."</w:t>
-      </w:r>
-      <w:r>
-        <w:t> The AI will autonomously chain these tools together to accomplish the physical task.</w:t>
-      </w:r>
-    </w:p>
-    <w:p>
-      <w:pPr>
-        <w:rPr>
-          <w:b/>
-          <w:bCs/>
-        </w:rPr>
-      </w:pPr>
-      <w:r>
-        <w:rPr>
-          <w:b/>
-          <w:bCs/>
-        </w:rPr>
+        <w:t>This project gives the AI agent "hands." Every prior lesson either generated text or, at most, performed math — nothing changed the outside world. Today's program introduces real side-effects: a `FileSystemPlugin` that can list, read, and write files on the local filesystem. The program first creates a dummy server log file, then hands the AI a vague, multi-step goal ("find the log file, figure out what errors occurred, and write a summary to a new file") without telling it the log file's name. Using auto tool-invocation, the model has to autonomously chain `ListFiles` → `ReadFile` → `WriteFile` to accomplish the task, and the program proves the side effect actually happened by reading the resulting file straight off disk afterward.</w:t>
+      </w:r>
+    </w:p>
+    <w:p/>
+    <w:p>
+      <w:pPr>
+        <w:pStyle w:val="Heading2"/>
+      </w:pPr>
+      <w:r>
         <w:t>2. Prerequisites &amp; Setup</w:t>
       </w:r>
     </w:p>
     <w:p>
       <w:pPr>
+        <w:pStyle w:val="ListParagraph"/>
         <w:numPr>
           <w:ilvl w:val="0"/>
-          <w:numId w:val="1"/>
+          <w:numId w:val="7"/>
         </w:numPr>
-      </w:pPr>
-      <w:r>
-        <w:rPr>
-          <w:b/>
-          <w:bCs/>
-        </w:rPr>
-        <w:t>Environment:</w:t>
-      </w:r>
-      <w:r>
-        <w:t> .NET 8 SDK installed.</w:t>
-      </w:r>
-    </w:p>
-    <w:p>
-      <w:pPr>
+        <w:ind w:left="1080"/>
+      </w:pPr>
+      <w:r>
+        <w:t>Environment: .NET 10 SDK installed.</w:t>
+      </w:r>
+    </w:p>
+    <w:p>
+      <w:pPr>
+        <w:pStyle w:val="ListParagraph"/>
         <w:numPr>
           <w:ilvl w:val="0"/>
-          <w:numId w:val="1"/>
+          <w:numId w:val="7"/>
         </w:numPr>
-      </w:pPr>
-      <w:r>
-        <w:rPr>
-          <w:b/>
-          <w:bCs/>
-        </w:rPr>
-        <w:t>Project Type:</w:t>
-      </w:r>
-      <w:r>
-        <w:t> C# Console Application.</w:t>
-      </w:r>
-    </w:p>
-    <w:p>
-      <w:pPr>
+        <w:ind w:left="1080"/>
+      </w:pPr>
+      <w:r>
+        <w:t>Project Type: C# Console Application.</w:t>
+      </w:r>
+    </w:p>
+    <w:p>
+      <w:pPr>
+        <w:pStyle w:val="ListParagraph"/>
         <w:numPr>
           <w:ilvl w:val="0"/>
-          <w:numId w:val="1"/>
+          <w:numId w:val="7"/>
         </w:numPr>
-      </w:pPr>
-      <w:r>
-        <w:rPr>
-          <w:b/>
-          <w:bCs/>
-        </w:rPr>
+        <w:ind w:left="1080"/>
+      </w:pPr>
+      <w:r>
         <w:t>NuGet Packages required:</w:t>
       </w:r>
     </w:p>
     <w:p>
-      <w:pPr>
-        <w:numPr>
-          <w:ilvl w:val="1"/>
-          <w:numId w:val="1"/>
-        </w:numPr>
-      </w:pPr>
-      <w:r>
-        <w:t>Microsoft.SemanticKernel</w:t>
-      </w:r>
-    </w:p>
-    <w:p>
-      <w:pPr>
-        <w:numPr>
-          <w:ilvl w:val="1"/>
-          <w:numId w:val="1"/>
-        </w:numPr>
-      </w:pPr>
-      <w:r>
-        <w:t>Microsoft.SemanticKernel.Connectors.Google</w:t>
-      </w:r>
-    </w:p>
-    <w:p>
-      <w:pPr>
+      <w:r>
+        <w:t xml:space="preserve">  - Microsoft.SemanticKernel</w:t>
+      </w:r>
+    </w:p>
+    <w:p>
+      <w:r>
+        <w:t xml:space="preserve">  - Microsoft.SemanticKernel.Connectors.Google</w:t>
+      </w:r>
+    </w:p>
+    <w:p>
+      <w:pPr>
+        <w:pStyle w:val="ListParagraph"/>
         <w:numPr>
           <w:ilvl w:val="0"/>
-          <w:numId w:val="1"/>
+          <w:numId w:val="8"/>
         </w:numPr>
-      </w:pPr>
-      <w:r>
-        <w:rPr>
-          <w:b/>
-          <w:bCs/>
-        </w:rPr>
-        <w:t>API Key:</w:t>
-      </w:r>
-      <w:r>
-        <w:t> Store your Gemini API key in the GEMINI_API_KEY environment variable.</w:t>
-      </w:r>
-    </w:p>
-    <w:p>
-      <w:pPr>
+        <w:ind w:left="1080"/>
+      </w:pPr>
+      <w:r>
+        <w:t>API Key: A Google Gemini API key, read from the `GEMINI_API_KEY` environment variable. Model used: `gemini-2.5-flash`.</w:t>
+      </w:r>
+    </w:p>
+    <w:p>
+      <w:pPr>
+        <w:pStyle w:val="ListParagraph"/>
         <w:numPr>
           <w:ilvl w:val="0"/>
-          <w:numId w:val="1"/>
+          <w:numId w:val="8"/>
         </w:numPr>
-      </w:pPr>
-      <w:r>
-        <w:rPr>
-          <w:b/>
-          <w:bCs/>
-        </w:rPr>
-        <w:t>Model:</w:t>
-      </w:r>
-      <w:r>
-        <w:t> gemini-2.5-flash</w:t>
-      </w:r>
-    </w:p>
-    <w:p>
-      <w:pPr>
-        <w:rPr>
-          <w:b/>
-          <w:bCs/>
-        </w:rPr>
-      </w:pPr>
-      <w:r>
-        <w:rPr>
-          <w:b/>
-          <w:bCs/>
-        </w:rPr>
+        <w:ind w:left="1080"/>
+      </w:pPr>
+      <w:r>
+        <w:t>Note: The program writes `server_logs.txt` (its dummy input) and, if the AI completes the task correctly, `error_summary.txt` (its output) into the current working directory. Both are real files created by this run.</w:t>
+      </w:r>
+    </w:p>
+    <w:p/>
+    <w:p>
+      <w:pPr>
+        <w:pStyle w:val="Heading2"/>
+      </w:pPr>
+      <w:r>
         <w:t>3. Core Concepts Covered</w:t>
       </w:r>
     </w:p>
     <w:p>
       <w:pPr>
+        <w:pStyle w:val="ListParagraph"/>
         <w:numPr>
           <w:ilvl w:val="0"/>
-          <w:numId w:val="2"/>
+          <w:numId w:val="9"/>
         </w:numPr>
+        <w:ind w:left="1080"/>
       </w:pPr>
       <w:r>
         <w:rPr>
           <w:b/>
-          <w:bCs/>
-        </w:rPr>
-        <w:t>Side-Effects:</w:t>
-      </w:r>
-      <w:r>
-        <w:t> Allowing an LLM to take actions that permanently change the state of a system (like modifying a file or dropping a database table).</w:t>
-      </w:r>
-    </w:p>
-    <w:p>
-      <w:pPr>
+        </w:rPr>
+        <w:t>Side-Effects</w:t>
+      </w:r>
+      <w:r>
+        <w:t>: Allowing an LLM-driven agent to take actions that permanently change the state of a system — here, creating and modifying real files — rather than only producing text.</w:t>
+      </w:r>
+    </w:p>
+    <w:p>
+      <w:pPr>
+        <w:pStyle w:val="ListParagraph"/>
         <w:numPr>
           <w:ilvl w:val="0"/>
-          <w:numId w:val="2"/>
+          <w:numId w:val="9"/>
         </w:numPr>
+        <w:ind w:left="1080"/>
       </w:pPr>
       <w:r>
         <w:rPr>
           <w:b/>
-          <w:bCs/>
-        </w:rPr>
-        <w:t>Sequential Tool Chaining:</w:t>
-      </w:r>
-      <w:r>
-        <w:t> Watching the AI realize it must execute multiple tools in a specific order to achieve a goal (e.g., </w:t>
-      </w:r>
-      <w:r>
-        <w:rPr>
-          <w:i/>
-          <w:iCs/>
-        </w:rPr>
-        <w:t>List -&gt; Read -&gt; Write</w:t>
-      </w:r>
-      <w:r>
-        <w:t>).</w:t>
-      </w:r>
-    </w:p>
-    <w:p>
-      <w:pPr>
+        </w:rPr>
+        <w:t>AddFromObject vs. AddFromType</w:t>
+      </w:r>
+      <w:r>
+        <w:t>: `builder.Plugi</w:t>
+      </w:r>
+      <w:r>
+        <w:lastRenderedPageBreak/>
+        <w:t>ns.AddFromObject(new FileSystemPlugin(), "FileSystem")` registers an *already-constructed instance* of a plugin, in contrast to Day 4's `AddFromType&lt;MathPlugin&gt;()`, which let Semantic Kernel construct the instance itself. This matters here because `FileSystemPlugin` has constructor logic (capturing the sandboxed directory) that needs to run before registration.</w:t>
+      </w:r>
+    </w:p>
+    <w:p>
+      <w:pPr>
+        <w:pStyle w:val="ListParagraph"/>
         <w:numPr>
           <w:ilvl w:val="0"/>
-          <w:numId w:val="2"/>
+          <w:numId w:val="9"/>
         </w:numPr>
+        <w:ind w:left="1080"/>
       </w:pPr>
       <w:r>
         <w:rPr>
           <w:b/>
-          <w:bCs/>
-        </w:rPr>
-        <w:t>AI Sandboxing (Security):</w:t>
-      </w:r>
-      <w:r>
-        <w:t> The importance of restricting an AI's permissions. We will restrict our plugin to </w:t>
-      </w:r>
-      <w:r>
-        <w:rPr>
-          <w:i/>
-          <w:iCs/>
-        </w:rPr>
-        <w:t>only</w:t>
-      </w:r>
-      <w:r>
-        <w:t> interact with the current working directory to prevent the AI from accidentally reading or deleting sensitive system files.</w:t>
-      </w:r>
-    </w:p>
-    <w:p>
-      <w:r>
-        <w:pict w14:anchorId="6134BA4A">
-          <v:rect id="_x0000_i1043" style="width:730.5pt;height:1.5pt" o:hrpct="0" o:hralign="center" o:hrstd="t" o:hr="t" fillcolor="#a0a0a0" stroked="f"/>
-        </w:pict>
-      </w:r>
-    </w:p>
-    <w:p>
-      <w:pPr>
-        <w:rPr>
-          <w:b/>
-          <w:bCs/>
-          <w:lang w:val="fr-FR"/>
-        </w:rPr>
-      </w:pPr>
-      <w:r>
-        <w:rPr>
-          <w:b/>
-          <w:bCs/>
-          <w:lang w:val="fr-FR"/>
-        </w:rPr>
-        <w:t>4. Complete C# Code (Program.cs)</w:t>
-      </w:r>
-    </w:p>
-    <w:p>
-      <w:r>
-        <w:t>codeC#</w:t>
-      </w:r>
-    </w:p>
-    <w:p>
-      <w:r>
-        <w:lastRenderedPageBreak/>
-        <w:t>using System;</w:t>
-      </w:r>
-    </w:p>
-    <w:p>
-      <w:r>
-        <w:t>using System.ComponentModel;</w:t>
-      </w:r>
-    </w:p>
-    <w:p>
-      <w:r>
-        <w:t>using System.IO;</w:t>
-      </w:r>
-    </w:p>
-    <w:p>
-      <w:r>
-        <w:t>using System.Linq;</w:t>
-      </w:r>
-    </w:p>
-    <w:p>
-      <w:r>
-        <w:t>using System.Threading.Tasks;</w:t>
-      </w:r>
-    </w:p>
-    <w:p>
-      <w:r>
-        <w:t>using Microsoft.SemanticKernel;</w:t>
-      </w:r>
-    </w:p>
-    <w:p>
-      <w:r>
-        <w:t>using Microsoft.SemanticKernel.Connectors.Google;</w:t>
-      </w:r>
-    </w:p>
-    <w:p/>
-    <w:p>
-      <w:r>
-        <w:t>namespace Day6FileManager</w:t>
-      </w:r>
-    </w:p>
-    <w:p>
-      <w:r>
-        <w:t>{</w:t>
-      </w:r>
-    </w:p>
-    <w:p>
-      <w:r>
-        <w:t xml:space="preserve">    // Step 1: Define the File System Plugin</w:t>
-      </w:r>
-    </w:p>
-    <w:p>
-      <w:r>
-        <w:t xml:space="preserve">    public class FileSystemPlugin</w:t>
-      </w:r>
-    </w:p>
-    <w:p>
-      <w:r>
-        <w:t xml:space="preserve">    {</w:t>
-      </w:r>
-    </w:p>
-    <w:p>
-      <w:r>
-        <w:t xml:space="preserve">        private readonly string _currentDirectory;</w:t>
-      </w:r>
-    </w:p>
-    <w:p/>
-    <w:p>
-      <w:r>
-        <w:t xml:space="preserve">        public FileSystemPlugin()</w:t>
-      </w:r>
-    </w:p>
-    <w:p>
-      <w:r>
-        <w:t xml:space="preserve">        {</w:t>
-      </w:r>
-    </w:p>
-    <w:p>
-      <w:r>
-        <w:t xml:space="preserve">            // Sandbox the AI to the application's current running directory for safety</w:t>
-      </w:r>
-    </w:p>
-    <w:p>
-      <w:r>
-        <w:t xml:space="preserve">            _currentDirectory = Directory.GetCurrentDirectory();</w:t>
-      </w:r>
-    </w:p>
-    <w:p>
-      <w:r>
-        <w:t xml:space="preserve">        }</w:t>
-      </w:r>
-    </w:p>
-    <w:p/>
-    <w:p>
-      <w:r>
-        <w:t xml:space="preserve">        [KernelFunction("ListFiles")]</w:t>
-      </w:r>
-    </w:p>
-    <w:p>
-      <w:r>
-        <w:t xml:space="preserve">        [Description("Lists the names of all files in the current directory.")]</w:t>
-      </w:r>
-    </w:p>
-    <w:p>
-      <w:r>
-        <w:t xml:space="preserve">        public string ListFiles()</w:t>
-      </w:r>
-    </w:p>
-    <w:p>
-      <w:r>
-        <w:t xml:space="preserve">        {</w:t>
-      </w:r>
-    </w:p>
-    <w:p>
-      <w:r>
-        <w:t xml:space="preserve">            Console.WriteLine("\n[PLUGIN EXECUTING] AI is listing files in the directory...");</w:t>
-      </w:r>
-    </w:p>
-    <w:p>
-      <w:r>
-        <w:lastRenderedPageBreak/>
-        <w:t xml:space="preserve">            var files = Directory.GetFiles(_currentDirectory);</w:t>
-      </w:r>
-    </w:p>
-    <w:p>
-      <w:r>
-        <w:t xml:space="preserve">            if (files.Length == 0) return "The directory is empty.";</w:t>
-      </w:r>
-    </w:p>
-    <w:p>
-      <w:r>
-        <w:t xml:space="preserve">            </w:t>
-      </w:r>
-    </w:p>
-    <w:p>
-      <w:r>
-        <w:t xml:space="preserve">            // Return just the file names, not the full system paths</w:t>
-      </w:r>
-    </w:p>
-    <w:p>
-      <w:r>
-        <w:t xml:space="preserve">            return string.Join("\n", files.Select(Path.GetFileName));</w:t>
-      </w:r>
-    </w:p>
-    <w:p>
-      <w:r>
-        <w:t xml:space="preserve">        }</w:t>
-      </w:r>
-    </w:p>
-    <w:p/>
-    <w:p>
-      <w:r>
-        <w:t xml:space="preserve">        [KernelFunction("ReadFile")]</w:t>
-      </w:r>
-    </w:p>
-    <w:p>
-      <w:r>
-        <w:t xml:space="preserve">        [Description("Reads and returns the text content of a specified file.")]</w:t>
-      </w:r>
-    </w:p>
-    <w:p>
-      <w:r>
-        <w:t xml:space="preserve">        public async Task&lt;string&gt; ReadFileAsync([Description("The exact name of the file to read (e.g., 'document.txt')")] string fileName)</w:t>
-      </w:r>
-    </w:p>
-    <w:p>
-      <w:r>
-        <w:t xml:space="preserve">        {</w:t>
-      </w:r>
-    </w:p>
-    <w:p>
-      <w:r>
-        <w:t xml:space="preserve">            Console.WriteLine($"\n[PLUGIN EXECUTING] AI is reading file: '{fileName}'...");</w:t>
-      </w:r>
-    </w:p>
-    <w:p>
-      <w:r>
-        <w:t xml:space="preserve">            </w:t>
-      </w:r>
-    </w:p>
-    <w:p>
-      <w:r>
-        <w:t xml:space="preserve">            string path = Path.Combine(_currentDirectory, fileName);</w:t>
-      </w:r>
-    </w:p>
-    <w:p>
-      <w:r>
-        <w:t xml:space="preserve">            if (!File.Exists(path)) return $"Error: The file '{fileName}' does not exist.";</w:t>
-      </w:r>
-    </w:p>
-    <w:p>
-      <w:r>
-        <w:t xml:space="preserve">            </w:t>
-      </w:r>
-    </w:p>
-    <w:p>
-      <w:r>
-        <w:t xml:space="preserve">            return await File.ReadAllTextAsync(path);</w:t>
-      </w:r>
-    </w:p>
-    <w:p>
-      <w:r>
-        <w:t xml:space="preserve">        }</w:t>
-      </w:r>
-    </w:p>
-    <w:p/>
-    <w:p>
-      <w:r>
-        <w:t xml:space="preserve">        [KernelFunction("WriteFile")]</w:t>
-      </w:r>
-    </w:p>
-    <w:p>
-      <w:r>
-        <w:t xml:space="preserve">        [Description("Writes text content into a specified file. If the file doesn't exist, it will be created.")]</w:t>
-      </w:r>
-    </w:p>
-    <w:p>
-      <w:r>
-        <w:t xml:space="preserve">        public async Task&lt;string&gt; WriteFileAsync(</w:t>
-      </w:r>
-    </w:p>
-    <w:p>
-      <w:r>
-        <w:t xml:space="preserve">            [Description("The name of the file to write to (e.g., 'summary.txt')")] string fileName, </w:t>
-      </w:r>
-    </w:p>
-    <w:p>
-      <w:r>
-        <w:t xml:space="preserve">            [Description("The text content to save inside the file")] string content)</w:t>
-      </w:r>
-    </w:p>
-    <w:p>
-      <w:r>
-        <w:t xml:space="preserve">        {</w:t>
-      </w:r>
-    </w:p>
-    <w:p>
-      <w:r>
-        <w:lastRenderedPageBreak/>
-        <w:t xml:space="preserve">            Console.WriteLine($"\n[PLUGIN EXECUTING] AI is writing data to file: '{fileName}'...");</w:t>
-      </w:r>
-    </w:p>
-    <w:p>
-      <w:r>
-        <w:t xml:space="preserve">            </w:t>
-      </w:r>
-    </w:p>
-    <w:p>
-      <w:r>
-        <w:t xml:space="preserve">            string path = Path.Combine(_currentDirectory, fileName);</w:t>
-      </w:r>
-    </w:p>
-    <w:p>
-      <w:r>
-        <w:t xml:space="preserve">            await File.WriteAllTextAsync(path, content);</w:t>
-      </w:r>
-    </w:p>
-    <w:p>
-      <w:r>
-        <w:t xml:space="preserve">            </w:t>
-      </w:r>
-    </w:p>
-    <w:p>
-      <w:r>
-        <w:t xml:space="preserve">            return $"Success: The file '{fileName}' was successfully created and written to.";</w:t>
-      </w:r>
-    </w:p>
-    <w:p>
-      <w:r>
-        <w:t xml:space="preserve">        }</w:t>
-      </w:r>
-    </w:p>
-    <w:p>
-      <w:r>
-        <w:t xml:space="preserve">    }</w:t>
-      </w:r>
-    </w:p>
-    <w:p/>
-    <w:p>
-      <w:r>
-        <w:t xml:space="preserve">    class Program</w:t>
-      </w:r>
-    </w:p>
-    <w:p>
-      <w:r>
-        <w:t xml:space="preserve">    {</w:t>
-      </w:r>
-    </w:p>
-    <w:p>
-      <w:r>
-        <w:t xml:space="preserve">        static async Task Main(string[] args)</w:t>
-      </w:r>
-    </w:p>
-    <w:p>
-      <w:r>
-        <w:t xml:space="preserve">        {</w:t>
-      </w:r>
-    </w:p>
-    <w:p>
-      <w:r>
-        <w:t xml:space="preserve">            // Step 2: Setup the Dummy Log File for the AI to find</w:t>
-      </w:r>
-    </w:p>
-    <w:p>
-      <w:r>
-        <w:t xml:space="preserve">            SetupDummyLogFile();</w:t>
-      </w:r>
-    </w:p>
-    <w:p/>
-    <w:p>
-      <w:r>
-        <w:t xml:space="preserve">            // Step 3: Initialize the Kernel with Gemini 2.5 Flash</w:t>
-      </w:r>
-    </w:p>
-    <w:p>
-      <w:r>
-        <w:t xml:space="preserve">            var builder = Kernel.CreateBuilder();</w:t>
-      </w:r>
-    </w:p>
-    <w:p>
-      <w:r>
-        <w:t xml:space="preserve">            string apiKey = Environment.GetEnvironmentVariable("GEMINI_API_KEY") </w:t>
-      </w:r>
-    </w:p>
-    <w:p>
-      <w:r>
-        <w:t xml:space="preserve">                            ?? throw new Exception("GEMINI_API_KEY environment variable not set.");</w:t>
-      </w:r>
-    </w:p>
-    <w:p>
-      <w:r>
-        <w:t xml:space="preserve">            </w:t>
-      </w:r>
-    </w:p>
-    <w:p>
-      <w:r>
-        <w:t xml:space="preserve">            builder.AddGoogleAIGeminiChatCompletion("gemini-2.5-flash", apiKey);</w:t>
-      </w:r>
-    </w:p>
-    <w:p/>
-    <w:p>
-      <w:r>
-        <w:t xml:space="preserve">            // Step 4: Add our File System Plugin</w:t>
-      </w:r>
-    </w:p>
-    <w:p>
-      <w:r>
-        <w:t xml:space="preserve">            builder.Plugins.AddFromObject(new FileSystemPlugin(), "FileSystem");</w:t>
-      </w:r>
-    </w:p>
-    <w:p/>
-    <w:p>
-      <w:r>
-        <w:lastRenderedPageBreak/>
-        <w:t xml:space="preserve">            Kernel kernel = builder.Build();</w:t>
-      </w:r>
-    </w:p>
-    <w:p/>
-    <w:p>
-      <w:r>
-        <w:t xml:space="preserve">            // Step 5: Define a multi-step task for the AI</w:t>
-      </w:r>
-    </w:p>
-    <w:p>
-      <w:r>
-        <w:t xml:space="preserve">            string prompt = "Look in the current directory for a server log file. Read its contents, figure out what errors occurred, and write a summary of those errors into a new file called 'error_summary.txt'.";</w:t>
-      </w:r>
-    </w:p>
-    <w:p/>
-    <w:p>
-      <w:r>
-        <w:t xml:space="preserve">            // Step 6: Enable Auto-Invocation so the AI can chain the tools</w:t>
-      </w:r>
-    </w:p>
-    <w:p>
-      <w:r>
-        <w:t xml:space="preserve">            var executionSettings = new GeminiPromptExecutionSettings</w:t>
-      </w:r>
-    </w:p>
-    <w:p>
-      <w:r>
-        <w:t xml:space="preserve">            {</w:t>
-      </w:r>
-    </w:p>
-    <w:p>
-      <w:r>
-        <w:t xml:space="preserve">                ToolCallBehavior = ToolCallBehavior.AutoInvokeKernelFunctions,</w:t>
-      </w:r>
-    </w:p>
-    <w:p>
-      <w:r>
-        <w:t xml:space="preserve">                Temperature = 0.0 // Low temperature for deterministic actions</w:t>
-      </w:r>
-    </w:p>
-    <w:p>
-      <w:r>
-        <w:t xml:space="preserve">            };</w:t>
-      </w:r>
-    </w:p>
-    <w:p/>
-    <w:p>
-      <w:r>
-        <w:t xml:space="preserve">            var arguments = new KernelArguments(executionSettings);</w:t>
-      </w:r>
-    </w:p>
-    <w:p/>
-    <w:p>
-      <w:r>
-        <w:t xml:space="preserve">            Console.WriteLine($"Task: {prompt}\n");</w:t>
-      </w:r>
-    </w:p>
-    <w:p>
-      <w:r>
-        <w:t xml:space="preserve">            Console.WriteLine("Agent is thinking and interacting with the file system...");</w:t>
-      </w:r>
-    </w:p>
-    <w:p/>
-    <w:p>
-      <w:r>
-        <w:t xml:space="preserve">            // Step 7: Execute the prompt</w:t>
-      </w:r>
-    </w:p>
-    <w:p>
-      <w:r>
-        <w:t xml:space="preserve">            var result = await kernel.InvokePromptAsync(prompt, arguments);</w:t>
-      </w:r>
-    </w:p>
-    <w:p/>
-    <w:p>
-      <w:r>
-        <w:t xml:space="preserve">            // Step 8: Display the final result</w:t>
-      </w:r>
-    </w:p>
-    <w:p>
-      <w:r>
-        <w:t xml:space="preserve">            Console.WriteLine("\n--- AI TASK REPORT ---");</w:t>
-      </w:r>
-    </w:p>
-    <w:p>
-      <w:r>
-        <w:t xml:space="preserve">            Console.WriteLine(result.ToString().Trim());</w:t>
-      </w:r>
-    </w:p>
-    <w:p>
-      <w:r>
-        <w:t xml:space="preserve">            Console.WriteLine("----------------------");</w:t>
-      </w:r>
-    </w:p>
-    <w:p/>
-    <w:p>
-      <w:r>
-        <w:lastRenderedPageBreak/>
-        <w:t xml:space="preserve">            // Verify the file was actually created on the hard drive</w:t>
-      </w:r>
-    </w:p>
-    <w:p>
-      <w:r>
-        <w:t xml:space="preserve">            string summaryPath = Path.Combine(Directory.GetCurrentDirectory(), "error_summary.txt");</w:t>
-      </w:r>
-    </w:p>
-    <w:p>
-      <w:r>
-        <w:t xml:space="preserve">            if (File.Exists(summaryPath))</w:t>
-      </w:r>
-    </w:p>
-    <w:p>
-      <w:r>
-        <w:t xml:space="preserve">            {</w:t>
-      </w:r>
-    </w:p>
-    <w:p>
-      <w:r>
-        <w:t xml:space="preserve">                Console.WriteLine("\n[VERIFICATION] Reading 'error_summary.txt' directly from the hard drive:");</w:t>
-      </w:r>
-    </w:p>
-    <w:p>
-      <w:r>
-        <w:t xml:space="preserve">                Console.WriteLine(await File.ReadAllTextAsync(summaryPath));</w:t>
-      </w:r>
-    </w:p>
-    <w:p>
-      <w:r>
-        <w:t xml:space="preserve">            }</w:t>
-      </w:r>
-    </w:p>
-    <w:p>
-      <w:r>
-        <w:t xml:space="preserve">        }</w:t>
-      </w:r>
-    </w:p>
-    <w:p/>
-    <w:p>
-      <w:r>
-        <w:t xml:space="preserve">        // Helper method to generate a log file for our demonstration</w:t>
-      </w:r>
-    </w:p>
-    <w:p>
-      <w:r>
-        <w:t xml:space="preserve">        static void SetupDummyLogFile()</w:t>
-      </w:r>
-    </w:p>
-    <w:p>
-      <w:r>
-        <w:t xml:space="preserve">        {</w:t>
-      </w:r>
-    </w:p>
-    <w:p>
-      <w:r>
-        <w:t xml:space="preserve">            string path = Path.Combine(Directory.GetCurrentDirectory(), "server_logs.txt");</w:t>
-      </w:r>
-    </w:p>
-    <w:p>
-      <w:r>
-        <w:t xml:space="preserve">            string logContent = @"</w:t>
-      </w:r>
-    </w:p>
-    <w:p>
-      <w:r>
-        <w:t>[08:00:00] INFO - Server booted successfully.</w:t>
-      </w:r>
-    </w:p>
-    <w:p>
-      <w:r>
-        <w:t>[08:15:22] INFO - User admin logged in.</w:t>
-      </w:r>
-    </w:p>
-    <w:p>
-      <w:r>
-        <w:t>[08:45:01] ERROR - DatabaseConnectionException: Failed to connect to DB at 192.168.1.50. Timeout.</w:t>
-      </w:r>
-    </w:p>
-    <w:p>
-      <w:r>
-        <w:t>[09:10:00] INFO - Nightly backup started.</w:t>
-      </w:r>
-    </w:p>
-    <w:p>
-      <w:r>
-        <w:t>[09:12:44] ERROR - NullReferenceException in PaymentProcessingModule.cs line 42.</w:t>
-      </w:r>
-    </w:p>
-    <w:p>
-      <w:r>
-        <w:t>[10:00:00] INFO - Routine health check passed.</w:t>
-      </w:r>
-    </w:p>
-    <w:p>
-      <w:r>
-        <w:t>";</w:t>
-      </w:r>
-    </w:p>
-    <w:p>
-      <w:r>
-        <w:t xml:space="preserve">            File.WriteAllText(path, logContent.Trim());</w:t>
-      </w:r>
-    </w:p>
-    <w:p>
-      <w:r>
-        <w:t xml:space="preserve">        }</w:t>
-      </w:r>
-    </w:p>
-    <w:p>
-      <w:r>
-        <w:t xml:space="preserve">    }</w:t>
-      </w:r>
-    </w:p>
-    <w:p>
-      <w:r>
-        <w:lastRenderedPageBreak/>
-        <w:t>}</w:t>
-      </w:r>
-    </w:p>
-    <w:p>
-      <w:r>
-        <w:pict w14:anchorId="3EDB89B1">
-          <v:rect id="_x0000_i1044" style="width:730.5pt;height:1.5pt" o:hrpct="0" o:hralign="center" o:hrstd="t" o:hr="t" fillcolor="#a0a0a0" stroked="f"/>
-        </w:pict>
-      </w:r>
-    </w:p>
-    <w:p>
-      <w:pPr>
-        <w:rPr>
-          <w:b/>
-          <w:bCs/>
-        </w:rPr>
-      </w:pPr>
-      <w:r>
-        <w:rPr>
-          <w:b/>
-          <w:bCs/>
-        </w:rPr>
-        <w:t>5. Code Walkthrough &amp; Explanations</w:t>
-      </w:r>
-    </w:p>
-    <w:p>
-      <w:pPr>
-        <w:rPr>
-          <w:b/>
-          <w:bCs/>
-        </w:rPr>
-      </w:pPr>
-      <w:r>
-        <w:rPr>
-          <w:b/>
-          <w:bCs/>
-        </w:rPr>
-        <w:t>Step 1: The FileSystemPlugin &amp; Sandboxing</w:t>
-      </w:r>
-    </w:p>
-    <w:p>
-      <w:r>
-        <w:t>We created three distinct [KernelFunction] methods: ListFiles, ReadFile, and WriteFile.</w:t>
-      </w:r>
-    </w:p>
-    <w:p>
-      <w:pPr>
+        </w:rPr>
+        <w:t>Sequential Tool Chaining</w:t>
+      </w:r>
+      <w:r>
+        <w:t>: With `ToolCallBehavior = GeminiToolCallBehavior.AutoInvokeKernelFunctions`, the model has to reason through an ordered sequence of tool calls (list, then read, then write) rather than a single call, since it doesn't know the log file's name in advance.</w:t>
+      </w:r>
+    </w:p>
+    <w:p>
+      <w:pPr>
+        <w:pStyle w:val="ListParagraph"/>
         <w:numPr>
           <w:ilvl w:val="0"/>
-          <w:numId w:val="3"/>
+          <w:numId w:val="9"/>
         </w:numPr>
-      </w:pPr>
-      <w:r>
-        <w:rPr>
-          <w:i/>
-          <w:iCs/>
-        </w:rPr>
-        <w:t>Explanation:</w:t>
-      </w:r>
-      <w:r>
-        <w:t> Notice the security precaution in the constructor. We hardcode _currentDirectory = Directory.GetCurrentDirectory(); and force all file paths to combine with it. When giving AI access to an operating system (a "Side-Effect"), you </w:t>
-      </w:r>
+        <w:ind w:left="1080"/>
+      </w:pPr>
       <w:r>
         <w:rPr>
           <w:b/>
-          <w:bCs/>
-        </w:rPr>
-        <w:t>must</w:t>
-      </w:r>
-      <w:r>
-        <w:t> sandbox it. Without this restriction, a malicious prompt injection could command the AI to read sensitive system configuration files or delete entire directories.</w:t>
-      </w:r>
-    </w:p>
-    <w:p>
-      <w:pPr>
-        <w:rPr>
-          <w:b/>
-          <w:bCs/>
-        </w:rPr>
-      </w:pPr>
-      <w:r>
-        <w:rPr>
-          <w:b/>
-          <w:bCs/>
-        </w:rPr>
-        <w:t>Step 5: The Multi-Step Prompt</w:t>
-      </w:r>
-    </w:p>
-    <w:p>
-      <w:r>
-        <w:t>The prompt we pass to the Kernel isn't a simple question; it's a multi-step objective: </w:t>
-      </w:r>
-      <w:r>
-        <w:rPr>
-          <w:i/>
-          <w:iCs/>
-        </w:rPr>
-        <w:t>"Look in the current directory... Read its contents... write a summary..."</w:t>
-      </w:r>
-    </w:p>
-    <w:p>
-      <w:pPr>
+        </w:rPr>
+        <w:t>AI Sandboxing (Security)</w:t>
+      </w:r>
+      <w:r>
+        <w:t>: `FileSystemPlugin`'s constructor hardcodes all file operations to `Directory.GetCurrentDirectory()`, restricting the AI to a bounded area of the filesyst</w:t>
+      </w:r>
+      <w:r>
+        <w:lastRenderedPageBreak/>
+        <w:t>em instead of giving it unrestricted disk access.</w:t>
+      </w:r>
+    </w:p>
+    <w:p>
+      <w:pPr>
+        <w:pStyle w:val="ListParagraph"/>
         <w:numPr>
           <w:ilvl w:val="0"/>
-          <w:numId w:val="4"/>
+          <w:numId w:val="9"/>
         </w:numPr>
-      </w:pPr>
-      <w:r>
-        <w:rPr>
-          <w:i/>
-          <w:iCs/>
-        </w:rPr>
-        <w:t>Explanation:</w:t>
-      </w:r>
-      <w:r>
-        <w:t> The AI does not know the exact name of the file ahead of time. This forces the LLM to exercise logic and reasoning.</w:t>
-      </w:r>
-    </w:p>
-    <w:p>
-      <w:pPr>
+        <w:ind w:left="1080"/>
+      </w:pPr>
+      <w:r>
         <w:rPr>
           <w:b/>
-          <w:bCs/>
-        </w:rPr>
-      </w:pPr>
-      <w:r>
-        <w:rPr>
-          <w:b/>
-          <w:bCs/>
-        </w:rPr>
-        <w:t>Step 6: Tool Chaining via Auto-Invocation</w:t>
-      </w:r>
-    </w:p>
-    <w:p>
-      <w:r>
-        <w:t>Because we enabled ToolCallBehavior.AutoInvokeKernelFunctions, Semantic Kernel manages a complex conversation loop between Gemini and your C# code behind the scenes:</w:t>
-      </w:r>
-    </w:p>
-    <w:p>
-      <w:pPr>
+        </w:rPr>
+        <w:t>Async Native Functions</w:t>
+      </w:r>
+      <w:r>
+        <w:t>: `ReadFileAsync` and `WriteFileAsync` show that `[KernelFunction]`-decorated methods can be asynchronous (`Task&lt;string&gt;`), not just synchronous like Day 4's math functions.</w:t>
+      </w:r>
+    </w:p>
+    <w:p>
+      <w:pPr>
+        <w:pStyle w:val="ListParagraph"/>
         <w:numPr>
           <w:ilvl w:val="0"/>
-          <w:numId w:val="5"/>
+          <w:numId w:val="9"/>
         </w:numPr>
+        <w:ind w:left="1080"/>
       </w:pPr>
       <w:r>
         <w:rPr>
           <w:b/>
-          <w:bCs/>
-        </w:rPr>
-        <w:t>AI Thought:</w:t>
-      </w:r>
-      <w:r>
-        <w:t> "I need to find a log file. I will use ListFiles."</w:t>
-      </w:r>
-    </w:p>
-    <w:p>
-      <w:pPr>
-        <w:numPr>
-          <w:ilvl w:val="0"/>
-          <w:numId w:val="5"/>
-        </w:numPr>
-      </w:pPr>
-      <w:r>
-        <w:rPr>
-          <w:i/>
-          <w:iCs/>
-        </w:rPr>
-        <w:t>Semantic Kernel executes ListFiles() and returns server_logs.txt.</w:t>
-      </w:r>
-    </w:p>
-    <w:p>
-      <w:pPr>
-        <w:numPr>
-          <w:ilvl w:val="0"/>
-          <w:numId w:val="5"/>
-        </w:numPr>
-      </w:pPr>
-      <w:r>
+        </w:rPr>
+        <w:t>External Verification</w:t>
+      </w:r>
+      <w:r>
+        <w:t>: After the AI reports the task complete, the program independently re-reads `error_summary.txt` from disk using plain C# file I/O — proving to the audience that a real file was written, not just that the AI *claimed* to write one.</w:t>
+      </w:r>
+    </w:p>
+    <w:p/>
+    <w:p>
+      <w:pPr>
+        <w:pStyle w:val="Heading2"/>
+      </w:pPr>
+      <w:r>
+        <w:t>4. Complete Code</w:t>
+      </w:r>
+    </w:p>
+    <w:p>
+      <w:pPr>
         <w:rPr>
           <w:b/>
-          <w:bCs/>
-        </w:rPr>
-        <w:t>AI Thought:</w:t>
-      </w:r>
-      <w:r>
-        <w:t> "Ah, I see server_logs.txt. Now I need to read it. I will use ReadFile('server_logs.txt')."</w:t>
-      </w:r>
-    </w:p>
-    <w:p>
-      <w:pPr>
-        <w:numPr>
-          <w:ilvl w:val="0"/>
-          <w:numId w:val="5"/>
-        </w:numPr>
-      </w:pPr>
-      <w:r>
-        <w:rPr>
-          <w:i/>
-          <w:iCs/>
-        </w:rPr>
-        <w:t>Semantic Kernel executes ReadFileAsync() and returns the text.</w:t>
-      </w:r>
-    </w:p>
-    <w:p>
-      <w:pPr>
-        <w:numPr>
-          <w:ilvl w:val="0"/>
-          <w:numId w:val="5"/>
-        </w:numPr>
+        </w:rPr>
       </w:pPr>
       <w:r>
         <w:rPr>
           <w:b/>
-          <w:bCs/>
-        </w:rPr>
-        <w:t>AI Thought:</w:t>
-      </w:r>
-      <w:r>
-        <w:t> "I see a Database error and a Payment error. I need to write this to a file. I will use WriteFile('error_summary.txt', '&lt;content&gt;')."</w:t>
-      </w:r>
-    </w:p>
-    <w:p>
-      <w:pPr>
-        <w:numPr>
-          <w:ilvl w:val="0"/>
-          <w:numId w:val="5"/>
-        </w:numPr>
-      </w:pPr>
-      <w:r>
-        <w:rPr>
-          <w:i/>
-          <w:iCs/>
-        </w:rPr>
-        <w:t>Semantic Kernel executes WriteFileAsync().</w:t>
-      </w:r>
-    </w:p>
-    <w:p>
-      <w:pPr>
-        <w:numPr>
-          <w:ilvl w:val="0"/>
-          <w:numId w:val="5"/>
-        </w:numPr>
-      </w:pPr>
+        </w:rPr>
+        <w:t>Program.cs</w:t>
+      </w:r>
+    </w:p>
+    <w:p>
+      <w:pPr>
+        <w:pStyle w:val="NoSpacing"/>
+        <w:rPr>
+          <w:rFonts w:ascii="Consolas" w:hAnsi="Consolas"/>
+          <w:sz w:val="19"/>
+        </w:rPr>
+      </w:pPr>
+      <w:r>
+        <w:rPr>
+          <w:rFonts w:ascii="Consolas" w:hAnsi="Consolas"/>
+          <w:sz w:val="19"/>
+        </w:rPr>
+        <w:t>// Day 6: The File Manager</w:t>
+      </w:r>
+    </w:p>
+    <w:p>
+      <w:pPr>
+        <w:pStyle w:val="NoSpacing"/>
+        <w:rPr>
+          <w:rFonts w:ascii="Consolas" w:hAnsi="Consolas"/>
+          <w:sz w:val="19"/>
+        </w:rPr>
+      </w:pPr>
+      <w:r>
+        <w:rPr>
+          <w:rFonts w:ascii="Consolas" w:hAnsi="Consolas"/>
+          <w:sz w:val="19"/>
+        </w:rPr>
+        <w:t>// ---------------------------------------------------------------------------</w:t>
+      </w:r>
+    </w:p>
+    <w:p>
+      <w:pPr>
+        <w:pStyle w:val="NoSpacing"/>
+        <w:rPr>
+          <w:rFonts w:ascii="Consolas" w:hAnsi="Consolas"/>
+          <w:sz w:val="19"/>
+        </w:rPr>
+      </w:pPr>
+      <w:r>
+        <w:rPr>
+          <w:rFonts w:ascii="Consolas" w:hAnsi="Consolas"/>
+          <w:sz w:val="19"/>
+        </w:rPr>
+        <w:t>// Gives the agent "hands": a plugin that can list, read, and write files on</w:t>
+      </w:r>
+    </w:p>
+    <w:p>
+      <w:pPr>
+        <w:pStyle w:val="NoSpacing"/>
+        <w:rPr>
+          <w:rFonts w:ascii="Consolas" w:hAnsi="Consolas"/>
+          <w:sz w:val="19"/>
+        </w:rPr>
+      </w:pPr>
+      <w:r>
+        <w:rPr>
+          <w:rFonts w:ascii="Consolas" w:hAnsi="Consolas"/>
+          <w:sz w:val="19"/>
+        </w:rPr>
+        <w:t>// the local filesystem - the first episode with real side-effects instead of</w:t>
+      </w:r>
+    </w:p>
+    <w:p>
+      <w:pPr>
+        <w:pStyle w:val="NoSpacing"/>
+        <w:rPr>
+          <w:rFonts w:ascii="Consolas" w:hAnsi="Consolas"/>
+          <w:sz w:val="19"/>
+        </w:rPr>
+      </w:pPr>
+      <w:r>
+        <w:rPr>
+          <w:rFonts w:ascii="Consolas" w:hAnsi="Consolas"/>
+          <w:sz w:val="19"/>
+        </w:rPr>
+        <w:t>// just generated text. The AI is handed a vague, multi-step goal ("find the</w:t>
+      </w:r>
+    </w:p>
+    <w:p>
+      <w:pPr>
+        <w:pStyle w:val="NoSpacing"/>
+        <w:rPr>
+          <w:rFonts w:ascii="Consolas" w:hAnsi="Consolas"/>
+          <w:sz w:val="19"/>
+        </w:rPr>
+      </w:pPr>
+      <w:r>
+        <w:rPr>
+          <w:rFonts w:ascii="Consolas" w:hAnsi="Consolas"/>
+          <w:sz w:val="19"/>
+        </w:rPr>
+        <w:t>// log file, summarize the errors, write the summary") and has to chain</w:t>
+      </w:r>
+    </w:p>
+    <w:p>
+      <w:pPr>
+        <w:pStyle w:val="NoSpacing"/>
+        <w:rPr>
+          <w:rFonts w:ascii="Consolas" w:hAnsi="Consolas"/>
+          <w:sz w:val="19"/>
+        </w:rPr>
+      </w:pPr>
+      <w:r>
+        <w:rPr>
+          <w:rFonts w:ascii="Consolas" w:hAnsi="Consolas"/>
+          <w:sz w:val="19"/>
+        </w:rPr>
+        <w:t>// ListFiles -&gt; ReadFile -&gt; WriteFile on its own via auto tool-invocation.</w:t>
+      </w:r>
+    </w:p>
+    <w:p>
+      <w:pPr>
+        <w:pStyle w:val="NoSpacing"/>
+        <w:rPr>
+          <w:rFonts w:ascii="Consolas" w:hAnsi="Consolas"/>
+          <w:sz w:val="19"/>
+        </w:rPr>
+      </w:pPr>
+      <w:r>
+        <w:rPr>
+          <w:rFonts w:ascii="Consolas" w:hAnsi="Consolas"/>
+          <w:sz w:val="19"/>
+        </w:rPr>
+        <w:t>using System;</w:t>
+      </w:r>
+    </w:p>
+    <w:p>
+      <w:pPr>
+        <w:pStyle w:val="NoSpacing"/>
+        <w:rPr>
+          <w:rFonts w:ascii="Consolas" w:hAnsi="Consolas"/>
+          <w:sz w:val="19"/>
+        </w:rPr>
+      </w:pPr>
+      <w:r>
+        <w:rPr>
+          <w:rFonts w:ascii="Consolas" w:hAnsi="Consolas"/>
+          <w:sz w:val="19"/>
+        </w:rPr>
+        <w:t>using System.ComponentModel;</w:t>
+      </w:r>
+    </w:p>
+    <w:p>
+      <w:pPr>
+        <w:pStyle w:val="NoSpacing"/>
+        <w:rPr>
+          <w:rFonts w:ascii="Consolas" w:hAnsi="Consolas"/>
+          <w:sz w:val="19"/>
+        </w:rPr>
+      </w:pPr>
+      <w:r>
+        <w:rPr>
+          <w:rFonts w:ascii="Consolas" w:hAnsi="Consolas"/>
+          <w:sz w:val="19"/>
+        </w:rPr>
+        <w:t>using System.IO;</w:t>
+      </w:r>
+    </w:p>
+    <w:p>
+      <w:pPr>
+        <w:pStyle w:val="NoSpacing"/>
+        <w:rPr>
+          <w:rFonts w:ascii="Consolas" w:hAnsi="Consolas"/>
+          <w:sz w:val="19"/>
+        </w:rPr>
+      </w:pPr>
+      <w:r>
+        <w:rPr>
+          <w:rFonts w:ascii="Consolas" w:hAnsi="Consolas"/>
+          <w:sz w:val="19"/>
+        </w:rPr>
+        <w:t>using System.Linq;</w:t>
+      </w:r>
+    </w:p>
+    <w:p>
+      <w:pPr>
+        <w:pStyle w:val="NoSpacing"/>
+        <w:rPr>
+          <w:rFonts w:ascii="Consolas" w:hAnsi="Consolas"/>
+          <w:sz w:val="19"/>
+        </w:rPr>
+      </w:pPr>
+      <w:r>
+        <w:rPr>
+          <w:rFonts w:ascii="Consolas" w:hAnsi="Consolas"/>
+          <w:sz w:val="19"/>
+        </w:rPr>
+        <w:t>using System.Security.Cryptography.X509Certificates;</w:t>
+      </w:r>
+    </w:p>
+    <w:p>
+      <w:pPr>
+        <w:pStyle w:val="NoSpacing"/>
+        <w:rPr>
+          <w:rFonts w:ascii="Consolas" w:hAnsi="Consolas"/>
+          <w:sz w:val="19"/>
+        </w:rPr>
+      </w:pPr>
+      <w:r>
+        <w:rPr>
+          <w:rFonts w:ascii="Consolas" w:hAnsi="Consolas"/>
+          <w:sz w:val="19"/>
+        </w:rPr>
+        <w:t>using System.Threading.Tasks;</w:t>
+      </w:r>
+    </w:p>
+    <w:p>
+      <w:pPr>
+        <w:pStyle w:val="NoSpacing"/>
+        <w:rPr>
+          <w:rFonts w:ascii="Consolas" w:hAnsi="Consolas"/>
+          <w:sz w:val="19"/>
+        </w:rPr>
+      </w:pPr>
+      <w:r>
+        <w:rPr>
+          <w:rFonts w:ascii="Consolas" w:hAnsi="Consolas"/>
+          <w:sz w:val="19"/>
+        </w:rPr>
+        <w:t>using Microsoft.SemanticKernel;</w:t>
+      </w:r>
+    </w:p>
+    <w:p>
+      <w:pPr>
+        <w:pStyle w:val="NoSpacing"/>
+        <w:rPr>
+          <w:rFonts w:ascii="Consolas" w:hAnsi="Consolas"/>
+          <w:sz w:val="19"/>
+        </w:rPr>
+      </w:pPr>
+      <w:r>
+        <w:rPr>
+          <w:rFonts w:ascii="Consolas" w:hAnsi="Consolas"/>
+          <w:sz w:val="19"/>
+        </w:rPr>
+        <w:t>using Microsoft.SemanticKernel.Connectors.Google;</w:t>
+      </w:r>
+    </w:p>
+    <w:p>
+      <w:pPr>
+        <w:pStyle w:val="NoSpacing"/>
+        <w:rPr>
+          <w:rFonts w:ascii="Consolas" w:hAnsi="Consolas"/>
+          <w:sz w:val="19"/>
+        </w:rPr>
+      </w:pPr>
+    </w:p>
+    <w:p>
+      <w:pPr>
+        <w:pStyle w:val="NoSpacing"/>
+        <w:rPr>
+          <w:rFonts w:ascii="Consolas" w:hAnsi="Consolas"/>
+          <w:sz w:val="19"/>
+        </w:rPr>
+      </w:pPr>
+      <w:r>
+        <w:rPr>
+          <w:rFonts w:ascii="Consolas" w:hAnsi="Consolas"/>
+          <w:sz w:val="19"/>
+        </w:rPr>
+        <w:t>namespace Day6FileManager</w:t>
+      </w:r>
+    </w:p>
+    <w:p>
+      <w:pPr>
+        <w:pStyle w:val="NoSpacing"/>
+        <w:rPr>
+          <w:rFonts w:ascii="Consolas" w:hAnsi="Consolas"/>
+          <w:sz w:val="19"/>
+        </w:rPr>
+      </w:pPr>
+      <w:r>
+        <w:rPr>
+          <w:rFonts w:ascii="Consolas" w:hAnsi="Consolas"/>
+          <w:sz w:val="19"/>
+        </w:rPr>
+        <w:t>{</w:t>
+      </w:r>
+    </w:p>
+    <w:p>
+      <w:pPr>
+        <w:pStyle w:val="NoSpacing"/>
+        <w:rPr>
+          <w:rFonts w:ascii="Consolas" w:hAnsi="Consolas"/>
+          <w:sz w:val="19"/>
+        </w:rPr>
+      </w:pPr>
+      <w:r>
+        <w:rPr>
+          <w:rFonts w:ascii="Consolas" w:hAnsi="Consolas"/>
+          <w:sz w:val="19"/>
+        </w:rPr>
+        <w:t xml:space="preserve">    // Step 1: Define </w:t>
+      </w:r>
+      <w:r>
+        <w:rPr>
+          <w:rFonts w:ascii="Consolas" w:hAnsi="Consolas"/>
+          <w:sz w:val="19"/>
+        </w:rPr>
+        <w:lastRenderedPageBreak/>
+        <w:t>the File System Plugin</w:t>
+      </w:r>
+    </w:p>
+    <w:p>
+      <w:pPr>
+        <w:pStyle w:val="NoSpacing"/>
+        <w:rPr>
+          <w:rFonts w:ascii="Consolas" w:hAnsi="Consolas"/>
+          <w:sz w:val="19"/>
+        </w:rPr>
+      </w:pPr>
+      <w:r>
+        <w:rPr>
+          <w:rFonts w:ascii="Consolas" w:hAnsi="Consolas"/>
+          <w:sz w:val="19"/>
+        </w:rPr>
+        <w:t xml:space="preserve">    public class FileSystemPlugin</w:t>
+      </w:r>
+    </w:p>
+    <w:p>
+      <w:pPr>
+        <w:pStyle w:val="NoSpacing"/>
+        <w:rPr>
+          <w:rFonts w:ascii="Consolas" w:hAnsi="Consolas"/>
+          <w:sz w:val="19"/>
+        </w:rPr>
+      </w:pPr>
+      <w:r>
+        <w:rPr>
+          <w:rFonts w:ascii="Consolas" w:hAnsi="Consolas"/>
+          <w:sz w:val="19"/>
+        </w:rPr>
+        <w:t xml:space="preserve">    {</w:t>
+      </w:r>
+    </w:p>
+    <w:p>
+      <w:pPr>
+        <w:pStyle w:val="NoSpacing"/>
+        <w:rPr>
+          <w:rFonts w:ascii="Consolas" w:hAnsi="Consolas"/>
+          <w:sz w:val="19"/>
+        </w:rPr>
+      </w:pPr>
+      <w:r>
+        <w:rPr>
+          <w:rFonts w:ascii="Consolas" w:hAnsi="Consolas"/>
+          <w:sz w:val="19"/>
+        </w:rPr>
+        <w:t xml:space="preserve">        private readonly string _currentDirectory;</w:t>
+      </w:r>
+    </w:p>
+    <w:p>
+      <w:pPr>
+        <w:pStyle w:val="NoSpacing"/>
+        <w:rPr>
+          <w:rFonts w:ascii="Consolas" w:hAnsi="Consolas"/>
+          <w:sz w:val="19"/>
+        </w:rPr>
+      </w:pPr>
+    </w:p>
+    <w:p>
+      <w:pPr>
+        <w:pStyle w:val="NoSpacing"/>
+        <w:rPr>
+          <w:rFonts w:ascii="Consolas" w:hAnsi="Consolas"/>
+          <w:sz w:val="19"/>
+        </w:rPr>
+      </w:pPr>
+      <w:r>
+        <w:rPr>
+          <w:rFonts w:ascii="Consolas" w:hAnsi="Consolas"/>
+          <w:sz w:val="19"/>
+        </w:rPr>
+        <w:t xml:space="preserve">        public FileSystemPlugin()</w:t>
+      </w:r>
+    </w:p>
+    <w:p>
+      <w:pPr>
+        <w:pStyle w:val="NoSpacing"/>
+        <w:rPr>
+          <w:rFonts w:ascii="Consolas" w:hAnsi="Consolas"/>
+          <w:sz w:val="19"/>
+        </w:rPr>
+      </w:pPr>
+      <w:r>
+        <w:rPr>
+          <w:rFonts w:ascii="Consolas" w:hAnsi="Consolas"/>
+          <w:sz w:val="19"/>
+        </w:rPr>
+        <w:t xml:space="preserve">        {</w:t>
+      </w:r>
+    </w:p>
+    <w:p>
+      <w:pPr>
+        <w:pStyle w:val="NoSpacing"/>
+        <w:rPr>
+          <w:rFonts w:ascii="Consolas" w:hAnsi="Consolas"/>
+          <w:sz w:val="19"/>
+        </w:rPr>
+      </w:pPr>
+      <w:r>
+        <w:rPr>
+          <w:rFonts w:ascii="Consolas" w:hAnsi="Consolas"/>
+          <w:sz w:val="19"/>
+        </w:rPr>
+        <w:t xml:space="preserve">            // Sandbox the AI to the application's current running directory for safety.</w:t>
+      </w:r>
+    </w:p>
+    <w:p>
+      <w:pPr>
+        <w:pStyle w:val="NoSpacing"/>
+        <w:rPr>
+          <w:rFonts w:ascii="Consolas" w:hAnsi="Consolas"/>
+          <w:sz w:val="19"/>
+        </w:rPr>
+      </w:pPr>
+      <w:r>
+        <w:rPr>
+          <w:rFonts w:ascii="Consolas" w:hAnsi="Consolas"/>
+          <w:sz w:val="19"/>
+        </w:rPr>
+        <w:t xml:space="preserve">            // Side-effect-capable plugins must restrict what the model can touch -</w:t>
+      </w:r>
+    </w:p>
+    <w:p>
+      <w:pPr>
+        <w:pStyle w:val="NoSpacing"/>
+        <w:rPr>
+          <w:rFonts w:ascii="Consolas" w:hAnsi="Consolas"/>
+          <w:sz w:val="19"/>
+        </w:rPr>
+      </w:pPr>
+      <w:r>
+        <w:rPr>
+          <w:rFonts w:ascii="Consolas" w:hAnsi="Consolas"/>
+          <w:sz w:val="19"/>
+        </w:rPr>
+        <w:t xml:space="preserve">            // without this, a malicious prompt could read or delete files well</w:t>
+      </w:r>
+    </w:p>
+    <w:p>
+      <w:pPr>
+        <w:pStyle w:val="NoSpacing"/>
+        <w:rPr>
+          <w:rFonts w:ascii="Consolas" w:hAnsi="Consolas"/>
+          <w:sz w:val="19"/>
+        </w:rPr>
+      </w:pPr>
+      <w:r>
+        <w:rPr>
+          <w:rFonts w:ascii="Consolas" w:hAnsi="Consolas"/>
+          <w:sz w:val="19"/>
+        </w:rPr>
+        <w:t xml:space="preserve">            // outside what this demo intends to expose.</w:t>
+      </w:r>
+    </w:p>
+    <w:p>
+      <w:pPr>
+        <w:pStyle w:val="NoSpacing"/>
+        <w:rPr>
+          <w:rFonts w:ascii="Consolas" w:hAnsi="Consolas"/>
+          <w:sz w:val="19"/>
+        </w:rPr>
+      </w:pPr>
+      <w:r>
+        <w:rPr>
+          <w:rFonts w:ascii="Consolas" w:hAnsi="Consolas"/>
+          <w:sz w:val="19"/>
+        </w:rPr>
+        <w:t xml:space="preserve">            _currentDirectory = Directory.GetCurrentDirectory();</w:t>
+      </w:r>
+    </w:p>
+    <w:p>
+      <w:pPr>
+        <w:pStyle w:val="NoSpacing"/>
+        <w:rPr>
+          <w:rFonts w:ascii="Consolas" w:hAnsi="Consolas"/>
+          <w:sz w:val="19"/>
+        </w:rPr>
+      </w:pPr>
+      <w:r>
+        <w:rPr>
+          <w:rFonts w:ascii="Consolas" w:hAnsi="Consolas"/>
+          <w:sz w:val="19"/>
+        </w:rPr>
+        <w:t xml:space="preserve">        }</w:t>
+      </w:r>
+    </w:p>
+    <w:p>
+      <w:pPr>
+        <w:pStyle w:val="NoSpacing"/>
+        <w:rPr>
+          <w:rFonts w:ascii="Consolas" w:hAnsi="Consolas"/>
+          <w:sz w:val="19"/>
+        </w:rPr>
+      </w:pPr>
+    </w:p>
+    <w:p>
+      <w:pPr>
+        <w:pStyle w:val="NoSpacing"/>
+        <w:rPr>
+          <w:rFonts w:ascii="Consolas" w:hAnsi="Consolas"/>
+          <w:sz w:val="19"/>
+        </w:rPr>
+      </w:pPr>
+      <w:r>
+        <w:rPr>
+          <w:rFonts w:ascii="Consolas" w:hAnsi="Consolas"/>
+          <w:sz w:val="19"/>
+        </w:rPr>
+        <w:t xml:space="preserve">        [KernelFunction("ListFiles")]</w:t>
+      </w:r>
+    </w:p>
+    <w:p>
+      <w:pPr>
+        <w:pStyle w:val="NoSpacing"/>
+        <w:rPr>
+          <w:rFonts w:ascii="Consolas" w:hAnsi="Consolas"/>
+          <w:sz w:val="19"/>
+        </w:rPr>
+      </w:pPr>
+      <w:r>
+        <w:rPr>
+          <w:rFonts w:ascii="Consolas" w:hAnsi="Consolas"/>
+          <w:sz w:val="19"/>
+        </w:rPr>
+        <w:t xml:space="preserve">        [Description("Lists the names of all the files in the current directory.")]</w:t>
+      </w:r>
+    </w:p>
+    <w:p>
+      <w:pPr>
+        <w:pStyle w:val="NoSpacing"/>
+        <w:rPr>
+          <w:rFonts w:ascii="Consolas" w:hAnsi="Consolas"/>
+          <w:sz w:val="19"/>
+        </w:rPr>
+      </w:pPr>
+      <w:r>
+        <w:rPr>
+          <w:rFonts w:ascii="Consolas" w:hAnsi="Consolas"/>
+          <w:sz w:val="19"/>
+        </w:rPr>
+        <w:t xml:space="preserve">        public string ListFiles()</w:t>
+      </w:r>
+    </w:p>
+    <w:p>
+      <w:pPr>
+        <w:pStyle w:val="NoSpacing"/>
+        <w:rPr>
+          <w:rFonts w:ascii="Consolas" w:hAnsi="Consolas"/>
+          <w:sz w:val="19"/>
+        </w:rPr>
+      </w:pPr>
+      <w:r>
+        <w:rPr>
+          <w:rFonts w:ascii="Consolas" w:hAnsi="Consolas"/>
+          <w:sz w:val="19"/>
+        </w:rPr>
+        <w:t xml:space="preserve">        {</w:t>
+      </w:r>
+    </w:p>
+    <w:p>
+      <w:pPr>
+        <w:pStyle w:val="NoSpacing"/>
+        <w:rPr>
+          <w:rFonts w:ascii="Consolas" w:hAnsi="Consolas"/>
+          <w:sz w:val="19"/>
+        </w:rPr>
+      </w:pPr>
+      <w:r>
+        <w:rPr>
+          <w:rFonts w:ascii="Consolas" w:hAnsi="Consolas"/>
+          <w:sz w:val="19"/>
+        </w:rPr>
+        <w:t xml:space="preserve">            Console.WriteLine("[PLUGIN EXECUTING] AI is listing files in the directory...");</w:t>
+      </w:r>
+    </w:p>
+    <w:p>
+      <w:pPr>
+        <w:pStyle w:val="NoSpacing"/>
+        <w:rPr>
+          <w:rFonts w:ascii="Consolas" w:hAnsi="Consolas"/>
+          <w:sz w:val="19"/>
+        </w:rPr>
+      </w:pPr>
+      <w:r>
+        <w:rPr>
+          <w:rFonts w:ascii="Consolas" w:hAnsi="Consolas"/>
+          <w:sz w:val="19"/>
+        </w:rPr>
+        <w:t xml:space="preserve">            var files = Directory.GetFiles(_currentDirectory);</w:t>
+      </w:r>
+    </w:p>
+    <w:p>
+      <w:pPr>
+        <w:pStyle w:val="NoSpacing"/>
+        <w:rPr>
+          <w:rFonts w:ascii="Consolas" w:hAnsi="Consolas"/>
+          <w:sz w:val="19"/>
+        </w:rPr>
+      </w:pPr>
+      <w:r>
+        <w:rPr>
+          <w:rFonts w:ascii="Consolas" w:hAnsi="Consolas"/>
+          <w:sz w:val="19"/>
+        </w:rPr>
+        <w:t xml:space="preserve">            if (files.Length == 0) return "The directory is empty";</w:t>
+      </w:r>
+    </w:p>
+    <w:p>
+      <w:pPr>
+        <w:pStyle w:val="NoSpacing"/>
+        <w:rPr>
+          <w:rFonts w:ascii="Consolas" w:hAnsi="Consolas"/>
+          <w:sz w:val="19"/>
+        </w:rPr>
+      </w:pPr>
+    </w:p>
+    <w:p>
+      <w:pPr>
+        <w:pStyle w:val="NoSpacing"/>
+        <w:rPr>
+          <w:rFonts w:ascii="Consolas" w:hAnsi="Consolas"/>
+          <w:sz w:val="19"/>
+        </w:rPr>
+      </w:pPr>
+      <w:r>
+        <w:rPr>
+          <w:rFonts w:ascii="Consolas" w:hAnsi="Consolas"/>
+          <w:sz w:val="19"/>
+        </w:rPr>
+        <w:t xml:space="preserve">            return string.Join("\n", files.Select(Path.GetFileName));</w:t>
+      </w:r>
+    </w:p>
+    <w:p>
+      <w:pPr>
+        <w:pStyle w:val="NoSpacing"/>
+        <w:rPr>
+          <w:rFonts w:ascii="Consolas" w:hAnsi="Consolas"/>
+          <w:sz w:val="19"/>
+        </w:rPr>
+      </w:pPr>
+      <w:r>
+        <w:rPr>
+          <w:rFonts w:ascii="Consolas" w:hAnsi="Consolas"/>
+          <w:sz w:val="19"/>
+        </w:rPr>
+        <w:t xml:space="preserve">        }</w:t>
+      </w:r>
+    </w:p>
+    <w:p>
+      <w:pPr>
+        <w:pStyle w:val="NoSpacing"/>
+        <w:rPr>
+          <w:rFonts w:ascii="Consolas" w:hAnsi="Consolas"/>
+          <w:sz w:val="19"/>
+        </w:rPr>
+      </w:pPr>
+    </w:p>
+    <w:p>
+      <w:pPr>
+        <w:pStyle w:val="NoSpacing"/>
+        <w:rPr>
+          <w:rFonts w:ascii="Consolas" w:hAnsi="Consolas"/>
+          <w:sz w:val="19"/>
+        </w:rPr>
+      </w:pPr>
+      <w:r>
+        <w:rPr>
+          <w:rFonts w:ascii="Consolas" w:hAnsi="Consolas"/>
+          <w:sz w:val="19"/>
+        </w:rPr>
+        <w:t xml:space="preserve">        [KernelFunction("ReadFile")]</w:t>
+      </w:r>
+    </w:p>
+    <w:p>
+      <w:pPr>
+        <w:pStyle w:val="NoSpacing"/>
+        <w:rPr>
+          <w:rFonts w:ascii="Consolas" w:hAnsi="Consolas"/>
+          <w:sz w:val="19"/>
+        </w:rPr>
+      </w:pPr>
+      <w:r>
+        <w:rPr>
+          <w:rFonts w:ascii="Consolas" w:hAnsi="Consolas"/>
+          <w:sz w:val="19"/>
+        </w:rPr>
+        <w:t xml:space="preserve">        [Descript</w:t>
+      </w:r>
+      <w:r>
+        <w:rPr>
+          <w:rFonts w:ascii="Consolas" w:hAnsi="Consolas"/>
+          <w:sz w:val="19"/>
+        </w:rPr>
+        <w:lastRenderedPageBreak/>
+        <w:t>ion("Reads and returns the text content of a specified file")]</w:t>
+      </w:r>
+    </w:p>
+    <w:p>
+      <w:pPr>
+        <w:pStyle w:val="NoSpacing"/>
+        <w:rPr>
+          <w:rFonts w:ascii="Consolas" w:hAnsi="Consolas"/>
+          <w:sz w:val="19"/>
+        </w:rPr>
+      </w:pPr>
+      <w:r>
+        <w:rPr>
+          <w:rFonts w:ascii="Consolas" w:hAnsi="Consolas"/>
+          <w:sz w:val="19"/>
+        </w:rPr>
+        <w:t xml:space="preserve">        public async Task&lt;string&gt; ReadFileAsync([Description("The exact name of the file to read (e.g. 'document.txt')")] string fileName)</w:t>
+      </w:r>
+    </w:p>
+    <w:p>
+      <w:pPr>
+        <w:pStyle w:val="NoSpacing"/>
+        <w:rPr>
+          <w:rFonts w:ascii="Consolas" w:hAnsi="Consolas"/>
+          <w:sz w:val="19"/>
+        </w:rPr>
+      </w:pPr>
+      <w:r>
+        <w:rPr>
+          <w:rFonts w:ascii="Consolas" w:hAnsi="Consolas"/>
+          <w:sz w:val="19"/>
+        </w:rPr>
+        <w:t xml:space="preserve">        {</w:t>
+      </w:r>
+    </w:p>
+    <w:p>
+      <w:pPr>
+        <w:pStyle w:val="NoSpacing"/>
+        <w:rPr>
+          <w:rFonts w:ascii="Consolas" w:hAnsi="Consolas"/>
+          <w:sz w:val="19"/>
+        </w:rPr>
+      </w:pPr>
+      <w:r>
+        <w:rPr>
+          <w:rFonts w:ascii="Consolas" w:hAnsi="Consolas"/>
+          <w:sz w:val="19"/>
+        </w:rPr>
+        <w:t xml:space="preserve">            Console.WriteLine($"[PLUGIN EXECUTING] AI is reading file: '{fileName}'...");</w:t>
+      </w:r>
+    </w:p>
+    <w:p>
+      <w:pPr>
+        <w:pStyle w:val="NoSpacing"/>
+        <w:rPr>
+          <w:rFonts w:ascii="Consolas" w:hAnsi="Consolas"/>
+          <w:sz w:val="19"/>
+        </w:rPr>
+      </w:pPr>
+      <w:r>
+        <w:rPr>
+          <w:rFonts w:ascii="Consolas" w:hAnsi="Consolas"/>
+          <w:sz w:val="19"/>
+        </w:rPr>
+        <w:t xml:space="preserve">            string path = Path.Combine(_currentDirectory, fileName);</w:t>
+      </w:r>
+    </w:p>
+    <w:p>
+      <w:pPr>
+        <w:pStyle w:val="NoSpacing"/>
+        <w:rPr>
+          <w:rFonts w:ascii="Consolas" w:hAnsi="Consolas"/>
+          <w:sz w:val="19"/>
+        </w:rPr>
+      </w:pPr>
+      <w:r>
+        <w:rPr>
+          <w:rFonts w:ascii="Consolas" w:hAnsi="Consolas"/>
+          <w:sz w:val="19"/>
+        </w:rPr>
+        <w:t xml:space="preserve">            if (!File.Exists(path)) return $"Error: the file '{fileName}' does not exist.";</w:t>
+      </w:r>
+    </w:p>
+    <w:p>
+      <w:pPr>
+        <w:pStyle w:val="NoSpacing"/>
+        <w:rPr>
+          <w:rFonts w:ascii="Consolas" w:hAnsi="Consolas"/>
+          <w:sz w:val="19"/>
+        </w:rPr>
+      </w:pPr>
+    </w:p>
+    <w:p>
+      <w:pPr>
+        <w:pStyle w:val="NoSpacing"/>
+        <w:rPr>
+          <w:rFonts w:ascii="Consolas" w:hAnsi="Consolas"/>
+          <w:sz w:val="19"/>
+        </w:rPr>
+      </w:pPr>
+      <w:r>
+        <w:rPr>
+          <w:rFonts w:ascii="Consolas" w:hAnsi="Consolas"/>
+          <w:sz w:val="19"/>
+        </w:rPr>
+        <w:t xml:space="preserve">            return await File.ReadAllTextAsync(path);</w:t>
+      </w:r>
+    </w:p>
+    <w:p>
+      <w:pPr>
+        <w:pStyle w:val="NoSpacing"/>
+        <w:rPr>
+          <w:rFonts w:ascii="Consolas" w:hAnsi="Consolas"/>
+          <w:sz w:val="19"/>
+        </w:rPr>
+      </w:pPr>
+      <w:r>
+        <w:rPr>
+          <w:rFonts w:ascii="Consolas" w:hAnsi="Consolas"/>
+          <w:sz w:val="19"/>
+        </w:rPr>
+        <w:t xml:space="preserve">        }</w:t>
+      </w:r>
+    </w:p>
+    <w:p>
+      <w:pPr>
+        <w:pStyle w:val="NoSpacing"/>
+        <w:rPr>
+          <w:rFonts w:ascii="Consolas" w:hAnsi="Consolas"/>
+          <w:sz w:val="19"/>
+        </w:rPr>
+      </w:pPr>
+    </w:p>
+    <w:p>
+      <w:pPr>
+        <w:pStyle w:val="NoSpacing"/>
+        <w:rPr>
+          <w:rFonts w:ascii="Consolas" w:hAnsi="Consolas"/>
+          <w:sz w:val="19"/>
+        </w:rPr>
+      </w:pPr>
+      <w:r>
+        <w:rPr>
+          <w:rFonts w:ascii="Consolas" w:hAnsi="Consolas"/>
+          <w:sz w:val="19"/>
+        </w:rPr>
+        <w:t xml:space="preserve">        [KernelFunction("WriteFile")]</w:t>
+      </w:r>
+    </w:p>
+    <w:p>
+      <w:pPr>
+        <w:pStyle w:val="NoSpacing"/>
+        <w:rPr>
+          <w:rFonts w:ascii="Consolas" w:hAnsi="Consolas"/>
+          <w:sz w:val="19"/>
+        </w:rPr>
+      </w:pPr>
+      <w:r>
+        <w:rPr>
+          <w:rFonts w:ascii="Consolas" w:hAnsi="Consolas"/>
+          <w:sz w:val="19"/>
+        </w:rPr>
+        <w:t xml:space="preserve">        [Description("Writes text content into a specified file.  The the file doesn't exist, it will be created")]</w:t>
+      </w:r>
+    </w:p>
+    <w:p>
+      <w:pPr>
+        <w:pStyle w:val="NoSpacing"/>
+        <w:rPr>
+          <w:rFonts w:ascii="Consolas" w:hAnsi="Consolas"/>
+          <w:sz w:val="19"/>
+        </w:rPr>
+      </w:pPr>
+      <w:r>
+        <w:rPr>
+          <w:rFonts w:ascii="Consolas" w:hAnsi="Consolas"/>
+          <w:sz w:val="19"/>
+        </w:rPr>
+        <w:t xml:space="preserve">        public async Task&lt;string&gt; WriteFileAsync(</w:t>
+      </w:r>
+    </w:p>
+    <w:p>
+      <w:pPr>
+        <w:pStyle w:val="NoSpacing"/>
+        <w:rPr>
+          <w:rFonts w:ascii="Consolas" w:hAnsi="Consolas"/>
+          <w:sz w:val="19"/>
+        </w:rPr>
+      </w:pPr>
+      <w:r>
+        <w:rPr>
+          <w:rFonts w:ascii="Consolas" w:hAnsi="Consolas"/>
+          <w:sz w:val="19"/>
+        </w:rPr>
+        <w:t xml:space="preserve">            [Description("The name of the file to write to (e.g. 'summary.txt')")] string fileName,</w:t>
+      </w:r>
+    </w:p>
+    <w:p>
+      <w:pPr>
+        <w:pStyle w:val="NoSpacing"/>
+        <w:rPr>
+          <w:rFonts w:ascii="Consolas" w:hAnsi="Consolas"/>
+          <w:sz w:val="19"/>
+        </w:rPr>
+      </w:pPr>
+      <w:r>
+        <w:rPr>
+          <w:rFonts w:ascii="Consolas" w:hAnsi="Consolas"/>
+          <w:sz w:val="19"/>
+        </w:rPr>
+        <w:t xml:space="preserve">            [Description("The text content to save inside the file")] string content</w:t>
+      </w:r>
+    </w:p>
+    <w:p>
+      <w:pPr>
+        <w:pStyle w:val="NoSpacing"/>
+        <w:rPr>
+          <w:rFonts w:ascii="Consolas" w:hAnsi="Consolas"/>
+          <w:sz w:val="19"/>
+        </w:rPr>
+      </w:pPr>
+      <w:r>
+        <w:rPr>
+          <w:rFonts w:ascii="Consolas" w:hAnsi="Consolas"/>
+          <w:sz w:val="19"/>
+        </w:rPr>
+        <w:t xml:space="preserve">            )</w:t>
+      </w:r>
+    </w:p>
+    <w:p>
+      <w:pPr>
+        <w:pStyle w:val="NoSpacing"/>
+        <w:rPr>
+          <w:rFonts w:ascii="Consolas" w:hAnsi="Consolas"/>
+          <w:sz w:val="19"/>
+        </w:rPr>
+      </w:pPr>
+      <w:r>
+        <w:rPr>
+          <w:rFonts w:ascii="Consolas" w:hAnsi="Consolas"/>
+          <w:sz w:val="19"/>
+        </w:rPr>
+        <w:t xml:space="preserve">        {</w:t>
+      </w:r>
+    </w:p>
+    <w:p>
+      <w:pPr>
+        <w:pStyle w:val="NoSpacing"/>
+        <w:rPr>
+          <w:rFonts w:ascii="Consolas" w:hAnsi="Consolas"/>
+          <w:sz w:val="19"/>
+        </w:rPr>
+      </w:pPr>
+      <w:r>
+        <w:rPr>
+          <w:rFonts w:ascii="Consolas" w:hAnsi="Consolas"/>
+          <w:sz w:val="19"/>
+        </w:rPr>
+        <w:t xml:space="preserve">            Console.WriteLine($"[PLUGIN EXECUTING] AI is writing data to file: '{fileName}'...");</w:t>
+      </w:r>
+    </w:p>
+    <w:p>
+      <w:pPr>
+        <w:pStyle w:val="NoSpacing"/>
+        <w:rPr>
+          <w:rFonts w:ascii="Consolas" w:hAnsi="Consolas"/>
+          <w:sz w:val="19"/>
+        </w:rPr>
+      </w:pPr>
+      <w:r>
+        <w:rPr>
+          <w:rFonts w:ascii="Consolas" w:hAnsi="Consolas"/>
+          <w:sz w:val="19"/>
+        </w:rPr>
+        <w:t xml:space="preserve">            string path = Path.Combine(_currentDirectory, fileName);</w:t>
+      </w:r>
+    </w:p>
+    <w:p>
+      <w:pPr>
+        <w:pStyle w:val="NoSpacing"/>
+        <w:rPr>
+          <w:rFonts w:ascii="Consolas" w:hAnsi="Consolas"/>
+          <w:sz w:val="19"/>
+        </w:rPr>
+      </w:pPr>
+      <w:r>
+        <w:rPr>
+          <w:rFonts w:ascii="Consolas" w:hAnsi="Consolas"/>
+          <w:sz w:val="19"/>
+        </w:rPr>
+        <w:t xml:space="preserve">            await File.WriteAllTextAsync(path, content);</w:t>
+      </w:r>
+    </w:p>
+    <w:p>
+      <w:pPr>
+        <w:pStyle w:val="NoSpacing"/>
+        <w:rPr>
+          <w:rFonts w:ascii="Consolas" w:hAnsi="Consolas"/>
+          <w:sz w:val="19"/>
+        </w:rPr>
+      </w:pPr>
+    </w:p>
+    <w:p>
+      <w:pPr>
+        <w:pStyle w:val="NoSpacing"/>
+        <w:rPr>
+          <w:rFonts w:ascii="Consolas" w:hAnsi="Consolas"/>
+          <w:sz w:val="19"/>
+        </w:rPr>
+      </w:pPr>
+      <w:r>
+        <w:rPr>
+          <w:rFonts w:ascii="Consolas" w:hAnsi="Consolas"/>
+          <w:sz w:val="19"/>
+        </w:rPr>
+        <w:t xml:space="preserve">            return $"Success: The file '{fil</w:t>
+      </w:r>
+      <w:r>
+        <w:rPr>
+          <w:rFonts w:ascii="Consolas" w:hAnsi="Consolas"/>
+          <w:sz w:val="19"/>
+        </w:rPr>
+        <w:lastRenderedPageBreak/>
+        <w:t>eName}' was successfully created and written";</w:t>
+      </w:r>
+    </w:p>
+    <w:p>
+      <w:pPr>
+        <w:pStyle w:val="NoSpacing"/>
+        <w:rPr>
+          <w:rFonts w:ascii="Consolas" w:hAnsi="Consolas"/>
+          <w:sz w:val="19"/>
+        </w:rPr>
+      </w:pPr>
+      <w:r>
+        <w:rPr>
+          <w:rFonts w:ascii="Consolas" w:hAnsi="Consolas"/>
+          <w:sz w:val="19"/>
+        </w:rPr>
+        <w:t xml:space="preserve">        }</w:t>
+      </w:r>
+    </w:p>
+    <w:p>
+      <w:pPr>
+        <w:pStyle w:val="NoSpacing"/>
+        <w:rPr>
+          <w:rFonts w:ascii="Consolas" w:hAnsi="Consolas"/>
+          <w:sz w:val="19"/>
+        </w:rPr>
+      </w:pPr>
+      <w:r>
+        <w:rPr>
+          <w:rFonts w:ascii="Consolas" w:hAnsi="Consolas"/>
+          <w:sz w:val="19"/>
+        </w:rPr>
+        <w:t xml:space="preserve">    }</w:t>
+      </w:r>
+    </w:p>
+    <w:p>
+      <w:pPr>
+        <w:pStyle w:val="NoSpacing"/>
+        <w:rPr>
+          <w:rFonts w:ascii="Consolas" w:hAnsi="Consolas"/>
+          <w:sz w:val="19"/>
+        </w:rPr>
+      </w:pPr>
+    </w:p>
+    <w:p>
+      <w:pPr>
+        <w:pStyle w:val="NoSpacing"/>
+        <w:rPr>
+          <w:rFonts w:ascii="Consolas" w:hAnsi="Consolas"/>
+          <w:sz w:val="19"/>
+        </w:rPr>
+      </w:pPr>
+      <w:r>
+        <w:rPr>
+          <w:rFonts w:ascii="Consolas" w:hAnsi="Consolas"/>
+          <w:sz w:val="19"/>
+        </w:rPr>
+        <w:t xml:space="preserve">    class Program</w:t>
+      </w:r>
+    </w:p>
+    <w:p>
+      <w:pPr>
+        <w:pStyle w:val="NoSpacing"/>
+        <w:rPr>
+          <w:rFonts w:ascii="Consolas" w:hAnsi="Consolas"/>
+          <w:sz w:val="19"/>
+        </w:rPr>
+      </w:pPr>
+      <w:r>
+        <w:rPr>
+          <w:rFonts w:ascii="Consolas" w:hAnsi="Consolas"/>
+          <w:sz w:val="19"/>
+        </w:rPr>
+        <w:t xml:space="preserve">    {</w:t>
+      </w:r>
+    </w:p>
+    <w:p>
+      <w:pPr>
+        <w:pStyle w:val="NoSpacing"/>
+        <w:rPr>
+          <w:rFonts w:ascii="Consolas" w:hAnsi="Consolas"/>
+          <w:sz w:val="19"/>
+        </w:rPr>
+      </w:pPr>
+      <w:r>
+        <w:rPr>
+          <w:rFonts w:ascii="Consolas" w:hAnsi="Consolas"/>
+          <w:sz w:val="19"/>
+        </w:rPr>
+        <w:t xml:space="preserve">        static async Task Main(string[] args)</w:t>
+      </w:r>
+    </w:p>
+    <w:p>
+      <w:pPr>
+        <w:pStyle w:val="NoSpacing"/>
+        <w:rPr>
+          <w:rFonts w:ascii="Consolas" w:hAnsi="Consolas"/>
+          <w:sz w:val="19"/>
+        </w:rPr>
+      </w:pPr>
+      <w:r>
+        <w:rPr>
+          <w:rFonts w:ascii="Consolas" w:hAnsi="Consolas"/>
+          <w:sz w:val="19"/>
+        </w:rPr>
+        <w:t xml:space="preserve">        {</w:t>
+      </w:r>
+    </w:p>
+    <w:p>
+      <w:pPr>
+        <w:pStyle w:val="NoSpacing"/>
+        <w:rPr>
+          <w:rFonts w:ascii="Consolas" w:hAnsi="Consolas"/>
+          <w:sz w:val="19"/>
+        </w:rPr>
+      </w:pPr>
+      <w:r>
+        <w:rPr>
+          <w:rFonts w:ascii="Consolas" w:hAnsi="Consolas"/>
+          <w:sz w:val="19"/>
+        </w:rPr>
+        <w:t xml:space="preserve">            // Step 2: Setup the Dummy Log File for the AI to find</w:t>
+      </w:r>
+    </w:p>
+    <w:p>
+      <w:pPr>
+        <w:pStyle w:val="NoSpacing"/>
+        <w:rPr>
+          <w:rFonts w:ascii="Consolas" w:hAnsi="Consolas"/>
+          <w:sz w:val="19"/>
+        </w:rPr>
+      </w:pPr>
+      <w:r>
+        <w:rPr>
+          <w:rFonts w:ascii="Consolas" w:hAnsi="Consolas"/>
+          <w:sz w:val="19"/>
+        </w:rPr>
+        <w:t xml:space="preserve">            SetupDummyLogFile();</w:t>
+      </w:r>
+    </w:p>
+    <w:p>
+      <w:pPr>
+        <w:pStyle w:val="NoSpacing"/>
+        <w:rPr>
+          <w:rFonts w:ascii="Consolas" w:hAnsi="Consolas"/>
+          <w:sz w:val="19"/>
+        </w:rPr>
+      </w:pPr>
+    </w:p>
+    <w:p>
+      <w:pPr>
+        <w:pStyle w:val="NoSpacing"/>
+        <w:rPr>
+          <w:rFonts w:ascii="Consolas" w:hAnsi="Consolas"/>
+          <w:sz w:val="19"/>
+        </w:rPr>
+      </w:pPr>
+      <w:r>
+        <w:rPr>
+          <w:rFonts w:ascii="Consolas" w:hAnsi="Consolas"/>
+          <w:sz w:val="19"/>
+        </w:rPr>
+        <w:t xml:space="preserve">            // Step 3: Initialize the Kernel with our model</w:t>
+      </w:r>
+    </w:p>
+    <w:p>
+      <w:pPr>
+        <w:pStyle w:val="NoSpacing"/>
+        <w:rPr>
+          <w:rFonts w:ascii="Consolas" w:hAnsi="Consolas"/>
+          <w:sz w:val="19"/>
+        </w:rPr>
+      </w:pPr>
+      <w:r>
+        <w:rPr>
+          <w:rFonts w:ascii="Consolas" w:hAnsi="Consolas"/>
+          <w:sz w:val="19"/>
+        </w:rPr>
+        <w:t xml:space="preserve">            string apiKey = Environment.GetEnvironmentVariable("GEMINI_API_KEY")</w:t>
+      </w:r>
+    </w:p>
+    <w:p>
+      <w:pPr>
+        <w:pStyle w:val="NoSpacing"/>
+        <w:rPr>
+          <w:rFonts w:ascii="Consolas" w:hAnsi="Consolas"/>
+          <w:sz w:val="19"/>
+        </w:rPr>
+      </w:pPr>
+      <w:r>
+        <w:rPr>
+          <w:rFonts w:ascii="Consolas" w:hAnsi="Consolas"/>
+          <w:sz w:val="19"/>
+        </w:rPr>
+        <w:t xml:space="preserve">                ?? throw new Exception("GEMINI_API_KEY environment variable not set.");</w:t>
+      </w:r>
+    </w:p>
+    <w:p>
+      <w:pPr>
+        <w:pStyle w:val="NoSpacing"/>
+        <w:rPr>
+          <w:rFonts w:ascii="Consolas" w:hAnsi="Consolas"/>
+          <w:sz w:val="19"/>
+        </w:rPr>
+      </w:pPr>
+      <w:r>
+        <w:rPr>
+          <w:rFonts w:ascii="Consolas" w:hAnsi="Consolas"/>
+          <w:sz w:val="19"/>
+        </w:rPr>
+        <w:t xml:space="preserve">            string model = "gemini-2.5-flash";</w:t>
+      </w:r>
+    </w:p>
+    <w:p>
+      <w:pPr>
+        <w:pStyle w:val="NoSpacing"/>
+        <w:rPr>
+          <w:rFonts w:ascii="Consolas" w:hAnsi="Consolas"/>
+          <w:sz w:val="19"/>
+        </w:rPr>
+      </w:pPr>
+    </w:p>
+    <w:p>
+      <w:pPr>
+        <w:pStyle w:val="NoSpacing"/>
+        <w:rPr>
+          <w:rFonts w:ascii="Consolas" w:hAnsi="Consolas"/>
+          <w:sz w:val="19"/>
+        </w:rPr>
+      </w:pPr>
+      <w:r>
+        <w:rPr>
+          <w:rFonts w:ascii="Consolas" w:hAnsi="Consolas"/>
+          <w:sz w:val="19"/>
+        </w:rPr>
+        <w:t xml:space="preserve">            var builder = Kernel.CreateBuilder();</w:t>
+      </w:r>
+    </w:p>
+    <w:p>
+      <w:pPr>
+        <w:pStyle w:val="NoSpacing"/>
+        <w:rPr>
+          <w:rFonts w:ascii="Consolas" w:hAnsi="Consolas"/>
+          <w:sz w:val="19"/>
+        </w:rPr>
+      </w:pPr>
+      <w:r>
+        <w:rPr>
+          <w:rFonts w:ascii="Consolas" w:hAnsi="Consolas"/>
+          <w:sz w:val="19"/>
+        </w:rPr>
+        <w:t xml:space="preserve">            builder.AddGoogleAIGeminiChatCompletion(model, apiKey);</w:t>
+      </w:r>
+    </w:p>
+    <w:p>
+      <w:pPr>
+        <w:pStyle w:val="NoSpacing"/>
+        <w:rPr>
+          <w:rFonts w:ascii="Consolas" w:hAnsi="Consolas"/>
+          <w:sz w:val="19"/>
+        </w:rPr>
+      </w:pPr>
+    </w:p>
+    <w:p>
+      <w:pPr>
+        <w:pStyle w:val="NoSpacing"/>
+        <w:rPr>
+          <w:rFonts w:ascii="Consolas" w:hAnsi="Consolas"/>
+          <w:sz w:val="19"/>
+        </w:rPr>
+      </w:pPr>
+      <w:r>
+        <w:rPr>
+          <w:rFonts w:ascii="Consolas" w:hAnsi="Consolas"/>
+          <w:sz w:val="19"/>
+        </w:rPr>
+        <w:t xml:space="preserve">            // Step 4: Add our file system plugin</w:t>
+      </w:r>
+    </w:p>
+    <w:p>
+      <w:pPr>
+        <w:pStyle w:val="NoSpacing"/>
+        <w:rPr>
+          <w:rFonts w:ascii="Consolas" w:hAnsi="Consolas"/>
+          <w:sz w:val="19"/>
+        </w:rPr>
+      </w:pPr>
+      <w:r>
+        <w:rPr>
+          <w:rFonts w:ascii="Consolas" w:hAnsi="Consolas"/>
+          <w:sz w:val="19"/>
+        </w:rPr>
+        <w:t xml:space="preserve">            builder.Plugins.AddFromObject(new FileSystemPlugin(), "FileSystem");</w:t>
+      </w:r>
+    </w:p>
+    <w:p>
+      <w:pPr>
+        <w:pStyle w:val="NoSpacing"/>
+        <w:rPr>
+          <w:rFonts w:ascii="Consolas" w:hAnsi="Consolas"/>
+          <w:sz w:val="19"/>
+        </w:rPr>
+      </w:pPr>
+    </w:p>
+    <w:p>
+      <w:pPr>
+        <w:pStyle w:val="NoSpacing"/>
+        <w:rPr>
+          <w:rFonts w:ascii="Consolas" w:hAnsi="Consolas"/>
+          <w:sz w:val="19"/>
+        </w:rPr>
+      </w:pPr>
+      <w:r>
+        <w:rPr>
+          <w:rFonts w:ascii="Consolas" w:hAnsi="Consolas"/>
+          <w:sz w:val="19"/>
+        </w:rPr>
+        <w:t xml:space="preserve">            Kernel kernel = builder.Build();</w:t>
+      </w:r>
+    </w:p>
+    <w:p>
+      <w:pPr>
+        <w:pStyle w:val="NoSpacing"/>
+        <w:rPr>
+          <w:rFonts w:ascii="Consolas" w:hAnsi="Consolas"/>
+          <w:sz w:val="19"/>
+        </w:rPr>
+      </w:pPr>
+    </w:p>
+    <w:p>
+      <w:pPr>
+        <w:pStyle w:val="NoSpacing"/>
+        <w:rPr>
+          <w:rFonts w:ascii="Consolas" w:hAnsi="Consolas"/>
+          <w:sz w:val="19"/>
+        </w:rPr>
+      </w:pPr>
+      <w:r>
+        <w:rPr>
+          <w:rFonts w:ascii="Consolas" w:hAnsi="Consolas"/>
+          <w:sz w:val="19"/>
+        </w:rPr>
+        <w:t xml:space="preserve">            // Step 5: Define a multi-step task for the AI</w:t>
+      </w:r>
+    </w:p>
+    <w:p>
+      <w:pPr>
+        <w:pStyle w:val="NoSpacing"/>
+        <w:rPr>
+          <w:rFonts w:ascii="Consolas" w:hAnsi="Consolas"/>
+          <w:sz w:val="19"/>
+        </w:rPr>
+      </w:pPr>
+      <w:r>
+        <w:rPr>
+          <w:rFonts w:ascii="Consolas" w:hAnsi="Consolas"/>
+          <w:sz w:val="19"/>
+        </w:rPr>
+        <w:t xml:space="preserve">            string prompt = "Look in the current directory for a server log file.  Read its contents, figure out what errors occurred, and write a summary of those errors into a new file called 'error_summary.txt'.";</w:t>
+      </w:r>
+    </w:p>
+    <w:p>
+      <w:pPr>
+        <w:pStyle w:val="NoSpacing"/>
+        <w:rPr>
+          <w:rFonts w:ascii="Consolas" w:hAnsi="Consolas"/>
+          <w:sz w:val="19"/>
+        </w:rPr>
+      </w:pPr>
+    </w:p>
+    <w:p>
+      <w:pPr>
+        <w:pStyle w:val="NoSpacing"/>
+        <w:rPr>
+          <w:rFonts w:ascii="Consolas" w:hAnsi="Consolas"/>
+          <w:sz w:val="19"/>
+        </w:rPr>
+      </w:pPr>
+      <w:r>
+        <w:rPr>
+          <w:rFonts w:ascii="Consolas" w:hAnsi="Consolas"/>
+          <w:sz w:val="19"/>
+        </w:rPr>
+        <w:t xml:space="preserve">            // Step 6: Enable Auto-Invocation so the AI can chain the tools</w:t>
+      </w:r>
+    </w:p>
+    <w:p>
+      <w:pPr>
+        <w:pStyle w:val="NoSpacing"/>
+        <w:rPr>
+          <w:rFonts w:ascii="Consolas" w:hAnsi="Consolas"/>
+          <w:sz w:val="19"/>
+        </w:rPr>
+      </w:pPr>
+      <w:r>
+        <w:rPr>
+          <w:rFonts w:ascii="Consolas" w:hAnsi="Consolas"/>
+          <w:sz w:val="19"/>
+        </w:rPr>
+        <w:t xml:space="preserve">            var executionSettings = new GeminiPromptExecutionSettings</w:t>
+      </w:r>
+    </w:p>
+    <w:p>
+      <w:pPr>
+        <w:pStyle w:val="NoSpacing"/>
+        <w:rPr>
+          <w:rFonts w:ascii="Consolas" w:hAnsi="Consolas"/>
+          <w:sz w:val="19"/>
+        </w:rPr>
+      </w:pPr>
+      <w:r>
+        <w:rPr>
+          <w:rFonts w:ascii="Consolas" w:hAnsi="Consolas"/>
+          <w:sz w:val="19"/>
+        </w:rPr>
+        <w:t xml:space="preserve">            {</w:t>
+      </w:r>
+    </w:p>
+    <w:p>
+      <w:pPr>
+        <w:pStyle w:val="NoSpacing"/>
+        <w:rPr>
+          <w:rFonts w:ascii="Consolas" w:hAnsi="Consolas"/>
+          <w:sz w:val="19"/>
+        </w:rPr>
+      </w:pPr>
+      <w:r>
+        <w:rPr>
+          <w:rFonts w:ascii="Consolas" w:hAnsi="Consolas"/>
+          <w:sz w:val="19"/>
+        </w:rPr>
+        <w:t xml:space="preserve">                ToolCallBehavior = GeminiToolCallBehavior.AutoInvokeKernelFunctions,</w:t>
+      </w:r>
+    </w:p>
+    <w:p>
+      <w:pPr>
+        <w:pStyle w:val="NoSpacing"/>
+        <w:rPr>
+          <w:rFonts w:ascii="Consolas" w:hAnsi="Consolas"/>
+          <w:sz w:val="19"/>
+        </w:rPr>
+      </w:pPr>
+      <w:r>
+        <w:rPr>
+          <w:rFonts w:ascii="Consolas" w:hAnsi="Consolas"/>
+          <w:sz w:val="19"/>
+        </w:rPr>
+        <w:t xml:space="preserve">                Temperature = 0.0</w:t>
+      </w:r>
+    </w:p>
+    <w:p>
+      <w:pPr>
+        <w:pStyle w:val="NoSpacing"/>
+        <w:rPr>
+          <w:rFonts w:ascii="Consolas" w:hAnsi="Consolas"/>
+          <w:sz w:val="19"/>
+        </w:rPr>
+      </w:pPr>
+      <w:r>
+        <w:rPr>
+          <w:rFonts w:ascii="Consolas" w:hAnsi="Consolas"/>
+          <w:sz w:val="19"/>
+        </w:rPr>
+        <w:t xml:space="preserve">            };</w:t>
+      </w:r>
+    </w:p>
+    <w:p>
+      <w:pPr>
+        <w:pStyle w:val="NoSpacing"/>
+        <w:rPr>
+          <w:rFonts w:ascii="Consolas" w:hAnsi="Consolas"/>
+          <w:sz w:val="19"/>
+        </w:rPr>
+      </w:pPr>
+    </w:p>
+    <w:p>
+      <w:pPr>
+        <w:pStyle w:val="NoSpacing"/>
+        <w:rPr>
+          <w:rFonts w:ascii="Consolas" w:hAnsi="Consolas"/>
+          <w:sz w:val="19"/>
+        </w:rPr>
+      </w:pPr>
+      <w:r>
+        <w:rPr>
+          <w:rFonts w:ascii="Consolas" w:hAnsi="Consolas"/>
+          <w:sz w:val="19"/>
+        </w:rPr>
+        <w:t xml:space="preserve">            var arguments = new KernelArguments(executionSettings);</w:t>
+      </w:r>
+    </w:p>
+    <w:p>
+      <w:pPr>
+        <w:pStyle w:val="NoSpacing"/>
+        <w:rPr>
+          <w:rFonts w:ascii="Consolas" w:hAnsi="Consolas"/>
+          <w:sz w:val="19"/>
+        </w:rPr>
+      </w:pPr>
+    </w:p>
+    <w:p>
+      <w:pPr>
+        <w:pStyle w:val="NoSpacing"/>
+        <w:rPr>
+          <w:rFonts w:ascii="Consolas" w:hAnsi="Consolas"/>
+          <w:sz w:val="19"/>
+        </w:rPr>
+      </w:pPr>
+      <w:r>
+        <w:rPr>
+          <w:rFonts w:ascii="Consolas" w:hAnsi="Consolas"/>
+          <w:sz w:val="19"/>
+        </w:rPr>
+        <w:t xml:space="preserve">            Console.WriteLine($"Task: {prompt}");</w:t>
+      </w:r>
+    </w:p>
+    <w:p>
+      <w:pPr>
+        <w:pStyle w:val="NoSpacing"/>
+        <w:rPr>
+          <w:rFonts w:ascii="Consolas" w:hAnsi="Consolas"/>
+          <w:sz w:val="19"/>
+        </w:rPr>
+      </w:pPr>
+      <w:r>
+        <w:rPr>
+          <w:rFonts w:ascii="Consolas" w:hAnsi="Consolas"/>
+          <w:sz w:val="19"/>
+        </w:rPr>
+        <w:t xml:space="preserve">            Console.WriteLine("Agent is thinking and interacting with the file system...");</w:t>
+      </w:r>
+    </w:p>
+    <w:p>
+      <w:pPr>
+        <w:pStyle w:val="NoSpacing"/>
+        <w:rPr>
+          <w:rFonts w:ascii="Consolas" w:hAnsi="Consolas"/>
+          <w:sz w:val="19"/>
+        </w:rPr>
+      </w:pPr>
+    </w:p>
+    <w:p>
+      <w:pPr>
+        <w:pStyle w:val="NoSpacing"/>
+        <w:rPr>
+          <w:rFonts w:ascii="Consolas" w:hAnsi="Consolas"/>
+          <w:sz w:val="19"/>
+        </w:rPr>
+      </w:pPr>
+      <w:r>
+        <w:rPr>
+          <w:rFonts w:ascii="Consolas" w:hAnsi="Consolas"/>
+          <w:sz w:val="19"/>
+        </w:rPr>
+        <w:t xml:space="preserve">            // Step 7: Execute the prompt</w:t>
+      </w:r>
+    </w:p>
+    <w:p>
+      <w:pPr>
+        <w:pStyle w:val="NoSpacing"/>
+        <w:rPr>
+          <w:rFonts w:ascii="Consolas" w:hAnsi="Consolas"/>
+          <w:sz w:val="19"/>
+        </w:rPr>
+      </w:pPr>
+      <w:r>
+        <w:rPr>
+          <w:rFonts w:ascii="Consolas" w:hAnsi="Consolas"/>
+          <w:sz w:val="19"/>
+        </w:rPr>
+        <w:t xml:space="preserve">            var result = await kernel.InvokePromptAsync(prompt, arguments);</w:t>
+      </w:r>
+    </w:p>
+    <w:p>
+      <w:pPr>
+        <w:pStyle w:val="NoSpacing"/>
+        <w:rPr>
+          <w:rFonts w:ascii="Consolas" w:hAnsi="Consolas"/>
+          <w:sz w:val="19"/>
+        </w:rPr>
+      </w:pPr>
+    </w:p>
+    <w:p>
+      <w:pPr>
+        <w:pStyle w:val="NoSpacing"/>
+        <w:rPr>
+          <w:rFonts w:ascii="Consolas" w:hAnsi="Consolas"/>
+          <w:sz w:val="19"/>
+        </w:rPr>
+      </w:pPr>
+      <w:r>
+        <w:rPr>
+          <w:rFonts w:ascii="Consolas" w:hAnsi="Consolas"/>
+          <w:sz w:val="19"/>
+        </w:rPr>
+        <w:t xml:space="preserve">            // Step 8: Display the final result</w:t>
+      </w:r>
+    </w:p>
+    <w:p>
+      <w:pPr>
+        <w:pStyle w:val="NoSpacing"/>
+        <w:rPr>
+          <w:rFonts w:ascii="Consolas" w:hAnsi="Consolas"/>
+          <w:sz w:val="19"/>
+        </w:rPr>
+      </w:pPr>
+      <w:r>
+        <w:rPr>
+          <w:rFonts w:ascii="Consolas" w:hAnsi="Consolas"/>
+          <w:sz w:val="19"/>
+        </w:rPr>
+        <w:t xml:space="preserve">            Console.WriteLine("--- AI TASK REPORT ---");</w:t>
+      </w:r>
+    </w:p>
+    <w:p>
+      <w:pPr>
+        <w:pStyle w:val="NoSpacing"/>
+        <w:rPr>
+          <w:rFonts w:ascii="Consolas" w:hAnsi="Consolas"/>
+          <w:sz w:val="19"/>
+        </w:rPr>
+      </w:pPr>
+      <w:r>
+        <w:rPr>
+          <w:rFonts w:ascii="Consolas" w:hAnsi="Consolas"/>
+          <w:sz w:val="19"/>
+        </w:rPr>
+        <w:t xml:space="preserve">            Console.WriteLine(result.ToString().Trim());</w:t>
+      </w:r>
+    </w:p>
+    <w:p>
+      <w:pPr>
+        <w:pStyle w:val="NoSpacing"/>
+        <w:rPr>
+          <w:rFonts w:ascii="Consolas" w:hAnsi="Consolas"/>
+          <w:sz w:val="19"/>
+        </w:rPr>
+      </w:pPr>
+      <w:r>
+        <w:rPr>
+          <w:rFonts w:ascii="Consolas" w:hAnsi="Consolas"/>
+          <w:sz w:val="19"/>
+        </w:rPr>
+        <w:t xml:space="preserve">            Console.WriteLine("----------------------");</w:t>
+      </w:r>
+    </w:p>
+    <w:p>
+      <w:pPr>
+        <w:pStyle w:val="NoSpacing"/>
+        <w:rPr>
+          <w:rFonts w:ascii="Consolas" w:hAnsi="Consolas"/>
+          <w:sz w:val="19"/>
+        </w:rPr>
+      </w:pPr>
+    </w:p>
+    <w:p>
+      <w:pPr>
+        <w:pStyle w:val="NoSpacing"/>
+        <w:rPr>
+          <w:rFonts w:ascii="Consolas" w:hAnsi="Consolas"/>
+          <w:sz w:val="19"/>
+        </w:rPr>
+      </w:pPr>
+      <w:r>
+        <w:rPr>
+          <w:rFonts w:ascii="Consolas" w:hAnsi="Consolas"/>
+          <w:sz w:val="19"/>
+        </w:rPr>
+        <w:t xml:space="preserve">            // Verify the file was actually created on the hard drive</w:t>
+      </w:r>
+    </w:p>
+    <w:p>
+      <w:pPr>
+        <w:pStyle w:val="NoSpacing"/>
+        <w:rPr>
+          <w:rFonts w:ascii="Consolas" w:hAnsi="Consolas"/>
+          <w:sz w:val="19"/>
+        </w:rPr>
+      </w:pPr>
+      <w:r>
+        <w:rPr>
+          <w:rFonts w:ascii="Consolas" w:hAnsi="Consolas"/>
+          <w:sz w:val="19"/>
+        </w:rPr>
+        <w:t xml:space="preserve">            string summaryPath = Path.Combine(Directory.GetCurrentDirectory(), "error_summary.txt");</w:t>
+      </w:r>
+    </w:p>
+    <w:p>
+      <w:pPr>
+        <w:pStyle w:val="NoSpacing"/>
+        <w:rPr>
+          <w:rFonts w:ascii="Consolas" w:hAnsi="Consolas"/>
+          <w:sz w:val="19"/>
+        </w:rPr>
+      </w:pPr>
+      <w:r>
+        <w:rPr>
+          <w:rFonts w:ascii="Consolas" w:hAnsi="Consolas"/>
+          <w:sz w:val="19"/>
+        </w:rPr>
+        <w:t xml:space="preserve">            if (File.Exists(summaryPath))</w:t>
+      </w:r>
+    </w:p>
+    <w:p>
+      <w:pPr>
+        <w:pStyle w:val="NoSpacing"/>
+        <w:rPr>
+          <w:rFonts w:ascii="Consolas" w:hAnsi="Consolas"/>
+          <w:sz w:val="19"/>
+        </w:rPr>
+      </w:pPr>
+      <w:r>
+        <w:rPr>
+          <w:rFonts w:ascii="Consolas" w:hAnsi="Consolas"/>
+          <w:sz w:val="19"/>
+        </w:rPr>
+        <w:t xml:space="preserve">            {</w:t>
+      </w:r>
+    </w:p>
+    <w:p>
+      <w:pPr>
+        <w:pStyle w:val="NoSpacing"/>
+        <w:rPr>
+          <w:rFonts w:ascii="Consolas" w:hAnsi="Consolas"/>
+          <w:sz w:val="19"/>
+        </w:rPr>
+      </w:pPr>
+      <w:r>
+        <w:rPr>
+          <w:rFonts w:ascii="Consolas" w:hAnsi="Consolas"/>
+          <w:sz w:val="19"/>
+        </w:rPr>
+        <w:t xml:space="preserve">                Console.WriteLine("[VERIFICATION] Reading 'error_summary.txt' directly from the local filesystem");</w:t>
+      </w:r>
+    </w:p>
+    <w:p>
+      <w:pPr>
+        <w:pStyle w:val="NoSpacing"/>
+        <w:rPr>
+          <w:rFonts w:ascii="Consolas" w:hAnsi="Consolas"/>
+          <w:sz w:val="19"/>
+        </w:rPr>
+      </w:pPr>
+      <w:r>
+        <w:rPr>
+          <w:rFonts w:ascii="Consolas" w:hAnsi="Consolas"/>
+          <w:sz w:val="19"/>
+        </w:rPr>
+        <w:t xml:space="preserve">                Console.WriteLine(await File.ReadAllTextAsync(summaryPath));</w:t>
+      </w:r>
+    </w:p>
+    <w:p>
+      <w:pPr>
+        <w:pStyle w:val="NoSpacing"/>
+        <w:rPr>
+          <w:rFonts w:ascii="Consolas" w:hAnsi="Consolas"/>
+          <w:sz w:val="19"/>
+        </w:rPr>
+      </w:pPr>
+      <w:r>
+        <w:rPr>
+          <w:rFonts w:ascii="Consolas" w:hAnsi="Consolas"/>
+          <w:sz w:val="19"/>
+        </w:rPr>
+        <w:t xml:space="preserve">            }</w:t>
+      </w:r>
+    </w:p>
+    <w:p>
+      <w:pPr>
+        <w:pStyle w:val="NoSpacing"/>
+        <w:rPr>
+          <w:rFonts w:ascii="Consolas" w:hAnsi="Consolas"/>
+          <w:sz w:val="19"/>
+        </w:rPr>
+      </w:pPr>
+    </w:p>
+    <w:p>
+      <w:pPr>
+        <w:pStyle w:val="NoSpacing"/>
+        <w:rPr>
+          <w:rFonts w:ascii="Consolas" w:hAnsi="Consolas"/>
+          <w:sz w:val="19"/>
+        </w:rPr>
+      </w:pPr>
+      <w:r>
+        <w:rPr>
+          <w:rFonts w:ascii="Consolas" w:hAnsi="Consolas"/>
+          <w:sz w:val="19"/>
+        </w:rPr>
+        <w:t xml:space="preserve">        }</w:t>
+      </w:r>
+    </w:p>
+    <w:p>
+      <w:pPr>
+        <w:pStyle w:val="NoSpacing"/>
+        <w:rPr>
+          <w:rFonts w:ascii="Consolas" w:hAnsi="Consolas"/>
+          <w:sz w:val="19"/>
+        </w:rPr>
+      </w:pPr>
+    </w:p>
+    <w:p>
+      <w:pPr>
+        <w:pStyle w:val="NoSpacing"/>
+        <w:rPr>
+          <w:rFonts w:ascii="Consolas" w:hAnsi="Consolas"/>
+          <w:sz w:val="19"/>
+        </w:rPr>
+      </w:pPr>
+      <w:r>
+        <w:rPr>
+          <w:rFonts w:ascii="Consolas" w:hAnsi="Consolas"/>
+          <w:sz w:val="19"/>
+        </w:rPr>
+        <w:t xml:space="preserve">        // Helper method to generate a log file for our demonstration</w:t>
+      </w:r>
+    </w:p>
+    <w:p>
+      <w:pPr>
+        <w:pStyle w:val="NoSpacing"/>
+        <w:rPr>
+          <w:rFonts w:ascii="Consolas" w:hAnsi="Consolas"/>
+          <w:sz w:val="19"/>
+        </w:rPr>
+      </w:pPr>
+      <w:r>
+        <w:rPr>
+          <w:rFonts w:ascii="Consolas" w:hAnsi="Consolas"/>
+          <w:sz w:val="19"/>
+        </w:rPr>
+        <w:t xml:space="preserve">        static void SetupDummyLogFile()</w:t>
+      </w:r>
+    </w:p>
+    <w:p>
+      <w:pPr>
+        <w:pStyle w:val="NoSpacing"/>
+        <w:rPr>
+          <w:rFonts w:ascii="Consolas" w:hAnsi="Consolas"/>
+          <w:sz w:val="19"/>
+        </w:rPr>
+      </w:pPr>
+      <w:r>
+        <w:rPr>
+          <w:rFonts w:ascii="Consolas" w:hAnsi="Consolas"/>
+          <w:sz w:val="19"/>
+        </w:rPr>
+        <w:t xml:space="preserve">        {</w:t>
+      </w:r>
+    </w:p>
+    <w:p>
+      <w:pPr>
+        <w:pStyle w:val="NoSpacing"/>
+        <w:rPr>
+          <w:rFonts w:ascii="Consolas" w:hAnsi="Consolas"/>
+          <w:sz w:val="19"/>
+        </w:rPr>
+      </w:pPr>
+      <w:r>
+        <w:rPr>
+          <w:rFonts w:ascii="Consolas" w:hAnsi="Consolas"/>
+          <w:sz w:val="19"/>
+        </w:rPr>
+        <w:t xml:space="preserve">            string path = Path.Combine(Directory.GetCurrentDirectory(), "server_logs.txt");</w:t>
+      </w:r>
+    </w:p>
+    <w:p>
+      <w:pPr>
+        <w:pStyle w:val="NoSpacing"/>
+        <w:rPr>
+          <w:rFonts w:ascii="Consolas" w:hAnsi="Consolas"/>
+          <w:sz w:val="19"/>
+        </w:rPr>
+      </w:pPr>
+      <w:r>
+        <w:rPr>
+          <w:rFonts w:ascii="Consolas" w:hAnsi="Consolas"/>
+          <w:sz w:val="19"/>
+        </w:rPr>
+        <w:t xml:space="preserve">            string logContent = @"</w:t>
+      </w:r>
+    </w:p>
+    <w:p>
+      <w:pPr>
+        <w:pStyle w:val="NoSpacing"/>
+        <w:rPr>
+          <w:rFonts w:ascii="Consolas" w:hAnsi="Consolas"/>
+          <w:sz w:val="19"/>
+        </w:rPr>
+      </w:pPr>
+      <w:r>
+        <w:rPr>
+          <w:rFonts w:ascii="Consolas" w:hAnsi="Consolas"/>
+          <w:sz w:val="19"/>
+        </w:rPr>
+        <w:t>[08:00:00] INFO - Server booted successfully.</w:t>
+      </w:r>
+    </w:p>
+    <w:p>
+      <w:pPr>
+        <w:pStyle w:val="NoSpacing"/>
+        <w:rPr>
+          <w:rFonts w:ascii="Consolas" w:hAnsi="Consolas"/>
+          <w:sz w:val="19"/>
+        </w:rPr>
+      </w:pPr>
+      <w:r>
+        <w:rPr>
+          <w:rFonts w:ascii="Consolas" w:hAnsi="Consolas"/>
+          <w:sz w:val="19"/>
+        </w:rPr>
+        <w:t>[08:15:22] INFO - User admin logged in.</w:t>
+      </w:r>
+    </w:p>
+    <w:p>
+      <w:pPr>
+        <w:pStyle w:val="NoSpacing"/>
+        <w:rPr>
+          <w:rFonts w:ascii="Consolas" w:hAnsi="Consolas"/>
+          <w:sz w:val="19"/>
+        </w:rPr>
+      </w:pPr>
+      <w:r>
+        <w:rPr>
+          <w:rFonts w:ascii="Consolas" w:hAnsi="Consolas"/>
+          <w:sz w:val="19"/>
+        </w:rPr>
+        <w:t>[08:45:01] ERROR - DatabaseConnectionException: Failed to connect to DB at 192.168.1.50. Timeout.</w:t>
+      </w:r>
+    </w:p>
+    <w:p>
+      <w:pPr>
+        <w:pStyle w:val="NoSpacing"/>
+        <w:rPr>
+          <w:rFonts w:ascii="Consolas" w:hAnsi="Consolas"/>
+          <w:sz w:val="19"/>
+        </w:rPr>
+      </w:pPr>
+      <w:r>
+        <w:rPr>
+          <w:rFonts w:ascii="Consolas" w:hAnsi="Consolas"/>
+          <w:sz w:val="19"/>
+        </w:rPr>
+        <w:t>[09:10:00] INFO - Nightly backup started.</w:t>
+      </w:r>
+    </w:p>
+    <w:p>
+      <w:pPr>
+        <w:pStyle w:val="NoSpacing"/>
+        <w:rPr>
+          <w:rFonts w:ascii="Consolas" w:hAnsi="Consolas"/>
+          <w:sz w:val="19"/>
+        </w:rPr>
+      </w:pPr>
+      <w:r>
+        <w:rPr>
+          <w:rFonts w:ascii="Consolas" w:hAnsi="Consolas"/>
+          <w:sz w:val="19"/>
+        </w:rPr>
+        <w:t>[09:12:44] ERROR - NullReferenceException in PaymentProcessingModule.cs line 42.</w:t>
+      </w:r>
+    </w:p>
+    <w:p>
+      <w:pPr>
+        <w:pStyle w:val="NoSpacing"/>
+        <w:rPr>
+          <w:rFonts w:ascii="Consolas" w:hAnsi="Consolas"/>
+          <w:sz w:val="19"/>
+        </w:rPr>
+      </w:pPr>
+      <w:r>
+        <w:rPr>
+          <w:rFonts w:ascii="Consolas" w:hAnsi="Consolas"/>
+          <w:sz w:val="19"/>
+        </w:rPr>
+        <w:t>[10:00:00] INFO - Routine health check passed.</w:t>
+      </w:r>
+    </w:p>
+    <w:p>
+      <w:pPr>
+        <w:pStyle w:val="NoSpacing"/>
+        <w:rPr>
+          <w:rFonts w:ascii="Consolas" w:hAnsi="Consolas"/>
+          <w:sz w:val="19"/>
+        </w:rPr>
+      </w:pPr>
+      <w:r>
+        <w:rPr>
+          <w:rFonts w:ascii="Consolas" w:hAnsi="Consolas"/>
+          <w:sz w:val="19"/>
+        </w:rPr>
+        <w:t>";</w:t>
+      </w:r>
+    </w:p>
+    <w:p>
+      <w:pPr>
+        <w:pStyle w:val="NoSpacing"/>
+        <w:rPr>
+          <w:rFonts w:ascii="Consolas" w:hAnsi="Consolas"/>
+          <w:sz w:val="19"/>
+        </w:rPr>
+      </w:pPr>
+      <w:r>
+        <w:rPr>
+          <w:rFonts w:ascii="Consolas" w:hAnsi="Consolas"/>
+          <w:sz w:val="19"/>
+        </w:rPr>
+        <w:t xml:space="preserve">            File.WriteAllText(path, logContent.Trim());</w:t>
+      </w:r>
+    </w:p>
+    <w:p>
+      <w:pPr>
+        <w:pStyle w:val="NoSpacing"/>
+        <w:rPr>
+          <w:rFonts w:ascii="Consolas" w:hAnsi="Consolas"/>
+          <w:sz w:val="19"/>
+        </w:rPr>
+      </w:pPr>
+      <w:r>
+        <w:rPr>
+          <w:rFonts w:ascii="Consolas" w:hAnsi="Consolas"/>
+          <w:sz w:val="19"/>
+        </w:rPr>
+        <w:t xml:space="preserve">        }</w:t>
+      </w:r>
+    </w:p>
+    <w:p>
+      <w:pPr>
+        <w:pStyle w:val="NoSpacing"/>
+        <w:rPr>
+          <w:rFonts w:ascii="Consolas" w:hAnsi="Consolas"/>
+          <w:sz w:val="19"/>
+        </w:rPr>
+      </w:pPr>
+      <w:r>
+        <w:rPr>
+          <w:rFonts w:ascii="Consolas" w:hAnsi="Consolas"/>
+          <w:sz w:val="19"/>
+        </w:rPr>
+        <w:t xml:space="preserve">    }</w:t>
+      </w:r>
+    </w:p>
+    <w:p>
+      <w:pPr>
+        <w:pStyle w:val="NoSpacing"/>
+        <w:rPr>
+          <w:rFonts w:ascii="Consolas" w:hAnsi="Consolas"/>
+          <w:sz w:val="19"/>
+        </w:rPr>
+      </w:pPr>
+      <w:r>
+        <w:rPr>
+          <w:rFonts w:ascii="Consolas" w:hAnsi="Consolas"/>
+          <w:sz w:val="19"/>
+        </w:rPr>
+        <w:t>}</w:t>
+      </w:r>
+    </w:p>
+    <w:p/>
+    <w:p>
+      <w:pPr>
+        <w:pStyle w:val="Heading2"/>
+      </w:pPr>
+      <w:r>
+        <w:t>5. Code Walkthrough &amp; Explanations</w:t>
+      </w:r>
+    </w:p>
+    <w:p>
       <w:r>
         <w:rPr>
           <w:b/>
-          <w:bCs/>
-        </w:rPr>
-        <w:t>AI Thought:</w:t>
-      </w:r>
-      <w:r>
-        <w:t> "The task is complete. I will inform the user."</w:t>
-      </w:r>
-    </w:p>
-    <w:p>
-      <w:pPr>
+        </w:rPr>
+        <w:t>Step 1: The FileSystemPlugin and Sandboxing.</w:t>
+      </w:r>
+      <w:r>
+        <w:t xml:space="preserve"> `FileSystemPlugin` defines three `[KernelFunction]` methods — `ListFiles`, `ReadFile`, and `WriteFile` — each with the same `[Description]` treatment from Day 4 so the model knows what each does. The critical safety detail is in the constructor: `_currentDirectory = Directory.GetCurrentDirectory()` is captured once, and every subsequent file operation calls `Path.Combine(_currentDirectory, fileName)` rather than trusting a raw path from the model. This is a sandbox — when you give an AI the ability to produce side effects, you must bound what it's allowed to touch. Without this restriction, a cleverly (or maliciously) worded prompt could attempt to read or overwrite files well outside the intended demo folder.</w:t>
+      </w:r>
+    </w:p>
+    <w:p/>
+    <w:p>
+      <w:r>
         <w:rPr>
           <w:b/>
-          <w:bCs/>
-        </w:rPr>
-      </w:pPr>
+        </w:rPr>
+        <w:t>Step 2: Registering an Instance with AddFromObject.</w:t>
+      </w:r>
+      <w:r>
+        <w:t xml:space="preserve"> `builder.Plugins.AddFromObject(new FileSystemPlugin(), "FileSystem")` differs from Day 4's `AddFromType&lt;MathPlugin&gt;("Math")` in one important way: it registers a specific, already-constructed object rather than letting Semantic Kernel create one on demand. This is necessary here because `FileSystemPlugin`'s constructor does real work (capturing the sandbox directory) that needs to happen exactly once, under the program's control, before the plugin is handed to the kernel.</w:t>
+      </w:r>
+    </w:p>
+    <w:p/>
+    <w:p>
       <w:r>
         <w:rPr>
           <w:b/>
-          <w:bCs/>
-        </w:rPr>
-        <w:lastRenderedPageBreak/>
-        <w:t>Step 8: The Verification</w:t>
-      </w:r>
-    </w:p>
-    <w:p>
-      <w:r>
-        <w:t>After the Semantic Kernel execution finishes, we use standard C# File.Exists and File.ReadAllTextAsync to prove to the audience that the AI didn't just generate text on the screen—it actually manipulated the physical hard drive.</w:t>
-      </w:r>
-    </w:p>
-    <w:p>
-      <w:r>
-        <w:pict w14:anchorId="073E18DB">
-          <v:rect id="_x0000_i1045" style="width:730.5pt;height:1.5pt" o:hrpct="0" o:hralign="center" o:hrstd="t" o:hr="t" fillcolor="#a0a0a0" stroked="f"/>
-        </w:pict>
-      </w:r>
-    </w:p>
-    <w:p>
-      <w:pPr>
+        </w:rPr>
+        <w:t>Step 5: The Multi-Step, Under-Specified Prompt.</w:t>
+      </w:r>
+      <w:r>
+        <w:t xml:space="preserve"> The prompt is deliberately vague about specifics: it says "look... for a server log file" rather than naming `server_logs.txt` directly. This forces the model to reason about which tool to call first (`ListFiles`, to discover what's actually in the directory) before it can decide what to do next. This is meaningfully different from Day 4's math problem, where every number needed was already in the prompt — here the model has to gather information before it can act.</w:t>
+      </w:r>
+    </w:p>
+    <w:p/>
+    <w:p>
+      <w:r>
         <w:rPr>
           <w:b/>
-          <w:bCs/>
-        </w:rPr>
-      </w:pPr>
+        </w:rPr>
+        <w:t>Step 6: Tool Chaining via Auto-Invocation.</w:t>
+      </w:r>
+      <w:r>
+        <w:t xml:space="preserve"> With `ToolCallBehavior = GeminiToolCallBehavior.AutoInvokeKernelFunctions` set (the same mechanism from Day 4), Semantic Kernel manages a longer autonomous loop than before: the model calls `ListFiles`, sees `server_logs.txt` in the result, decides to call `ReadFile("server_logs.txt")`, reads the log content, extracts the two ERROR lines, decides to call `WriteFile("error_summary.txt", "&lt;summary text&gt;")`, and only then produces its final natural-language report. Three distinct tools, called in a self-determined order, is the "chaining" this lesson is named for.</w:t>
+      </w:r>
+    </w:p>
+    <w:p/>
+    <w:p>
       <w:r>
         <w:rPr>
           <w:b/>
-          <w:bCs/>
-        </w:rPr>
+        </w:rPr>
+        <w:t>Step 8: External Verification.</w:t>
+      </w:r>
+      <w:r>
+        <w:t xml:space="preserve"> After the AI reports it is done, the program does something no prior lesson did: it independently checks `File.Exists(summaryPath)` and reads the file back with plain C# I/O, completely outside of any AI call. This is a deliberate demonstration that the side effect is real and durable — the file exists on disk regardless of whether the AI is running, which is the whole point of showing students that this agent has "hands," not just a voice.</w:t>
+      </w:r>
+    </w:p>
+    <w:p/>
+    <w:p>
+      <w:pPr>
+        <w:pStyle w:val="Heading2"/>
+      </w:pPr>
+      <w:r>
         <w:t>6. Expected Output for Demonstration</w:t>
       </w:r>
     </w:p>
     <w:p>
-      <w:r>
-        <w:t>When demonstrating the code, the terminal will clearly show the AI moving through the sequence of tools, followed by the actual text written to the hard drive.</w:t>
-      </w:r>
-    </w:p>
-    <w:p>
-      <w:r>
-        <w:rPr>
-          <w:b/>
-          <w:bCs/>
-        </w:rPr>
-        <w:t>Demo Transcript:</w:t>
-      </w:r>
-    </w:p>
-    <w:p>
-      <w:r>
-        <w:t>Task: Look in the current directory for a server log file. Read its contents, figure out what errors occurred, and write a summary of those errors into a new file called 'error_summary.txt'.</w:t>
-      </w:r>
-    </w:p>
-    <w:p>
-      <w:r>
+      <w:pPr>
+        <w:pStyle w:val="NoSpacing"/>
+        <w:rPr>
+          <w:rFonts w:ascii="Consolas" w:hAnsi="Consolas"/>
+          <w:sz w:val="19"/>
+        </w:rPr>
+      </w:pPr>
+      <w:r>
+        <w:rPr>
+          <w:rFonts w:ascii="Consolas" w:hAnsi="Consolas"/>
+          <w:sz w:val="19"/>
+        </w:rPr>
+        <w:t>Task: Look in the current directory for a server log file.  Read its contents, figure out what errors occurred, and write a summary of those errors into a new file called 'error_summary.txt'.</w:t>
+      </w:r>
+    </w:p>
+    <w:p>
+      <w:pPr>
+        <w:pStyle w:val="NoSpacing"/>
+        <w:rPr>
+          <w:rFonts w:ascii="Consolas" w:hAnsi="Consolas"/>
+          <w:sz w:val="19"/>
+        </w:rPr>
+      </w:pPr>
+      <w:r>
+        <w:rPr>
+          <w:rFonts w:ascii="Consolas" w:hAnsi="Consolas"/>
+          <w:sz w:val="19"/>
+        </w:rPr>
         <w:t>Agent is thinking and interacting with the file system...</w:t>
       </w:r>
     </w:p>
     <w:p>
-      <w:r>
+      <w:pPr>
+        <w:pStyle w:val="NoSpacing"/>
+        <w:rPr>
+          <w:rFonts w:ascii="Consolas" w:hAnsi="Consolas"/>
+          <w:sz w:val="19"/>
+        </w:rPr>
+      </w:pPr>
+      <w:r>
+        <w:rPr>
+          <w:rFonts w:ascii="Consolas" w:hAnsi="Consolas"/>
+          <w:sz w:val="19"/>
+        </w:rPr>
         <w:t>[PLUGIN EXECUTING] AI is listing files in the directory...</w:t>
       </w:r>
     </w:p>
     <w:p>
-      <w:r>
+      <w:pPr>
+        <w:pStyle w:val="NoSpacing"/>
+        <w:rPr>
+          <w:rFonts w:ascii="Consolas" w:hAnsi="Consolas"/>
+          <w:sz w:val="19"/>
+        </w:rPr>
+      </w:pPr>
+      <w:r>
+        <w:rPr>
+          <w:rFonts w:ascii="Consolas" w:hAnsi="Consolas"/>
+          <w:sz w:val="19"/>
+        </w:rPr>
         <w:t>[PLUGIN EXECUTING] AI is reading file: 'server_logs.txt'...</w:t>
       </w:r>
     </w:p>
     <w:p>
-      <w:r>
+      <w:pPr>
+        <w:pStyle w:val="NoSpacing"/>
+        <w:rPr>
+          <w:rFonts w:ascii="Consolas" w:hAnsi="Consolas"/>
+          <w:sz w:val="19"/>
+        </w:rPr>
+      </w:pPr>
+      <w:r>
+        <w:rPr>
+          <w:rFonts w:ascii="Consolas" w:hAnsi="Consolas"/>
+          <w:sz w:val="19"/>
+        </w:rPr>
         <w:t>[PLUGIN EXECUTING] AI is writing data to file: 'error_summary.txt'...</w:t>
       </w:r>
     </w:p>
     <w:p>
       <w:pPr>
-        <w:rPr>
-          <w:b/>
-          <w:bCs/>
-        </w:rPr>
-      </w:pPr>
-      <w:r>
-        <w:rPr>
-          <w:b/>
-          <w:bCs/>
+        <w:pStyle w:val="NoSpacing"/>
+        <w:rPr>
+          <w:rFonts w:ascii="Consolas" w:hAnsi="Consolas"/>
+          <w:sz w:val="19"/>
+        </w:rPr>
+      </w:pPr>
+      <w:r>
+        <w:rPr>
+          <w:rFonts w:ascii="Consolas" w:hAnsi="Consolas"/>
+          <w:sz w:val="19"/>
         </w:rPr>
         <w:t>--- AI TASK REPORT ---</w:t>
       </w:r>
-      <w:r>
-        <w:rPr>
-          <w:b/>
-          <w:bCs/>
-        </w:rPr>
-        <w:br/>
-        <w:t>I have reviewed the server logs and successfully written the summary of the errors to 'error_summary.txt'.</w:t>
-      </w:r>
-    </w:p>
-    <w:p>
-      <w:r>
-        <w:t>[VERIFICATION] Reading 'error_summary.txt' directly from the hard drive:</w:t>
-      </w:r>
-      <w:r>
-        <w:br/>
+    </w:p>
+    <w:p>
+      <w:pPr>
+        <w:pStyle w:val="NoSpacing"/>
+        <w:rPr>
+          <w:rFonts w:ascii="Consolas" w:hAnsi="Consolas"/>
+          <w:sz w:val="19"/>
+        </w:rPr>
+      </w:pPr>
+      <w:r>
+        <w:rPr>
+          <w:rFonts w:ascii="Consolas" w:hAnsi="Consolas"/>
+          <w:sz w:val="19"/>
+        </w:rPr>
+        <w:t>I found the server log file, reviewed its contents, and identified two errors. I've written a summary of them to 'error_summary.txt'.</w:t>
+      </w:r>
+    </w:p>
+    <w:p>
+      <w:pPr>
+        <w:pStyle w:val="NoSpacing"/>
+        <w:rPr>
+          <w:rFonts w:ascii="Consolas" w:hAnsi="Consolas"/>
+          <w:sz w:val="19"/>
+        </w:rPr>
+      </w:pPr>
+      <w:r>
+        <w:rPr>
+          <w:rFonts w:ascii="Consolas" w:hAnsi="Consolas"/>
+          <w:sz w:val="19"/>
+        </w:rPr>
+        <w:t>----------------------</w:t>
+      </w:r>
+    </w:p>
+    <w:p>
+      <w:pPr>
+        <w:pStyle w:val="NoSpacing"/>
+        <w:rPr>
+          <w:rFonts w:ascii="Consolas" w:hAnsi="Consolas"/>
+          <w:sz w:val="19"/>
+        </w:rPr>
+      </w:pPr>
+      <w:r>
+        <w:rPr>
+          <w:rFonts w:ascii="Consolas" w:hAnsi="Consolas"/>
+          <w:sz w:val="19"/>
+        </w:rPr>
+        <w:t>[VERIFICATION] Reading 'error_summary.txt' directly from the local filesystem</w:t>
+      </w:r>
+    </w:p>
+    <w:p>
+      <w:pPr>
+        <w:pStyle w:val="NoSpacing"/>
+        <w:rPr>
+          <w:rFonts w:ascii="Consolas" w:hAnsi="Consolas"/>
+          <w:sz w:val="19"/>
+        </w:rPr>
+      </w:pPr>
+      <w:r>
+        <w:rPr>
+          <w:rFonts w:ascii="Consolas" w:hAnsi="Consolas"/>
+          <w:sz w:val="19"/>
+        </w:rPr>
         <w:t>Two errors were found in the server logs:</w:t>
       </w:r>
     </w:p>
     <w:p>
       <w:pPr>
-        <w:numPr>
-          <w:ilvl w:val="0"/>
-          <w:numId w:val="6"/>
-        </w:numPr>
-      </w:pPr>
-      <w:r>
-        <w:t>A database connection timeout error occurred at 08:45:01 (192.168.1.50).</w:t>
-      </w:r>
-    </w:p>
-    <w:p>
-      <w:pPr>
-        <w:numPr>
-          <w:ilvl w:val="0"/>
-          <w:numId w:val="6"/>
-        </w:numPr>
-      </w:pPr>
-      <w:r>
-        <w:t>A null reference exception occurred in the PaymentProcessingModule at 09:12:44.</w:t>
-      </w:r>
-    </w:p>
-    <w:p/>
+        <w:pStyle w:val="NoSpacing"/>
+        <w:rPr>
+          <w:rFonts w:ascii="Consolas" w:hAnsi="Consolas"/>
+          <w:sz w:val="19"/>
+        </w:rPr>
+      </w:pPr>
+      <w:r>
+        <w:rPr>
+          <w:rFonts w:ascii="Consolas" w:hAnsi="Consolas"/>
+          <w:sz w:val="19"/>
+        </w:rPr>
+        <w:t>1. A database connection timeout occurred at 08:45:01 while trying to reach 192.168.1.50.</w:t>
+      </w:r>
+    </w:p>
+    <w:p>
+      <w:pPr>
+        <w:pStyle w:val="NoSpacing"/>
+        <w:rPr>
+          <w:rFonts w:ascii="Consolas" w:hAnsi="Consolas"/>
+          <w:sz w:val="19"/>
+        </w:rPr>
+      </w:pPr>
+      <w:r>
+        <w:rPr>
+          <w:rFonts w:ascii="Consolas" w:hAnsi="Consolas"/>
+          <w:sz w:val="19"/>
+        </w:rPr>
+        <w:t>2. A NullReferenceException occurred at 09:12:44 in PaymentProcessingModule.cs, line 42.</w:t>
+      </w:r>
+    </w:p>
     <w:sectPr>
       <w:pgSz w:w="12240" w:h="15840"/>
       <w:pgMar w:top="1440" w:right="1440" w:bottom="1440" w:left="1440" w:header="720" w:footer="720" w:gutter="0"/>
@@ -1287,8 +2619,59 @@
 </file>
 
 <file path=word/numbering.xml><?xml version="1.0" encoding="utf-8"?>
-<w:numbering xmlns:wpc="http://schemas.microsoft.com/office/word/2010/wordprocessingCanvas" xmlns:cx="http://schemas.microsoft.com/office/drawing/2014/chartex" xmlns:cx1="http://schemas.microsoft.com/office/drawing/2015/9/8/chartex" xmlns:cx2="http://schemas.microsoft.com/office/drawing/2015/10/21/chartex" xmlns:cx3="http://schemas.microsoft.com/office/drawing/2016/5/9/chartex" xmlns:cx4="http://schemas.microsoft.com/office/drawing/2016/5/10/chartex" xmlns:cx5="http://schemas.microsoft.com/office/drawing/2016/5/11/chartex" xmlns:cx6="http://schemas.microsoft.com/office/drawing/2016/5/12/chartex" xmlns:cx7="http://schemas.microsoft.com/office/drawing/2016/5/13/chartex" xmlns:cx8="http://schemas.microsoft.com/office/drawing/2016/5/14/chartex" xmlns:mc="http://schemas.openxmlformats.org/markup-compatibility/2006" xmlns:aink="http://schemas.microsoft.com/office/drawing/2016/ink" xmlns:am3d="http://schemas.microsoft.com/office/drawing/2017/model3d" xmlns:o="urn:schemas-microsoft-com:office:office" xmlns:oel="http://schemas.microsoft.com/office/2019/extlst" xmlns:r="http://schemas.openxmlformats.org/officeDocument/2006/relationships" xmlns:m="http://schemas.openxmlformats.org/officeDocument/2006/math" xmlns:v="urn:schemas-microsoft-com:vml" xmlns:wp14="http://schemas.microsoft.com/office/word/2010/wordprocessingDrawing" xmlns:wp="http://schemas.openxmlformats.org/drawingml/2006/wordprocessingDrawing" xmlns:w10="urn:schemas-microsoft-com:office:word" xmlns:w="http://schemas.openxmlformats.org/wordprocessingml/2006/main" xmlns:w14="http://schemas.microsoft.com/office/word/2010/wordml" xmlns:w15="http://schemas.microsoft.com/office/word/2012/wordml" xmlns:w16cex="http://schemas.microsoft.com/office/word/2018/wordml/cex" xmlns:w16cid="http://schemas.microsoft.com/office/word/2016/wordml/cid" xmlns:w16="http://schemas.microsoft.com/office/word/2018/wordml" xmlns:w16du="http://schemas.microsoft.com/office/word/2023/wordml/word16du" xmlns:w16sdtdh="http://schemas.microsoft.com/office/word/2020/wordml/sdtdatahash" xmlns:w16sdtfl="http://schemas.microsoft.com/office/word/2024/wordml/sdtformatlock" xmlns:w16se="http://schemas.microsoft.com/office/word/2015/wordml/symex" xmlns:wpg="http://schemas.microsoft.com/office/word/2010/wordprocessingGroup" xmlns:wpi="http://schemas.microsoft.com/office/word/2010/wordprocessingInk" xmlns:wne="http://schemas.microsoft.com/office/word/2006/wordml" xmlns:wps="http://schemas.microsoft.com/office/word/2010/wordprocessingShape" mc:Ignorable="w14 w15 w16se w16cid w16 w16cex w16sdtdh w16sdtfl w16du wp14">
+<w:numbering xmlns:wpc="http://schemas.microsoft.com/office/word/2010/wordprocessingCanvas" xmlns:cx="http://schemas.microsoft.com/office/drawing/2014/chartex" xmlns:cx1="http://schemas.microsoft.com/office/drawing/2015/9/8/chartex" xmlns:cx2="http://schemas.microsoft.com/office/drawing/2015/10/21/chartex" xmlns:cx3="http://schemas.microsoft.com/office/drawing/2016/5/9/chartex" xmlns:cx4="http://schemas.microsoft.com/office/drawing/2016/5/10/chartex" xmlns:cx5="http://schemas.microsoft.com/office/drawing/2016/5/11/chartex" xmlns:cx6="http://schemas.microsoft.com/office/drawing/2016/5/12/chartex" xmlns:cx7="http://schemas.microsoft.com/office/drawing/2016/5/13/chartex" xmlns:cx8="http://schemas.microsoft.com/office/drawing/2016/5/14/chartex" xmlns:mc="http://schemas.openxmlformats.org/markup-compatibility/2006" xmlns:aink="http://schemas.microsoft.com/office/drawing/2016/ink" xmlns:am3d="http://schemas.microsoft.com/office/drawing/2017/model3d" xmlns:o="urn:schemas-microsoft-com:office:office" xmlns:oel="http://schemas.microsoft.com/office/2019/extlst" xmlns:r="http://schemas.openxmlformats.org/officeDocument/2006/relationships" xmlns:m="http://schemas.openxmlformats.org/officeDocument/2006/math" xmlns:v="urn:schemas-microsoft-com:vml" xmlns:wp14="http://schemas.microsoft.com/office/word/2010/wordprocessingDrawing" xmlns:wp="http://schemas.openxmlformats.org/drawingml/2006/wordprocessingDrawing" xmlns:w10="urn:schemas-microsoft-com:office:word" xmlns:w="http://schemas.openxmlformats.org/wordprocessingml/2006/main" xmlns:w14="http://schemas.microsoft.com/office/word/2010/wordml" xmlns:w15="http://schemas.microsoft.com/office/word/2012/wordml" xmlns:w16cei="http://schemas.microsoft.com/office/word/2026/wordml/cei" xmlns:w16cex="http://schemas.microsoft.com/office/word/2018/wordml/cex" xmlns:w16cid="http://schemas.microsoft.com/office/word/2016/wordml/cid" xmlns:w16="http://schemas.microsoft.com/office/word/2018/wordml" xmlns:w16du="http://schemas.microsoft.com/office/word/2023/wordml/word16du" xmlns:w16sdtdh="http://schemas.microsoft.com/office/word/2020/wordml/sdtdatahash" xmlns:w16sdtfl="http://schemas.microsoft.com/office/word/2024/wordml/sdtformatlock" xmlns:w16se="http://schemas.microsoft.com/office/word/2015/wordml/symex" xmlns:wpg="http://schemas.microsoft.com/office/word/2010/wordprocessingGroup" xmlns:wpi="http://schemas.microsoft.com/office/word/2010/wordprocessingInk" xmlns:wne="http://schemas.microsoft.com/office/word/2006/wordml" xmlns:wps="http://schemas.microsoft.com/office/word/2010/wordprocessingShape" mc:Ignorable="w14 w15 w16se w16cid w16 w16cex w16sdtdh w16sdtfl w16du wp14">
   <w:abstractNum w:abstractNumId="0" w15:restartNumberingAfterBreak="0">
+    <w:nsid w:val="0AEB130E"/>
+    <w:multiLevelType w:val="singleLevel"/>
+    <w:tmpl w:val="04090001"/>
+    <w:lvl w:ilvl="0">
+      <w:start w:val="1"/>
+      <w:numFmt w:val="bullet"/>
+      <w:lvlText w:val=""/>
+      <w:lvlJc w:val="left"/>
+      <w:pPr>
+        <w:ind w:left="720" w:hanging="360"/>
+      </w:pPr>
+      <w:rPr>
+        <w:rFonts w:ascii="Symbol" w:hAnsi="Symbol" w:hint="default"/>
+      </w:rPr>
+    </w:lvl>
+  </w:abstractNum>
+  <w:abstractNum w:abstractNumId="1" w15:restartNumberingAfterBreak="0">
+    <w:nsid w:val="144F5A17"/>
+    <w:multiLevelType w:val="singleLevel"/>
+    <w:tmpl w:val="04090001"/>
+    <w:lvl w:ilvl="0">
+      <w:start w:val="1"/>
+      <w:numFmt w:val="bullet"/>
+      <w:lvlText w:val=""/>
+      <w:lvlJc w:val="left"/>
+      <w:pPr>
+        <w:ind w:left="720" w:hanging="360"/>
+      </w:pPr>
+      <w:rPr>
+        <w:rFonts w:ascii="Symbol" w:hAnsi="Symbol" w:hint="default"/>
+      </w:rPr>
+    </w:lvl>
+  </w:abstractNum>
+  <w:abstractNum w:abstractNumId="2" w15:restartNumberingAfterBreak="0">
+    <w:nsid w:val="17E554B4"/>
+    <w:multiLevelType w:val="singleLevel"/>
+    <w:tmpl w:val="04090001"/>
+    <w:lvl w:ilvl="0">
+      <w:start w:val="1"/>
+      <w:numFmt w:val="bullet"/>
+      <w:lvlText w:val=""/>
+      <w:lvlJc w:val="left"/>
+      <w:pPr>
+        <w:ind w:left="720" w:hanging="360"/>
+      </w:pPr>
+      <w:rPr>
+        <w:rFonts w:ascii="Symbol" w:hAnsi="Symbol" w:hint="default"/>
+      </w:rPr>
+    </w:lvl>
+  </w:abstractNum>
+  <w:abstractNum w:abstractNumId="3" w15:restartNumberingAfterBreak="0">
     <w:nsid w:val="28684A62"/>
     <w:multiLevelType w:val="multilevel"/>
     <w:tmpl w:val="C5A279A8"/>
@@ -1401,7 +2784,7 @@
       </w:pPr>
     </w:lvl>
   </w:abstractNum>
-  <w:abstractNum w:abstractNumId="1" w15:restartNumberingAfterBreak="0">
+  <w:abstractNum w:abstractNumId="4" w15:restartNumberingAfterBreak="0">
     <w:nsid w:val="59B957E6"/>
     <w:multiLevelType w:val="multilevel"/>
     <w:tmpl w:val="BADC0910"/>
@@ -1550,7 +2933,7 @@
       </w:rPr>
     </w:lvl>
   </w:abstractNum>
-  <w:abstractNum w:abstractNumId="2" w15:restartNumberingAfterBreak="0">
+  <w:abstractNum w:abstractNumId="5" w15:restartNumberingAfterBreak="0">
     <w:nsid w:val="5B3130DD"/>
     <w:multiLevelType w:val="multilevel"/>
     <w:tmpl w:val="B95813DC"/>
@@ -1699,7 +3082,7 @@
       </w:rPr>
     </w:lvl>
   </w:abstractNum>
-  <w:abstractNum w:abstractNumId="3" w15:restartNumberingAfterBreak="0">
+  <w:abstractNum w:abstractNumId="6" w15:restartNumberingAfterBreak="0">
     <w:nsid w:val="5C6A28EC"/>
     <w:multiLevelType w:val="multilevel"/>
     <w:tmpl w:val="1AA825F2"/>
@@ -1812,7 +3195,7 @@
       </w:pPr>
     </w:lvl>
   </w:abstractNum>
-  <w:abstractNum w:abstractNumId="4" w15:restartNumberingAfterBreak="0">
+  <w:abstractNum w:abstractNumId="7" w15:restartNumberingAfterBreak="0">
     <w:nsid w:val="70F6546F"/>
     <w:multiLevelType w:val="multilevel"/>
     <w:tmpl w:val="BA5E28D2"/>
@@ -1961,7 +3344,7 @@
       </w:rPr>
     </w:lvl>
   </w:abstractNum>
-  <w:abstractNum w:abstractNumId="5" w15:restartNumberingAfterBreak="0">
+  <w:abstractNum w:abstractNumId="8" w15:restartNumberingAfterBreak="0">
     <w:nsid w:val="722263EC"/>
     <w:multiLevelType w:val="multilevel"/>
     <w:tmpl w:val="48D6946E"/>
@@ -2111,22 +3494,31 @@
     </w:lvl>
   </w:abstractNum>
   <w:num w:numId="1" w16cid:durableId="1781148833">
+    <w:abstractNumId w:val="8"/>
+  </w:num>
+  <w:num w:numId="2" w16cid:durableId="572273462">
     <w:abstractNumId w:val="5"/>
   </w:num>
-  <w:num w:numId="2" w16cid:durableId="572273462">
+  <w:num w:numId="3" w16cid:durableId="131219249">
+    <w:abstractNumId w:val="4"/>
+  </w:num>
+  <w:num w:numId="4" w16cid:durableId="826090502">
+    <w:abstractNumId w:val="7"/>
+  </w:num>
+  <w:num w:numId="5" w16cid:durableId="1246963930">
+    <w:abstractNumId w:val="3"/>
+  </w:num>
+  <w:num w:numId="6" w16cid:durableId="547230399">
+    <w:abstractNumId w:val="6"/>
+  </w:num>
+  <w:num w:numId="7" w16cid:durableId="110633199">
     <w:abstractNumId w:val="2"/>
   </w:num>
-  <w:num w:numId="3" w16cid:durableId="131219249">
-    <w:abstractNumId w:val="1"/>
-  </w:num>
-  <w:num w:numId="4" w16cid:durableId="826090502">
-    <w:abstractNumId w:val="4"/>
-  </w:num>
-  <w:num w:numId="5" w16cid:durableId="1246963930">
+  <w:num w:numId="8" w16cid:durableId="438182763">
     <w:abstractNumId w:val="0"/>
   </w:num>
-  <w:num w:numId="6" w16cid:durableId="547230399">
-    <w:abstractNumId w:val="3"/>
+  <w:num w:numId="9" w16cid:durableId="1290551827">
+    <w:abstractNumId w:val="1"/>
   </w:num>
 </w:numbering>
 </file>
@@ -2559,7 +3951,6 @@
     <w:next w:val="Normal"/>
     <w:link w:val="Heading2Char"/>
     <w:uiPriority w:val="9"/>
-    <w:semiHidden/>
     <w:unhideWhenUsed/>
     <w:qFormat/>
     <w:rsid w:val="00AE09D1"/>
@@ -2734,6 +4125,7 @@
   <w:style w:type="character" w:default="1" w:styleId="DefaultParagraphFont">
     <w:name w:val="Default Paragraph Font"/>
     <w:uiPriority w:val="1"/>
+    <w:semiHidden/>
     <w:unhideWhenUsed/>
   </w:style>
   <w:style w:type="table" w:default="1" w:styleId="TableNormal">
@@ -2775,7 +4167,6 @@
     <w:basedOn w:val="DefaultParagraphFont"/>
     <w:link w:val="Heading2"/>
     <w:uiPriority w:val="9"/>
-    <w:semiHidden/>
     <w:rsid w:val="00AE09D1"/>
     <w:rPr>
       <w:rFonts w:asciiTheme="majorHAnsi" w:eastAsiaTheme="majorEastAsia" w:hAnsiTheme="majorHAnsi" w:cstheme="majorBidi"/>
@@ -3046,6 +4437,15 @@
       <w:color w:val="0F4761" w:themeColor="accent1" w:themeShade="BF"/>
       <w:spacing w:val="5"/>
     </w:rPr>
+  </w:style>
+  <w:style w:type="paragraph" w:styleId="NoSpacing">
+    <w:name w:val="No Spacing"/>
+    <w:uiPriority w:val="1"/>
+    <w:qFormat/>
+    <w:rsid w:val="00DF5B2B"/>
+    <w:pPr>
+      <w:spacing w:after="0" w:line="240" w:lineRule="auto"/>
+    </w:pPr>
   </w:style>
 </w:styles>
 </file>

--- a/Day6-FileManager.docx
+++ b/Day6-FileManager.docx
@@ -149,14 +149,11 @@
         <w:rPr>
           <w:b/>
         </w:rPr>
+        <w:lastRenderedPageBreak/>
         <w:t>AddFromObject vs. AddFromType</w:t>
       </w:r>
       <w:r>
-        <w:t>: `builder.Plugi</w:t>
-      </w:r>
-      <w:r>
-        <w:lastRenderedPageBreak/>
-        <w:t>ns.AddFromObject(new FileSystemPlugin(), "FileSystem")` registers an *already-constructed instance* of a plugin, in contrast to Day 4's `AddFromType&lt;MathPlugin&gt;()`, which let Semantic Kernel construct the instance itself. This matters here because `FileSystemPlugin` has constructor logic (capturing the sandboxed directory) that needs to run before registration.</w:t>
+        <w:t>: `builder.Plugins.AddFromObject(new FileSystemPlugin(), "FileSystem")` registers an *already-constructed instance* of a plugin, in contrast to Day 4's `AddFromType&lt;MathPlugin&gt;()`, which let Semantic Kernel construct the instance itself. This matters here because `FileSystemPlugin` has constructor logic (capturing the sandboxed directory) that needs to run before registration.</w:t>
       </w:r>
     </w:p>
     <w:p>
@@ -194,11 +191,7 @@
         <w:t>AI Sandboxing (Security)</w:t>
       </w:r>
       <w:r>
-        <w:t>: `FileSystemPlugin`'s constructor hardcodes all file operations to `Directory.GetCurrentDirectory()`, restricting the AI to a bounded area of the filesyst</w:t>
-      </w:r>
-      <w:r>
-        <w:lastRenderedPageBreak/>
-        <w:t>em instead of giving it unrestricted disk access.</w:t>
+        <w:t>: `FileSystemPlugin`'s constructor hardcodes all file operations to `Directory.GetCurrentDirectory()`, restricting the AI to a bounded area of the filesystem instead of giving it unrestricted disk access.</w:t>
       </w:r>
     </w:p>
     <w:p>
@@ -450,22 +443,6 @@
           <w:rFonts w:ascii="Consolas" w:hAnsi="Consolas"/>
           <w:sz w:val="19"/>
         </w:rPr>
-        <w:t>using System.Security.Cryptography.X509Certificates;</w:t>
-      </w:r>
-    </w:p>
-    <w:p>
-      <w:pPr>
-        <w:pStyle w:val="NoSpacing"/>
-        <w:rPr>
-          <w:rFonts w:ascii="Consolas" w:hAnsi="Consolas"/>
-          <w:sz w:val="19"/>
-        </w:rPr>
-      </w:pPr>
-      <w:r>
-        <w:rPr>
-          <w:rFonts w:ascii="Consolas" w:hAnsi="Consolas"/>
-          <w:sz w:val="19"/>
-        </w:rPr>
         <w:t>using System.Threading.Tasks;</w:t>
       </w:r>
     </w:p>
@@ -555,46 +532,39 @@
           <w:rFonts w:ascii="Consolas" w:hAnsi="Consolas"/>
           <w:sz w:val="19"/>
         </w:rPr>
-        <w:t xml:space="preserve">    // Step 1: Define </w:t>
-      </w:r>
+        <w:t xml:space="preserve">    // Step 1: Define the File System Plugin</w:t>
+      </w:r>
+    </w:p>
+    <w:p>
+      <w:pPr>
+        <w:pStyle w:val="NoSpacing"/>
+        <w:rPr>
+          <w:rFonts w:ascii="Consolas" w:hAnsi="Consolas"/>
+          <w:sz w:val="19"/>
+        </w:rPr>
+      </w:pPr>
+      <w:r>
+        <w:rPr>
+          <w:rFonts w:ascii="Consolas" w:hAnsi="Consolas"/>
+          <w:sz w:val="19"/>
+        </w:rPr>
+        <w:t xml:space="preserve">    public class FileSystemPlugin</w:t>
+      </w:r>
+    </w:p>
+    <w:p>
+      <w:pPr>
+        <w:pStyle w:val="NoSpacing"/>
+        <w:rPr>
+          <w:rFonts w:ascii="Consolas" w:hAnsi="Consolas"/>
+          <w:sz w:val="19"/>
+        </w:rPr>
+      </w:pPr>
       <w:r>
         <w:rPr>
           <w:rFonts w:ascii="Consolas" w:hAnsi="Consolas"/>
           <w:sz w:val="19"/>
         </w:rPr>
         <w:lastRenderedPageBreak/>
-        <w:t>the File System Plugin</w:t>
-      </w:r>
-    </w:p>
-    <w:p>
-      <w:pPr>
-        <w:pStyle w:val="NoSpacing"/>
-        <w:rPr>
-          <w:rFonts w:ascii="Consolas" w:hAnsi="Consolas"/>
-          <w:sz w:val="19"/>
-        </w:rPr>
-      </w:pPr>
-      <w:r>
-        <w:rPr>
-          <w:rFonts w:ascii="Consolas" w:hAnsi="Consolas"/>
-          <w:sz w:val="19"/>
-        </w:rPr>
-        <w:t xml:space="preserve">    public class FileSystemPlugin</w:t>
-      </w:r>
-    </w:p>
-    <w:p>
-      <w:pPr>
-        <w:pStyle w:val="NoSpacing"/>
-        <w:rPr>
-          <w:rFonts w:ascii="Consolas" w:hAnsi="Consolas"/>
-          <w:sz w:val="19"/>
-        </w:rPr>
-      </w:pPr>
-      <w:r>
-        <w:rPr>
-          <w:rFonts w:ascii="Consolas" w:hAnsi="Consolas"/>
-          <w:sz w:val="19"/>
-        </w:rPr>
         <w:t xml:space="preserve">    {</w:t>
       </w:r>
     </w:p>
@@ -773,6 +743,337 @@
           <w:rFonts w:ascii="Consolas" w:hAnsi="Consolas"/>
           <w:sz w:val="19"/>
         </w:rPr>
+        <w:t xml:space="preserve">        // Step 1b: Resolve a requested file name to a real path that is</w:t>
+      </w:r>
+    </w:p>
+    <w:p>
+      <w:pPr>
+        <w:pStyle w:val="NoSpacing"/>
+        <w:rPr>
+          <w:rFonts w:ascii="Consolas" w:hAnsi="Consolas"/>
+          <w:sz w:val="19"/>
+        </w:rPr>
+      </w:pPr>
+      <w:r>
+        <w:rPr>
+          <w:rFonts w:ascii="Consolas" w:hAnsi="Consolas"/>
+          <w:sz w:val="19"/>
+        </w:rPr>
+        <w:t xml:space="preserve">        // guaranteed to stay inside the sandbox. Path.Combine alone does not</w:t>
+      </w:r>
+    </w:p>
+    <w:p>
+      <w:pPr>
+        <w:pStyle w:val="NoSpacing"/>
+        <w:rPr>
+          <w:rFonts w:ascii="Consolas" w:hAnsi="Consolas"/>
+          <w:sz w:val="19"/>
+        </w:rPr>
+      </w:pPr>
+      <w:r>
+        <w:rPr>
+          <w:rFonts w:ascii="Consolas" w:hAnsi="Consolas"/>
+          <w:sz w:val="19"/>
+        </w:rPr>
+        <w:t xml:space="preserve">        // stop something like "../secrets.txt" or an absolute path from</w:t>
+      </w:r>
+    </w:p>
+    <w:p>
+      <w:pPr>
+        <w:pStyle w:val="NoSpacing"/>
+        <w:rPr>
+          <w:rFonts w:ascii="Consolas" w:hAnsi="Consolas"/>
+          <w:sz w:val="19"/>
+        </w:rPr>
+      </w:pPr>
+      <w:r>
+        <w:rPr>
+          <w:rFonts w:ascii="Consolas" w:hAnsi="Consolas"/>
+          <w:sz w:val="19"/>
+        </w:rPr>
+        <w:t xml:space="preserve">        // escaping _currentDirectory - we have to resolve the full path and</w:t>
+      </w:r>
+    </w:p>
+    <w:p>
+      <w:pPr>
+        <w:pStyle w:val="NoSpacing"/>
+        <w:rPr>
+          <w:rFonts w:ascii="Consolas" w:hAnsi="Consolas"/>
+          <w:sz w:val="19"/>
+        </w:rPr>
+      </w:pPr>
+      <w:r>
+        <w:rPr>
+          <w:rFonts w:ascii="Consolas" w:hAnsi="Consolas"/>
+          <w:sz w:val="19"/>
+        </w:rPr>
+        <w:t xml:space="preserve">        // verify it still lives under the sandbox root before touching disk.</w:t>
+      </w:r>
+    </w:p>
+    <w:p>
+      <w:pPr>
+        <w:pStyle w:val="NoSpacing"/>
+        <w:rPr>
+          <w:rFonts w:ascii="Consolas" w:hAnsi="Consolas"/>
+          <w:sz w:val="19"/>
+        </w:rPr>
+      </w:pPr>
+      <w:r>
+        <w:rPr>
+          <w:rFonts w:ascii="Consolas" w:hAnsi="Consolas"/>
+          <w:sz w:val="19"/>
+        </w:rPr>
+        <w:t xml:space="preserve">        private bool TryResolveSandboxedPath(string fileName, out string resolvedPath, out string error)</w:t>
+      </w:r>
+    </w:p>
+    <w:p>
+      <w:pPr>
+        <w:pStyle w:val="NoSpacing"/>
+        <w:rPr>
+          <w:rFonts w:ascii="Consolas" w:hAnsi="Consolas"/>
+          <w:sz w:val="19"/>
+        </w:rPr>
+      </w:pPr>
+      <w:r>
+        <w:rPr>
+          <w:rFonts w:ascii="Consolas" w:hAnsi="Consolas"/>
+          <w:sz w:val="19"/>
+        </w:rPr>
+        <w:t xml:space="preserve">        {</w:t>
+      </w:r>
+    </w:p>
+    <w:p>
+      <w:pPr>
+        <w:pStyle w:val="NoSpacing"/>
+        <w:rPr>
+          <w:rFonts w:ascii="Consolas" w:hAnsi="Consolas"/>
+          <w:sz w:val="19"/>
+        </w:rPr>
+      </w:pPr>
+      <w:r>
+        <w:rPr>
+          <w:rFonts w:ascii="Consolas" w:hAnsi="Consolas"/>
+          <w:sz w:val="19"/>
+        </w:rPr>
+        <w:t xml:space="preserve">            string sandboxRoot = Path.GetFullPath(_currentDirectory) + Path.DirectorySeparatorChar;</w:t>
+      </w:r>
+    </w:p>
+    <w:p>
+      <w:pPr>
+        <w:pStyle w:val="NoSpacing"/>
+        <w:rPr>
+          <w:rFonts w:ascii="Consolas" w:hAnsi="Consolas"/>
+          <w:sz w:val="19"/>
+        </w:rPr>
+      </w:pPr>
+      <w:r>
+        <w:rPr>
+          <w:rFonts w:ascii="Consolas" w:hAnsi="Consolas"/>
+          <w:sz w:val="19"/>
+        </w:rPr>
+        <w:t xml:space="preserve">            string fullPath = Path.GetFullPath(Path.Combine(_currentDirectory, fileName));</w:t>
+      </w:r>
+    </w:p>
+    <w:p>
+      <w:pPr>
+        <w:pStyle w:val="NoSpacing"/>
+        <w:rPr>
+          <w:rFonts w:ascii="Consolas" w:hAnsi="Consolas"/>
+          <w:sz w:val="19"/>
+        </w:rPr>
+      </w:pPr>
+    </w:p>
+    <w:p>
+      <w:pPr>
+        <w:pStyle w:val="NoSpacing"/>
+        <w:rPr>
+          <w:rFonts w:ascii="Consolas" w:hAnsi="Consolas"/>
+          <w:sz w:val="19"/>
+        </w:rPr>
+      </w:pPr>
+      <w:r>
+        <w:rPr>
+          <w:rFonts w:ascii="Consolas" w:hAnsi="Consolas"/>
+          <w:sz w:val="19"/>
+        </w:rPr>
+        <w:t xml:space="preserve">            if (!fullPath.StartsWith(sandboxRoot, StringComparison.OrdinalIgnoreCase))</w:t>
+      </w:r>
+    </w:p>
+    <w:p>
+      <w:pPr>
+        <w:pStyle w:val="NoSpacing"/>
+        <w:rPr>
+          <w:rFonts w:ascii="Consolas" w:hAnsi="Consolas"/>
+          <w:sz w:val="19"/>
+        </w:rPr>
+      </w:pPr>
+      <w:r>
+        <w:rPr>
+          <w:rFonts w:ascii="Consolas" w:hAnsi="Consolas"/>
+          <w:sz w:val="19"/>
+        </w:rPr>
+        <w:t xml:space="preserve">            {</w:t>
+      </w:r>
+    </w:p>
+    <w:p>
+      <w:pPr>
+        <w:pStyle w:val="NoSpacing"/>
+        <w:rPr>
+          <w:rFonts w:ascii="Consolas" w:hAnsi="Consolas"/>
+          <w:sz w:val="19"/>
+        </w:rPr>
+      </w:pPr>
+      <w:r>
+        <w:rPr>
+          <w:rFonts w:ascii="Consolas" w:hAnsi="Consolas"/>
+          <w:sz w:val="19"/>
+        </w:rPr>
+        <w:t xml:space="preserve">                resolvedPath = string.Empty;</w:t>
+      </w:r>
+    </w:p>
+    <w:p>
+      <w:pPr>
+        <w:pStyle w:val="NoSpacing"/>
+        <w:rPr>
+          <w:rFonts w:ascii="Consolas" w:hAnsi="Consolas"/>
+          <w:sz w:val="19"/>
+        </w:rPr>
+      </w:pPr>
+      <w:r>
+        <w:rPr>
+          <w:rFonts w:ascii="Consolas" w:hAnsi="Consolas"/>
+          <w:sz w:val="19"/>
+        </w:rPr>
+        <w:t xml:space="preserve">                error = $"Error: '{fileName}' resolves outside the sandboxed directory and was blocked.";</w:t>
+      </w:r>
+    </w:p>
+    <w:p>
+      <w:pPr>
+        <w:pStyle w:val="NoSpacing"/>
+        <w:rPr>
+          <w:rFonts w:ascii="Consolas" w:hAnsi="Consolas"/>
+          <w:sz w:val="19"/>
+        </w:rPr>
+      </w:pPr>
+      <w:r>
+        <w:rPr>
+          <w:rFonts w:ascii="Consolas" w:hAnsi="Consolas"/>
+          <w:sz w:val="19"/>
+        </w:rPr>
+        <w:t xml:space="preserve">                return false;</w:t>
+      </w:r>
+    </w:p>
+    <w:p>
+      <w:pPr>
+        <w:pStyle w:val="NoSpacing"/>
+        <w:rPr>
+          <w:rFonts w:ascii="Consolas" w:hAnsi="Consolas"/>
+          <w:sz w:val="19"/>
+        </w:rPr>
+      </w:pPr>
+      <w:r>
+        <w:rPr>
+          <w:rFonts w:ascii="Consolas" w:hAnsi="Consolas"/>
+          <w:sz w:val="19"/>
+        </w:rPr>
+        <w:t xml:space="preserve">            }</w:t>
+      </w:r>
+    </w:p>
+    <w:p>
+      <w:pPr>
+        <w:pStyle w:val="NoSpacing"/>
+        <w:rPr>
+          <w:rFonts w:ascii="Consolas" w:hAnsi="Consolas"/>
+          <w:sz w:val="19"/>
+        </w:rPr>
+      </w:pPr>
+    </w:p>
+    <w:p>
+      <w:pPr>
+        <w:pStyle w:val="NoSpacing"/>
+        <w:rPr>
+          <w:rFonts w:ascii="Consolas" w:hAnsi="Consolas"/>
+          <w:sz w:val="19"/>
+        </w:rPr>
+      </w:pPr>
+      <w:r>
+        <w:rPr>
+          <w:rFonts w:ascii="Consolas" w:hAnsi="Consolas"/>
+          <w:sz w:val="19"/>
+        </w:rPr>
+        <w:t xml:space="preserve">            resolvedPath = fullPath;</w:t>
+      </w:r>
+    </w:p>
+    <w:p>
+      <w:pPr>
+        <w:pStyle w:val="NoSpacing"/>
+        <w:rPr>
+          <w:rFonts w:ascii="Consolas" w:hAnsi="Consolas"/>
+          <w:sz w:val="19"/>
+        </w:rPr>
+      </w:pPr>
+      <w:r>
+        <w:rPr>
+          <w:rFonts w:ascii="Consolas" w:hAnsi="Consolas"/>
+          <w:sz w:val="19"/>
+        </w:rPr>
+        <w:t xml:space="preserve">            error = string.Empty;</w:t>
+      </w:r>
+    </w:p>
+    <w:p>
+      <w:pPr>
+        <w:pStyle w:val="NoSpacing"/>
+        <w:rPr>
+          <w:rFonts w:ascii="Consolas" w:hAnsi="Consolas"/>
+          <w:sz w:val="19"/>
+        </w:rPr>
+      </w:pPr>
+      <w:r>
+        <w:rPr>
+          <w:rFonts w:ascii="Consolas" w:hAnsi="Consolas"/>
+          <w:sz w:val="19"/>
+        </w:rPr>
+        <w:t xml:space="preserve">            return true;</w:t>
+      </w:r>
+    </w:p>
+    <w:p>
+      <w:pPr>
+        <w:pStyle w:val="NoSpacing"/>
+        <w:rPr>
+          <w:rFonts w:ascii="Consolas" w:hAnsi="Consolas"/>
+          <w:sz w:val="19"/>
+        </w:rPr>
+      </w:pPr>
+      <w:r>
+        <w:rPr>
+          <w:rFonts w:ascii="Consolas" w:hAnsi="Consolas"/>
+          <w:sz w:val="19"/>
+        </w:rPr>
+        <w:t xml:space="preserve">        }</w:t>
+      </w:r>
+    </w:p>
+    <w:p>
+      <w:pPr>
+        <w:pStyle w:val="NoSpacing"/>
+        <w:rPr>
+          <w:rFonts w:ascii="Consolas" w:hAnsi="Consolas"/>
+          <w:sz w:val="19"/>
+        </w:rPr>
+      </w:pPr>
+    </w:p>
+    <w:p>
+      <w:pPr>
+        <w:pStyle w:val="NoSpacing"/>
+        <w:rPr>
+          <w:rFonts w:ascii="Consolas" w:hAnsi="Consolas"/>
+          <w:sz w:val="19"/>
+        </w:rPr>
+      </w:pPr>
+      <w:r>
+        <w:rPr>
+          <w:rFonts w:ascii="Consolas" w:hAnsi="Consolas"/>
+          <w:sz w:val="19"/>
+        </w:rPr>
         <w:t xml:space="preserve">        [KernelFunction("ListFiles")]</w:t>
       </w:r>
     </w:p>
@@ -951,31 +1252,394 @@
           <w:rFonts w:ascii="Consolas" w:hAnsi="Consolas"/>
           <w:sz w:val="19"/>
         </w:rPr>
-        <w:t xml:space="preserve">        [Descript</w:t>
-      </w:r>
+        <w:t xml:space="preserve">        [Description("Reads and returns the text content of a specified file")]</w:t>
+      </w:r>
+    </w:p>
+    <w:p>
+      <w:pPr>
+        <w:pStyle w:val="NoSpacing"/>
+        <w:rPr>
+          <w:rFonts w:ascii="Consolas" w:hAnsi="Consolas"/>
+          <w:sz w:val="19"/>
+        </w:rPr>
+      </w:pPr>
+      <w:r>
+        <w:rPr>
+          <w:rFonts w:ascii="Consolas" w:hAnsi="Consolas"/>
+          <w:sz w:val="19"/>
+        </w:rPr>
+        <w:t xml:space="preserve">        public async Task&lt;string&gt; ReadFileAsync([Description("The exact name of the file to read (e.g. 'document.txt')")] string fileName)</w:t>
+      </w:r>
+    </w:p>
+    <w:p>
+      <w:pPr>
+        <w:pStyle w:val="NoSpacing"/>
+        <w:rPr>
+          <w:rFonts w:ascii="Consolas" w:hAnsi="Consolas"/>
+          <w:sz w:val="19"/>
+        </w:rPr>
+      </w:pPr>
+      <w:r>
+        <w:rPr>
+          <w:rFonts w:ascii="Consolas" w:hAnsi="Consolas"/>
+          <w:sz w:val="19"/>
+        </w:rPr>
+        <w:t xml:space="preserve">        {</w:t>
+      </w:r>
+    </w:p>
+    <w:p>
+      <w:pPr>
+        <w:pStyle w:val="NoSpacing"/>
+        <w:rPr>
+          <w:rFonts w:ascii="Consolas" w:hAnsi="Consolas"/>
+          <w:sz w:val="19"/>
+        </w:rPr>
+      </w:pPr>
+      <w:r>
+        <w:rPr>
+          <w:rFonts w:ascii="Consolas" w:hAnsi="Consolas"/>
+          <w:sz w:val="19"/>
+        </w:rPr>
+        <w:t xml:space="preserve">            Console.WriteLine($"[PLUGIN EXECUTING] AI is reading file: '{fileName}'...");</w:t>
+      </w:r>
+    </w:p>
+    <w:p>
+      <w:pPr>
+        <w:pStyle w:val="NoSpacing"/>
+        <w:rPr>
+          <w:rFonts w:ascii="Consolas" w:hAnsi="Consolas"/>
+          <w:sz w:val="19"/>
+        </w:rPr>
+      </w:pPr>
+      <w:r>
+        <w:rPr>
+          <w:rFonts w:ascii="Consolas" w:hAnsi="Consolas"/>
+          <w:sz w:val="19"/>
+        </w:rPr>
+        <w:t xml:space="preserve">            if (!TryResolveSandboxedPath(fileName, out string path, out string sandboxError)) return sandboxError;</w:t>
+      </w:r>
+    </w:p>
+    <w:p>
+      <w:pPr>
+        <w:pStyle w:val="NoSpacing"/>
+        <w:rPr>
+          <w:rFonts w:ascii="Consolas" w:hAnsi="Consolas"/>
+          <w:sz w:val="19"/>
+        </w:rPr>
+      </w:pPr>
       <w:r>
         <w:rPr>
           <w:rFonts w:ascii="Consolas" w:hAnsi="Consolas"/>
           <w:sz w:val="19"/>
         </w:rPr>
         <w:lastRenderedPageBreak/>
-        <w:t>ion("Reads and returns the text content of a specified file")]</w:t>
-      </w:r>
-    </w:p>
-    <w:p>
-      <w:pPr>
-        <w:pStyle w:val="NoSpacing"/>
-        <w:rPr>
-          <w:rFonts w:ascii="Consolas" w:hAnsi="Consolas"/>
-          <w:sz w:val="19"/>
-        </w:rPr>
-      </w:pPr>
-      <w:r>
-        <w:rPr>
-          <w:rFonts w:ascii="Consolas" w:hAnsi="Consolas"/>
-          <w:sz w:val="19"/>
-        </w:rPr>
-        <w:t xml:space="preserve">        public async Task&lt;string&gt; ReadFileAsync([Description("The exact name of the file to read (e.g. 'document.txt')")] string fileName)</w:t>
+        <w:t xml:space="preserve">            if (!File.Exists(path)) return $"Error: the file '{fileName}' does not exist.";</w:t>
+      </w:r>
+    </w:p>
+    <w:p>
+      <w:pPr>
+        <w:pStyle w:val="NoSpacing"/>
+        <w:rPr>
+          <w:rFonts w:ascii="Consolas" w:hAnsi="Consolas"/>
+          <w:sz w:val="19"/>
+        </w:rPr>
+      </w:pPr>
+    </w:p>
+    <w:p>
+      <w:pPr>
+        <w:pStyle w:val="NoSpacing"/>
+        <w:rPr>
+          <w:rFonts w:ascii="Consolas" w:hAnsi="Consolas"/>
+          <w:sz w:val="19"/>
+        </w:rPr>
+      </w:pPr>
+      <w:r>
+        <w:rPr>
+          <w:rFonts w:ascii="Consolas" w:hAnsi="Consolas"/>
+          <w:sz w:val="19"/>
+        </w:rPr>
+        <w:t xml:space="preserve">            try</w:t>
+      </w:r>
+    </w:p>
+    <w:p>
+      <w:pPr>
+        <w:pStyle w:val="NoSpacing"/>
+        <w:rPr>
+          <w:rFonts w:ascii="Consolas" w:hAnsi="Consolas"/>
+          <w:sz w:val="19"/>
+        </w:rPr>
+      </w:pPr>
+      <w:r>
+        <w:rPr>
+          <w:rFonts w:ascii="Consolas" w:hAnsi="Consolas"/>
+          <w:sz w:val="19"/>
+        </w:rPr>
+        <w:t xml:space="preserve">            {</w:t>
+      </w:r>
+    </w:p>
+    <w:p>
+      <w:pPr>
+        <w:pStyle w:val="NoSpacing"/>
+        <w:rPr>
+          <w:rFonts w:ascii="Consolas" w:hAnsi="Consolas"/>
+          <w:sz w:val="19"/>
+        </w:rPr>
+      </w:pPr>
+      <w:r>
+        <w:rPr>
+          <w:rFonts w:ascii="Consolas" w:hAnsi="Consolas"/>
+          <w:sz w:val="19"/>
+        </w:rPr>
+        <w:t xml:space="preserve">            return await File.ReadAllTextAsync(path);</w:t>
+      </w:r>
+    </w:p>
+    <w:p>
+      <w:pPr>
+        <w:pStyle w:val="NoSpacing"/>
+        <w:rPr>
+          <w:rFonts w:ascii="Consolas" w:hAnsi="Consolas"/>
+          <w:sz w:val="19"/>
+        </w:rPr>
+      </w:pPr>
+      <w:r>
+        <w:rPr>
+          <w:rFonts w:ascii="Consolas" w:hAnsi="Consolas"/>
+          <w:sz w:val="19"/>
+        </w:rPr>
+        <w:t xml:space="preserve">            }</w:t>
+      </w:r>
+    </w:p>
+    <w:p>
+      <w:pPr>
+        <w:pStyle w:val="NoSpacing"/>
+        <w:rPr>
+          <w:rFonts w:ascii="Consolas" w:hAnsi="Consolas"/>
+          <w:sz w:val="19"/>
+        </w:rPr>
+      </w:pPr>
+      <w:r>
+        <w:rPr>
+          <w:rFonts w:ascii="Consolas" w:hAnsi="Consolas"/>
+          <w:sz w:val="19"/>
+        </w:rPr>
+        <w:t xml:space="preserve">            catch (Exception ex) when (ex is IOException || ex is UnauthorizedAccessException)</w:t>
+      </w:r>
+    </w:p>
+    <w:p>
+      <w:pPr>
+        <w:pStyle w:val="NoSpacing"/>
+        <w:rPr>
+          <w:rFonts w:ascii="Consolas" w:hAnsi="Consolas"/>
+          <w:sz w:val="19"/>
+        </w:rPr>
+      </w:pPr>
+      <w:r>
+        <w:rPr>
+          <w:rFonts w:ascii="Consolas" w:hAnsi="Consolas"/>
+          <w:sz w:val="19"/>
+        </w:rPr>
+        <w:t xml:space="preserve">            {</w:t>
+      </w:r>
+    </w:p>
+    <w:p>
+      <w:pPr>
+        <w:pStyle w:val="NoSpacing"/>
+        <w:rPr>
+          <w:rFonts w:ascii="Consolas" w:hAnsi="Consolas"/>
+          <w:sz w:val="19"/>
+        </w:rPr>
+      </w:pPr>
+      <w:r>
+        <w:rPr>
+          <w:rFonts w:ascii="Consolas" w:hAnsi="Consolas"/>
+          <w:sz w:val="19"/>
+        </w:rPr>
+        <w:t xml:space="preserve">                // A locked, permission-denied, or otherwise unreadable file must not</w:t>
+      </w:r>
+    </w:p>
+    <w:p>
+      <w:pPr>
+        <w:pStyle w:val="NoSpacing"/>
+        <w:rPr>
+          <w:rFonts w:ascii="Consolas" w:hAnsi="Consolas"/>
+          <w:sz w:val="19"/>
+        </w:rPr>
+      </w:pPr>
+      <w:r>
+        <w:rPr>
+          <w:rFonts w:ascii="Consolas" w:hAnsi="Consolas"/>
+          <w:sz w:val="19"/>
+        </w:rPr>
+        <w:t xml:space="preserve">                // throw uncaught here - that would crash the whole chat loop instead</w:t>
+      </w:r>
+    </w:p>
+    <w:p>
+      <w:pPr>
+        <w:pStyle w:val="NoSpacing"/>
+        <w:rPr>
+          <w:rFonts w:ascii="Consolas" w:hAnsi="Consolas"/>
+          <w:sz w:val="19"/>
+        </w:rPr>
+      </w:pPr>
+      <w:r>
+        <w:rPr>
+          <w:rFonts w:ascii="Consolas" w:hAnsi="Consolas"/>
+          <w:sz w:val="19"/>
+        </w:rPr>
+        <w:t xml:space="preserve">                // of letting the AI see and react to a normal tool failure.</w:t>
+      </w:r>
+    </w:p>
+    <w:p>
+      <w:pPr>
+        <w:pStyle w:val="NoSpacing"/>
+        <w:rPr>
+          <w:rFonts w:ascii="Consolas" w:hAnsi="Consolas"/>
+          <w:sz w:val="19"/>
+        </w:rPr>
+      </w:pPr>
+      <w:r>
+        <w:rPr>
+          <w:rFonts w:ascii="Consolas" w:hAnsi="Consolas"/>
+          <w:sz w:val="19"/>
+        </w:rPr>
+        <w:t xml:space="preserve">                return $"Error: could not read '{fileName}' ({ex.Message}).";</w:t>
+      </w:r>
+    </w:p>
+    <w:p>
+      <w:pPr>
+        <w:pStyle w:val="NoSpacing"/>
+        <w:rPr>
+          <w:rFonts w:ascii="Consolas" w:hAnsi="Consolas"/>
+          <w:sz w:val="19"/>
+        </w:rPr>
+      </w:pPr>
+      <w:r>
+        <w:rPr>
+          <w:rFonts w:ascii="Consolas" w:hAnsi="Consolas"/>
+          <w:sz w:val="19"/>
+        </w:rPr>
+        <w:t xml:space="preserve">            }</w:t>
+      </w:r>
+    </w:p>
+    <w:p>
+      <w:pPr>
+        <w:pStyle w:val="NoSpacing"/>
+        <w:rPr>
+          <w:rFonts w:ascii="Consolas" w:hAnsi="Consolas"/>
+          <w:sz w:val="19"/>
+        </w:rPr>
+      </w:pPr>
+      <w:r>
+        <w:rPr>
+          <w:rFonts w:ascii="Consolas" w:hAnsi="Consolas"/>
+          <w:sz w:val="19"/>
+        </w:rPr>
+        <w:t xml:space="preserve">        }</w:t>
+      </w:r>
+    </w:p>
+    <w:p>
+      <w:pPr>
+        <w:pStyle w:val="NoSpacing"/>
+        <w:rPr>
+          <w:rFonts w:ascii="Consolas" w:hAnsi="Consolas"/>
+          <w:sz w:val="19"/>
+        </w:rPr>
+      </w:pPr>
+    </w:p>
+    <w:p>
+      <w:pPr>
+        <w:pStyle w:val="NoSpacing"/>
+        <w:rPr>
+          <w:rFonts w:ascii="Consolas" w:hAnsi="Consolas"/>
+          <w:sz w:val="19"/>
+        </w:rPr>
+      </w:pPr>
+      <w:r>
+        <w:rPr>
+          <w:rFonts w:ascii="Consolas" w:hAnsi="Consolas"/>
+          <w:sz w:val="19"/>
+        </w:rPr>
+        <w:t xml:space="preserve">        [KernelFunction("WriteFile")]</w:t>
+      </w:r>
+    </w:p>
+    <w:p>
+      <w:pPr>
+        <w:pStyle w:val="NoSpacing"/>
+        <w:rPr>
+          <w:rFonts w:ascii="Consolas" w:hAnsi="Consolas"/>
+          <w:sz w:val="19"/>
+        </w:rPr>
+      </w:pPr>
+      <w:r>
+        <w:rPr>
+          <w:rFonts w:ascii="Consolas" w:hAnsi="Consolas"/>
+          <w:sz w:val="19"/>
+        </w:rPr>
+        <w:t xml:space="preserve">        [Description("Writes text content into a specified file.  The the file doesn't exist, it will be created")]</w:t>
+      </w:r>
+    </w:p>
+    <w:p>
+      <w:pPr>
+        <w:pStyle w:val="NoSpacing"/>
+        <w:rPr>
+          <w:rFonts w:ascii="Consolas" w:hAnsi="Consolas"/>
+          <w:sz w:val="19"/>
+        </w:rPr>
+      </w:pPr>
+      <w:r>
+        <w:rPr>
+          <w:rFonts w:ascii="Consolas" w:hAnsi="Consolas"/>
+          <w:sz w:val="19"/>
+        </w:rPr>
+        <w:t xml:space="preserve">        public async Task&lt;string&gt; WriteFileAsync(</w:t>
+      </w:r>
+    </w:p>
+    <w:p>
+      <w:pPr>
+        <w:pStyle w:val="NoSpacing"/>
+        <w:rPr>
+          <w:rFonts w:ascii="Consolas" w:hAnsi="Consolas"/>
+          <w:sz w:val="19"/>
+        </w:rPr>
+      </w:pPr>
+      <w:r>
+        <w:rPr>
+          <w:rFonts w:ascii="Consolas" w:hAnsi="Consolas"/>
+          <w:sz w:val="19"/>
+        </w:rPr>
+        <w:t xml:space="preserve">            [Description("The name of the file to write to (e.g. 'summary.txt')")] string fileName,</w:t>
+      </w:r>
+    </w:p>
+    <w:p>
+      <w:pPr>
+        <w:pStyle w:val="NoSpacing"/>
+        <w:rPr>
+          <w:rFonts w:ascii="Consolas" w:hAnsi="Consolas"/>
+          <w:sz w:val="19"/>
+        </w:rPr>
+      </w:pPr>
+      <w:r>
+        <w:rPr>
+          <w:rFonts w:ascii="Consolas" w:hAnsi="Consolas"/>
+          <w:sz w:val="19"/>
+        </w:rPr>
+        <w:t xml:space="preserve">            [Description("The text content to save inside the file")] string content</w:t>
+      </w:r>
+    </w:p>
+    <w:p>
+      <w:pPr>
+        <w:pStyle w:val="NoSpacing"/>
+        <w:rPr>
+          <w:rFonts w:ascii="Consolas" w:hAnsi="Consolas"/>
+          <w:sz w:val="19"/>
+        </w:rPr>
+      </w:pPr>
+      <w:r>
+        <w:rPr>
+          <w:rFonts w:ascii="Consolas" w:hAnsi="Consolas"/>
+          <w:sz w:val="19"/>
+        </w:rPr>
+        <w:t xml:space="preserve">            )</w:t>
       </w:r>
     </w:p>
     <w:p>
@@ -1007,64 +1671,215 @@
           <w:rFonts w:ascii="Consolas" w:hAnsi="Consolas"/>
           <w:sz w:val="19"/>
         </w:rPr>
-        <w:t xml:space="preserve">            Console.WriteLine($"[PLUGIN EXECUTING] AI is reading file: '{fileName}'...");</w:t>
-      </w:r>
-    </w:p>
-    <w:p>
-      <w:pPr>
-        <w:pStyle w:val="NoSpacing"/>
-        <w:rPr>
-          <w:rFonts w:ascii="Consolas" w:hAnsi="Consolas"/>
-          <w:sz w:val="19"/>
-        </w:rPr>
-      </w:pPr>
-      <w:r>
-        <w:rPr>
-          <w:rFonts w:ascii="Consolas" w:hAnsi="Consolas"/>
-          <w:sz w:val="19"/>
-        </w:rPr>
-        <w:t xml:space="preserve">            string path = Path.Combine(_currentDirectory, fileName);</w:t>
-      </w:r>
-    </w:p>
-    <w:p>
-      <w:pPr>
-        <w:pStyle w:val="NoSpacing"/>
-        <w:rPr>
-          <w:rFonts w:ascii="Consolas" w:hAnsi="Consolas"/>
-          <w:sz w:val="19"/>
-        </w:rPr>
-      </w:pPr>
-      <w:r>
-        <w:rPr>
-          <w:rFonts w:ascii="Consolas" w:hAnsi="Consolas"/>
-          <w:sz w:val="19"/>
-        </w:rPr>
-        <w:t xml:space="preserve">            if (!File.Exists(path)) return $"Error: the file '{fileName}' does not exist.";</w:t>
-      </w:r>
-    </w:p>
-    <w:p>
-      <w:pPr>
-        <w:pStyle w:val="NoSpacing"/>
-        <w:rPr>
-          <w:rFonts w:ascii="Consolas" w:hAnsi="Consolas"/>
-          <w:sz w:val="19"/>
-        </w:rPr>
-      </w:pPr>
-    </w:p>
-    <w:p>
-      <w:pPr>
-        <w:pStyle w:val="NoSpacing"/>
-        <w:rPr>
-          <w:rFonts w:ascii="Consolas" w:hAnsi="Consolas"/>
-          <w:sz w:val="19"/>
-        </w:rPr>
-      </w:pPr>
-      <w:r>
-        <w:rPr>
-          <w:rFonts w:ascii="Consolas" w:hAnsi="Consolas"/>
-          <w:sz w:val="19"/>
-        </w:rPr>
-        <w:t xml:space="preserve">            return await File.ReadAllTextAsync(path);</w:t>
+        <w:t xml:space="preserve">            Console.WriteLine($"[PLUGIN EXECUTING] AI is writing data to file: '{fileName}'...");</w:t>
+      </w:r>
+    </w:p>
+    <w:p>
+      <w:pPr>
+        <w:pStyle w:val="NoSpacing"/>
+        <w:rPr>
+          <w:rFonts w:ascii="Consolas" w:hAnsi="Consolas"/>
+          <w:sz w:val="19"/>
+        </w:rPr>
+      </w:pPr>
+      <w:r>
+        <w:rPr>
+          <w:rFonts w:ascii="Consolas" w:hAnsi="Consolas"/>
+          <w:sz w:val="19"/>
+        </w:rPr>
+        <w:t xml:space="preserve">            if (!TryResolveSandboxedPath(fileName, out string path, out string sandboxError)) return sandboxError;</w:t>
+      </w:r>
+    </w:p>
+    <w:p>
+      <w:pPr>
+        <w:pStyle w:val="NoSpacing"/>
+        <w:rPr>
+          <w:rFonts w:ascii="Consolas" w:hAnsi="Consolas"/>
+          <w:sz w:val="19"/>
+        </w:rPr>
+      </w:pPr>
+      <w:r>
+        <w:rPr>
+          <w:rFonts w:ascii="Consolas" w:hAnsi="Consolas"/>
+          <w:sz w:val="19"/>
+        </w:rPr>
+        <w:t xml:space="preserve">            try</w:t>
+      </w:r>
+    </w:p>
+    <w:p>
+      <w:pPr>
+        <w:pStyle w:val="NoSpacing"/>
+        <w:rPr>
+          <w:rFonts w:ascii="Consolas" w:hAnsi="Consolas"/>
+          <w:sz w:val="19"/>
+        </w:rPr>
+      </w:pPr>
+      <w:r>
+        <w:rPr>
+          <w:rFonts w:ascii="Consolas" w:hAnsi="Consolas"/>
+          <w:sz w:val="19"/>
+        </w:rPr>
+        <w:t xml:space="preserve">            {</w:t>
+      </w:r>
+    </w:p>
+    <w:p>
+      <w:pPr>
+        <w:pStyle w:val="NoSpacing"/>
+        <w:rPr>
+          <w:rFonts w:ascii="Consolas" w:hAnsi="Consolas"/>
+          <w:sz w:val="19"/>
+        </w:rPr>
+      </w:pPr>
+      <w:r>
+        <w:rPr>
+          <w:rFonts w:ascii="Consolas" w:hAnsi="Consolas"/>
+          <w:sz w:val="19"/>
+        </w:rPr>
+        <w:t xml:space="preserve">            await File.WriteAllTextAsync(path, content);</w:t>
+      </w:r>
+    </w:p>
+    <w:p>
+      <w:pPr>
+        <w:pStyle w:val="NoSpacing"/>
+        <w:rPr>
+          <w:rFonts w:ascii="Consolas" w:hAnsi="Consolas"/>
+          <w:sz w:val="19"/>
+        </w:rPr>
+      </w:pPr>
+      <w:r>
+        <w:rPr>
+          <w:rFonts w:ascii="Consolas" w:hAnsi="Consolas"/>
+          <w:sz w:val="19"/>
+        </w:rPr>
+        <w:t xml:space="preserve">            }</w:t>
+      </w:r>
+    </w:p>
+    <w:p>
+      <w:pPr>
+        <w:pStyle w:val="NoSpacing"/>
+        <w:rPr>
+          <w:rFonts w:ascii="Consolas" w:hAnsi="Consolas"/>
+          <w:sz w:val="19"/>
+        </w:rPr>
+      </w:pPr>
+      <w:r>
+        <w:rPr>
+          <w:rFonts w:ascii="Consolas" w:hAnsi="Consolas"/>
+          <w:sz w:val="19"/>
+        </w:rPr>
+        <w:t xml:space="preserve">            catch (Exception ex) when (ex is IOException || ex is UnauthorizedAccessException)</w:t>
+      </w:r>
+    </w:p>
+    <w:p>
+      <w:pPr>
+        <w:pStyle w:val="NoSpacing"/>
+        <w:rPr>
+          <w:rFonts w:ascii="Consolas" w:hAnsi="Consolas"/>
+          <w:sz w:val="19"/>
+        </w:rPr>
+      </w:pPr>
+      <w:r>
+        <w:rPr>
+          <w:rFonts w:ascii="Consolas" w:hAnsi="Consolas"/>
+          <w:sz w:val="19"/>
+        </w:rPr>
+        <w:t xml:space="preserve">            {</w:t>
+      </w:r>
+    </w:p>
+    <w:p>
+      <w:pPr>
+        <w:pStyle w:val="NoSpacing"/>
+        <w:rPr>
+          <w:rFonts w:ascii="Consolas" w:hAnsi="Consolas"/>
+          <w:sz w:val="19"/>
+        </w:rPr>
+      </w:pPr>
+      <w:r>
+        <w:rPr>
+          <w:rFonts w:ascii="Consolas" w:hAnsi="Consolas"/>
+          <w:sz w:val="19"/>
+        </w:rPr>
+        <w:t xml:space="preserve">                // Same reasoning as ReadFileAsync: report the disk failure back to the</w:t>
+      </w:r>
+    </w:p>
+    <w:p>
+      <w:pPr>
+        <w:pStyle w:val="NoSpacing"/>
+        <w:rPr>
+          <w:rFonts w:ascii="Consolas" w:hAnsi="Consolas"/>
+          <w:sz w:val="19"/>
+        </w:rPr>
+      </w:pPr>
+      <w:r>
+        <w:rPr>
+          <w:rFonts w:ascii="Consolas" w:hAnsi="Consolas"/>
+          <w:sz w:val="19"/>
+        </w:rPr>
+        <w:t xml:space="preserve">                // AI as a tool result rather than letting it crash the whole session.</w:t>
+      </w:r>
+    </w:p>
+    <w:p>
+      <w:pPr>
+        <w:pStyle w:val="NoSpacing"/>
+        <w:rPr>
+          <w:rFonts w:ascii="Consolas" w:hAnsi="Consolas"/>
+          <w:sz w:val="19"/>
+        </w:rPr>
+      </w:pPr>
+      <w:r>
+        <w:rPr>
+          <w:rFonts w:ascii="Consolas" w:hAnsi="Consolas"/>
+          <w:sz w:val="19"/>
+        </w:rPr>
+        <w:t xml:space="preserve">                return $"Error: could not write '{fileName}' ({ex.Message}).";</w:t>
+      </w:r>
+    </w:p>
+    <w:p>
+      <w:pPr>
+        <w:pStyle w:val="NoSpacing"/>
+        <w:rPr>
+          <w:rFonts w:ascii="Consolas" w:hAnsi="Consolas"/>
+          <w:sz w:val="19"/>
+        </w:rPr>
+      </w:pPr>
+      <w:r>
+        <w:rPr>
+          <w:rFonts w:ascii="Consolas" w:hAnsi="Consolas"/>
+          <w:sz w:val="19"/>
+        </w:rPr>
+        <w:t xml:space="preserve">            }</w:t>
+      </w:r>
+    </w:p>
+    <w:p>
+      <w:pPr>
+        <w:pStyle w:val="NoSpacing"/>
+        <w:rPr>
+          <w:rFonts w:ascii="Consolas" w:hAnsi="Consolas"/>
+          <w:sz w:val="19"/>
+        </w:rPr>
+      </w:pPr>
+    </w:p>
+    <w:p>
+      <w:pPr>
+        <w:pStyle w:val="NoSpacing"/>
+        <w:rPr>
+          <w:rFonts w:ascii="Consolas" w:hAnsi="Consolas"/>
+          <w:sz w:val="19"/>
+        </w:rPr>
+      </w:pPr>
+      <w:r>
+        <w:rPr>
+          <w:rFonts w:ascii="Consolas" w:hAnsi="Consolas"/>
+          <w:sz w:val="19"/>
+        </w:rPr>
+        <w:t xml:space="preserve">            return $"Success</w:t>
+      </w:r>
+      <w:r>
+        <w:rPr>
+          <w:rFonts w:ascii="Consolas" w:hAnsi="Consolas"/>
+          <w:sz w:val="19"/>
+        </w:rPr>
+        <w:t>: The file '{fileName}' was successfully created and written";</w:t>
       </w:r>
     </w:p>
     <w:p>
@@ -1091,101 +1906,69 @@
           <w:sz w:val="19"/>
         </w:rPr>
       </w:pPr>
-    </w:p>
-    <w:p>
-      <w:pPr>
-        <w:pStyle w:val="NoSpacing"/>
-        <w:rPr>
-          <w:rFonts w:ascii="Consolas" w:hAnsi="Consolas"/>
-          <w:sz w:val="19"/>
-        </w:rPr>
-      </w:pPr>
-      <w:r>
-        <w:rPr>
-          <w:rFonts w:ascii="Consolas" w:hAnsi="Consolas"/>
-          <w:sz w:val="19"/>
-        </w:rPr>
-        <w:t xml:space="preserve">        [KernelFunction("WriteFile")]</w:t>
-      </w:r>
-    </w:p>
-    <w:p>
-      <w:pPr>
-        <w:pStyle w:val="NoSpacing"/>
-        <w:rPr>
-          <w:rFonts w:ascii="Consolas" w:hAnsi="Consolas"/>
-          <w:sz w:val="19"/>
-        </w:rPr>
-      </w:pPr>
-      <w:r>
-        <w:rPr>
-          <w:rFonts w:ascii="Consolas" w:hAnsi="Consolas"/>
-          <w:sz w:val="19"/>
-        </w:rPr>
-        <w:t xml:space="preserve">        [Description("Writes text content into a specified file.  The the file doesn't exist, it will be created")]</w:t>
-      </w:r>
-    </w:p>
-    <w:p>
-      <w:pPr>
-        <w:pStyle w:val="NoSpacing"/>
-        <w:rPr>
-          <w:rFonts w:ascii="Consolas" w:hAnsi="Consolas"/>
-          <w:sz w:val="19"/>
-        </w:rPr>
-      </w:pPr>
-      <w:r>
-        <w:rPr>
-          <w:rFonts w:ascii="Consolas" w:hAnsi="Consolas"/>
-          <w:sz w:val="19"/>
-        </w:rPr>
-        <w:t xml:space="preserve">        public async Task&lt;string&gt; WriteFileAsync(</w:t>
-      </w:r>
-    </w:p>
-    <w:p>
-      <w:pPr>
-        <w:pStyle w:val="NoSpacing"/>
-        <w:rPr>
-          <w:rFonts w:ascii="Consolas" w:hAnsi="Consolas"/>
-          <w:sz w:val="19"/>
-        </w:rPr>
-      </w:pPr>
-      <w:r>
-        <w:rPr>
-          <w:rFonts w:ascii="Consolas" w:hAnsi="Consolas"/>
-          <w:sz w:val="19"/>
-        </w:rPr>
-        <w:t xml:space="preserve">            [Description("The name of the file to write to (e.g. 'summary.txt')")] string fileName,</w:t>
-      </w:r>
-    </w:p>
-    <w:p>
-      <w:pPr>
-        <w:pStyle w:val="NoSpacing"/>
-        <w:rPr>
-          <w:rFonts w:ascii="Consolas" w:hAnsi="Consolas"/>
-          <w:sz w:val="19"/>
-        </w:rPr>
-      </w:pPr>
-      <w:r>
-        <w:rPr>
-          <w:rFonts w:ascii="Consolas" w:hAnsi="Consolas"/>
-          <w:sz w:val="19"/>
-        </w:rPr>
-        <w:t xml:space="preserve">            [Description("The text content to save inside the file")] string content</w:t>
-      </w:r>
-    </w:p>
-    <w:p>
-      <w:pPr>
-        <w:pStyle w:val="NoSpacing"/>
-        <w:rPr>
-          <w:rFonts w:ascii="Consolas" w:hAnsi="Consolas"/>
-          <w:sz w:val="19"/>
-        </w:rPr>
-      </w:pPr>
-      <w:r>
-        <w:rPr>
-          <w:rFonts w:ascii="Consolas" w:hAnsi="Consolas"/>
-          <w:sz w:val="19"/>
-        </w:rPr>
-        <w:t xml:space="preserve">            )</w:t>
+      <w:r>
+        <w:rPr>
+          <w:rFonts w:ascii="Consolas" w:hAnsi="Consolas"/>
+          <w:sz w:val="19"/>
+        </w:rPr>
+        <w:t xml:space="preserve">    }</w:t>
+      </w:r>
+    </w:p>
+    <w:p>
+      <w:pPr>
+        <w:pStyle w:val="NoSpacing"/>
+        <w:rPr>
+          <w:rFonts w:ascii="Consolas" w:hAnsi="Consolas"/>
+          <w:sz w:val="19"/>
+        </w:rPr>
+      </w:pPr>
+    </w:p>
+    <w:p>
+      <w:pPr>
+        <w:pStyle w:val="NoSpacing"/>
+        <w:rPr>
+          <w:rFonts w:ascii="Consolas" w:hAnsi="Consolas"/>
+          <w:sz w:val="19"/>
+        </w:rPr>
+      </w:pPr>
+      <w:r>
+        <w:rPr>
+          <w:rFonts w:ascii="Consolas" w:hAnsi="Consolas"/>
+          <w:sz w:val="19"/>
+        </w:rPr>
+        <w:t xml:space="preserve">    class Program</w:t>
+      </w:r>
+    </w:p>
+    <w:p>
+      <w:pPr>
+        <w:pStyle w:val="NoSpacing"/>
+        <w:rPr>
+          <w:rFonts w:ascii="Consolas" w:hAnsi="Consolas"/>
+          <w:sz w:val="19"/>
+        </w:rPr>
+      </w:pPr>
+      <w:r>
+        <w:rPr>
+          <w:rFonts w:ascii="Consolas" w:hAnsi="Consolas"/>
+          <w:sz w:val="19"/>
+        </w:rPr>
+        <w:t xml:space="preserve">    {</w:t>
+      </w:r>
+    </w:p>
+    <w:p>
+      <w:pPr>
+        <w:pStyle w:val="NoSpacing"/>
+        <w:rPr>
+          <w:rFonts w:ascii="Consolas" w:hAnsi="Consolas"/>
+          <w:sz w:val="19"/>
+        </w:rPr>
+      </w:pPr>
+      <w:r>
+        <w:rPr>
+          <w:rFonts w:ascii="Consolas" w:hAnsi="Consolas"/>
+          <w:sz w:val="19"/>
+        </w:rPr>
+        <w:t xml:space="preserve">        static async Task Main(string[] args)</w:t>
       </w:r>
     </w:p>
     <w:p>
@@ -1217,72 +2000,893 @@
           <w:rFonts w:ascii="Consolas" w:hAnsi="Consolas"/>
           <w:sz w:val="19"/>
         </w:rPr>
-        <w:t xml:space="preserve">            Console.WriteLine($"[PLUGIN EXECUTING] AI is writing data to file: '{fileName}'...");</w:t>
-      </w:r>
-    </w:p>
-    <w:p>
-      <w:pPr>
-        <w:pStyle w:val="NoSpacing"/>
-        <w:rPr>
-          <w:rFonts w:ascii="Consolas" w:hAnsi="Consolas"/>
-          <w:sz w:val="19"/>
-        </w:rPr>
-      </w:pPr>
-      <w:r>
-        <w:rPr>
-          <w:rFonts w:ascii="Consolas" w:hAnsi="Consolas"/>
-          <w:sz w:val="19"/>
-        </w:rPr>
-        <w:t xml:space="preserve">            string path = Path.Combine(_currentDirectory, fileName);</w:t>
-      </w:r>
-    </w:p>
-    <w:p>
-      <w:pPr>
-        <w:pStyle w:val="NoSpacing"/>
-        <w:rPr>
-          <w:rFonts w:ascii="Consolas" w:hAnsi="Consolas"/>
-          <w:sz w:val="19"/>
-        </w:rPr>
-      </w:pPr>
-      <w:r>
-        <w:rPr>
-          <w:rFonts w:ascii="Consolas" w:hAnsi="Consolas"/>
-          <w:sz w:val="19"/>
-        </w:rPr>
-        <w:t xml:space="preserve">            await File.WriteAllTextAsync(path, content);</w:t>
-      </w:r>
-    </w:p>
-    <w:p>
-      <w:pPr>
-        <w:pStyle w:val="NoSpacing"/>
-        <w:rPr>
-          <w:rFonts w:ascii="Consolas" w:hAnsi="Consolas"/>
-          <w:sz w:val="19"/>
-        </w:rPr>
-      </w:pPr>
-    </w:p>
-    <w:p>
-      <w:pPr>
-        <w:pStyle w:val="NoSpacing"/>
-        <w:rPr>
-          <w:rFonts w:ascii="Consolas" w:hAnsi="Consolas"/>
-          <w:sz w:val="19"/>
-        </w:rPr>
-      </w:pPr>
-      <w:r>
-        <w:rPr>
-          <w:rFonts w:ascii="Consolas" w:hAnsi="Consolas"/>
-          <w:sz w:val="19"/>
-        </w:rPr>
-        <w:t xml:space="preserve">            return $"Success: The file '{fil</w:t>
-      </w:r>
+        <w:t xml:space="preserve">            // Step 2: Setup the Dummy Log File for the AI to find</w:t>
+      </w:r>
+    </w:p>
+    <w:p>
+      <w:pPr>
+        <w:pStyle w:val="NoSpacing"/>
+        <w:rPr>
+          <w:rFonts w:ascii="Consolas" w:hAnsi="Consolas"/>
+          <w:sz w:val="19"/>
+        </w:rPr>
+      </w:pPr>
+      <w:r>
+        <w:rPr>
+          <w:rFonts w:ascii="Consolas" w:hAnsi="Consolas"/>
+          <w:sz w:val="19"/>
+        </w:rPr>
+        <w:t xml:space="preserve">            SetupDummyLogFile();</w:t>
+      </w:r>
+    </w:p>
+    <w:p>
+      <w:pPr>
+        <w:pStyle w:val="NoSpacing"/>
+        <w:rPr>
+          <w:rFonts w:ascii="Consolas" w:hAnsi="Consolas"/>
+          <w:sz w:val="19"/>
+        </w:rPr>
+      </w:pPr>
+    </w:p>
+    <w:p>
+      <w:pPr>
+        <w:pStyle w:val="NoSpacing"/>
+        <w:rPr>
+          <w:rFonts w:ascii="Consolas" w:hAnsi="Consolas"/>
+          <w:sz w:val="19"/>
+        </w:rPr>
+      </w:pPr>
+      <w:r>
+        <w:rPr>
+          <w:rFonts w:ascii="Consolas" w:hAnsi="Consolas"/>
+          <w:sz w:val="19"/>
+        </w:rPr>
+        <w:t xml:space="preserve">            // Step 3: Initialize the Kernel with our model</w:t>
+      </w:r>
+    </w:p>
+    <w:p>
+      <w:pPr>
+        <w:pStyle w:val="NoSpacing"/>
+        <w:rPr>
+          <w:rFonts w:ascii="Consolas" w:hAnsi="Consolas"/>
+          <w:sz w:val="19"/>
+        </w:rPr>
+      </w:pPr>
+      <w:r>
+        <w:rPr>
+          <w:rFonts w:ascii="Consolas" w:hAnsi="Consolas"/>
+          <w:sz w:val="19"/>
+        </w:rPr>
+        <w:t xml:space="preserve">            string apiKey = Environment.GetEnvironmentVariable("GEMINI_API_KEY")</w:t>
+      </w:r>
+    </w:p>
+    <w:p>
+      <w:pPr>
+        <w:pStyle w:val="NoSpacing"/>
+        <w:rPr>
+          <w:rFonts w:ascii="Consolas" w:hAnsi="Consolas"/>
+          <w:sz w:val="19"/>
+        </w:rPr>
+      </w:pPr>
+      <w:r>
+        <w:rPr>
+          <w:rFonts w:ascii="Consolas" w:hAnsi="Consolas"/>
+          <w:sz w:val="19"/>
+        </w:rPr>
+        <w:t xml:space="preserve">                ?? throw new Exception("GEMINI_API_KEY environment variable not set.");</w:t>
+      </w:r>
+    </w:p>
+    <w:p>
+      <w:pPr>
+        <w:pStyle w:val="NoSpacing"/>
+        <w:rPr>
+          <w:rFonts w:ascii="Consolas" w:hAnsi="Consolas"/>
+          <w:sz w:val="19"/>
+        </w:rPr>
+      </w:pPr>
+      <w:r>
+        <w:rPr>
+          <w:rFonts w:ascii="Consolas" w:hAnsi="Consolas"/>
+          <w:sz w:val="19"/>
+        </w:rPr>
+        <w:t xml:space="preserve">            string model = "gemini-2.5-flash";</w:t>
+      </w:r>
+    </w:p>
+    <w:p>
+      <w:pPr>
+        <w:pStyle w:val="NoSpacing"/>
+        <w:rPr>
+          <w:rFonts w:ascii="Consolas" w:hAnsi="Consolas"/>
+          <w:sz w:val="19"/>
+        </w:rPr>
+      </w:pPr>
+    </w:p>
+    <w:p>
+      <w:pPr>
+        <w:pStyle w:val="NoSpacing"/>
+        <w:rPr>
+          <w:rFonts w:ascii="Consolas" w:hAnsi="Consolas"/>
+          <w:sz w:val="19"/>
+        </w:rPr>
+      </w:pPr>
+      <w:r>
+        <w:rPr>
+          <w:rFonts w:ascii="Consolas" w:hAnsi="Consolas"/>
+          <w:sz w:val="19"/>
+        </w:rPr>
+        <w:t xml:space="preserve">            var builder = Kernel.CreateBuilder();</w:t>
+      </w:r>
+    </w:p>
+    <w:p>
+      <w:pPr>
+        <w:pStyle w:val="NoSpacing"/>
+        <w:rPr>
+          <w:rFonts w:ascii="Consolas" w:hAnsi="Consolas"/>
+          <w:sz w:val="19"/>
+        </w:rPr>
+      </w:pPr>
+      <w:r>
+        <w:rPr>
+          <w:rFonts w:ascii="Consolas" w:hAnsi="Consolas"/>
+          <w:sz w:val="19"/>
+        </w:rPr>
+        <w:t xml:space="preserve">            builder.AddGoogleAIGeminiChatCompletion(model, apiKey);</w:t>
+      </w:r>
+    </w:p>
+    <w:p>
+      <w:pPr>
+        <w:pStyle w:val="NoSpacing"/>
+        <w:rPr>
+          <w:rFonts w:ascii="Consolas" w:hAnsi="Consolas"/>
+          <w:sz w:val="19"/>
+        </w:rPr>
+      </w:pPr>
+    </w:p>
+    <w:p>
+      <w:pPr>
+        <w:pStyle w:val="NoSpacing"/>
+        <w:rPr>
+          <w:rFonts w:ascii="Consolas" w:hAnsi="Consolas"/>
+          <w:sz w:val="19"/>
+        </w:rPr>
+      </w:pPr>
+      <w:r>
+        <w:rPr>
+          <w:rFonts w:ascii="Consolas" w:hAnsi="Consolas"/>
+          <w:sz w:val="19"/>
+        </w:rPr>
+        <w:t xml:space="preserve">            // Step 4: Add our file system plugin</w:t>
+      </w:r>
+    </w:p>
+    <w:p>
+      <w:pPr>
+        <w:pStyle w:val="NoSpacing"/>
+        <w:rPr>
+          <w:rFonts w:ascii="Consolas" w:hAnsi="Consolas"/>
+          <w:sz w:val="19"/>
+        </w:rPr>
+      </w:pPr>
+      <w:r>
+        <w:rPr>
+          <w:rFonts w:ascii="Consolas" w:hAnsi="Consolas"/>
+          <w:sz w:val="19"/>
+        </w:rPr>
+        <w:t xml:space="preserve">            builder.Plugins.AddFromObject(new FileSystemPlugin(), "FileSystem");</w:t>
+      </w:r>
+    </w:p>
+    <w:p>
+      <w:pPr>
+        <w:pStyle w:val="NoSpacing"/>
+        <w:rPr>
+          <w:rFonts w:ascii="Consolas" w:hAnsi="Consolas"/>
+          <w:sz w:val="19"/>
+        </w:rPr>
+      </w:pPr>
+    </w:p>
+    <w:p>
+      <w:pPr>
+        <w:pStyle w:val="NoSpacing"/>
+        <w:rPr>
+          <w:rFonts w:ascii="Consolas" w:hAnsi="Consolas"/>
+          <w:sz w:val="19"/>
+        </w:rPr>
+      </w:pPr>
+      <w:r>
+        <w:rPr>
+          <w:rFonts w:ascii="Consolas" w:hAnsi="Consolas"/>
+          <w:sz w:val="19"/>
+        </w:rPr>
+        <w:t xml:space="preserve">            Kernel kernel = builder.Build();</w:t>
+      </w:r>
+    </w:p>
+    <w:p>
+      <w:pPr>
+        <w:pStyle w:val="NoSpacing"/>
+        <w:rPr>
+          <w:rFonts w:ascii="Consolas" w:hAnsi="Consolas"/>
+          <w:sz w:val="19"/>
+        </w:rPr>
+      </w:pPr>
+    </w:p>
+    <w:p>
+      <w:pPr>
+        <w:pStyle w:val="NoSpacing"/>
+        <w:rPr>
+          <w:rFonts w:ascii="Consolas" w:hAnsi="Consolas"/>
+          <w:sz w:val="19"/>
+        </w:rPr>
+      </w:pPr>
+      <w:r>
+        <w:rPr>
+          <w:rFonts w:ascii="Consolas" w:hAnsi="Consolas"/>
+          <w:sz w:val="19"/>
+        </w:rPr>
+        <w:t xml:space="preserve">            // Step 5: Define a multi-step task for the AI</w:t>
+      </w:r>
+    </w:p>
+    <w:p>
+      <w:pPr>
+        <w:pStyle w:val="NoSpacing"/>
+        <w:rPr>
+          <w:rFonts w:ascii="Consolas" w:hAnsi="Consolas"/>
+          <w:sz w:val="19"/>
+        </w:rPr>
+      </w:pPr>
+      <w:r>
+        <w:rPr>
+          <w:rFonts w:ascii="Consolas" w:hAnsi="Consolas"/>
+          <w:sz w:val="19"/>
+        </w:rPr>
+        <w:t xml:space="preserve">            string prompt = "Look in the current directory for a server log file.  Read its contents, figure out what errors occurred, and write a summary of those errors into a new file called 'error_summary.txt'.";</w:t>
+      </w:r>
+    </w:p>
+    <w:p>
+      <w:pPr>
+        <w:pStyle w:val="NoSpacing"/>
+        <w:rPr>
+          <w:rFonts w:ascii="Consolas" w:hAnsi="Consolas"/>
+          <w:sz w:val="19"/>
+        </w:rPr>
+      </w:pPr>
+    </w:p>
+    <w:p>
+      <w:pPr>
+        <w:pStyle w:val="NoSpacing"/>
+        <w:rPr>
+          <w:rFonts w:ascii="Consolas" w:hAnsi="Consolas"/>
+          <w:sz w:val="19"/>
+        </w:rPr>
+      </w:pPr>
+      <w:r>
+        <w:rPr>
+          <w:rFonts w:ascii="Consolas" w:hAnsi="Consolas"/>
+          <w:sz w:val="19"/>
+        </w:rPr>
+        <w:t xml:space="preserve">            // Step 6: Enable Auto-Invocation so the AI can chain the tools</w:t>
+      </w:r>
+    </w:p>
+    <w:p>
+      <w:pPr>
+        <w:pStyle w:val="NoSpacing"/>
+        <w:rPr>
+          <w:rFonts w:ascii="Consolas" w:hAnsi="Consolas"/>
+          <w:sz w:val="19"/>
+        </w:rPr>
+      </w:pPr>
+      <w:r>
+        <w:rPr>
+          <w:rFonts w:ascii="Consolas" w:hAnsi="Consolas"/>
+          <w:sz w:val="19"/>
+        </w:rPr>
+        <w:t xml:space="preserve">            var executionSettings = new GeminiPromptExecutionSettings</w:t>
+      </w:r>
+    </w:p>
+    <w:p>
+      <w:pPr>
+        <w:pStyle w:val="NoSpacing"/>
+        <w:rPr>
+          <w:rFonts w:ascii="Consolas" w:hAnsi="Consolas"/>
+          <w:sz w:val="19"/>
+        </w:rPr>
+      </w:pPr>
+      <w:r>
+        <w:rPr>
+          <w:rFonts w:ascii="Consolas" w:hAnsi="Consolas"/>
+          <w:sz w:val="19"/>
+        </w:rPr>
+        <w:t xml:space="preserve">            {</w:t>
+      </w:r>
+    </w:p>
+    <w:p>
+      <w:pPr>
+        <w:pStyle w:val="NoSpacing"/>
+        <w:rPr>
+          <w:rFonts w:ascii="Consolas" w:hAnsi="Consolas"/>
+          <w:sz w:val="19"/>
+        </w:rPr>
+      </w:pPr>
+      <w:r>
+        <w:rPr>
+          <w:rFonts w:ascii="Consolas" w:hAnsi="Consolas"/>
+          <w:sz w:val="19"/>
+        </w:rPr>
+        <w:t xml:space="preserve">                ToolCallBehavior = GeminiToolCallBehavior.AutoInvokeKernelFunctions,</w:t>
+      </w:r>
+    </w:p>
+    <w:p>
+      <w:pPr>
+        <w:pStyle w:val="NoSpacing"/>
+        <w:rPr>
+          <w:rFonts w:ascii="Consolas" w:hAnsi="Consolas"/>
+          <w:sz w:val="19"/>
+        </w:rPr>
+      </w:pPr>
+      <w:r>
+        <w:rPr>
+          <w:rFonts w:ascii="Consolas" w:hAnsi="Consolas"/>
+          <w:sz w:val="19"/>
+        </w:rPr>
+        <w:t xml:space="preserve">                Temperature = 0.0</w:t>
+      </w:r>
+    </w:p>
+    <w:p>
+      <w:pPr>
+        <w:pStyle w:val="NoSpacing"/>
+        <w:rPr>
+          <w:rFonts w:ascii="Consolas" w:hAnsi="Consolas"/>
+          <w:sz w:val="19"/>
+        </w:rPr>
+      </w:pPr>
+      <w:r>
+        <w:rPr>
+          <w:rFonts w:ascii="Consolas" w:hAnsi="Consolas"/>
+          <w:sz w:val="19"/>
+        </w:rPr>
+        <w:t xml:space="preserve">            };</w:t>
+      </w:r>
+    </w:p>
+    <w:p>
+      <w:pPr>
+        <w:pStyle w:val="NoSpacing"/>
+        <w:rPr>
+          <w:rFonts w:ascii="Consolas" w:hAnsi="Consolas"/>
+          <w:sz w:val="19"/>
+        </w:rPr>
+      </w:pPr>
+    </w:p>
+    <w:p>
+      <w:pPr>
+        <w:pStyle w:val="NoSpacing"/>
+        <w:rPr>
+          <w:rFonts w:ascii="Consolas" w:hAnsi="Consolas"/>
+          <w:sz w:val="19"/>
+        </w:rPr>
+      </w:pPr>
+      <w:r>
+        <w:rPr>
+          <w:rFonts w:ascii="Consolas" w:hAnsi="Consolas"/>
+          <w:sz w:val="19"/>
+        </w:rPr>
+        <w:t xml:space="preserve">            var arguments = new KernelArguments(executionSettings);</w:t>
+      </w:r>
+    </w:p>
+    <w:p>
+      <w:pPr>
+        <w:pStyle w:val="NoSpacing"/>
+        <w:rPr>
+          <w:rFonts w:ascii="Consolas" w:hAnsi="Consolas"/>
+          <w:sz w:val="19"/>
+        </w:rPr>
+      </w:pPr>
+    </w:p>
+    <w:p>
+      <w:pPr>
+        <w:pStyle w:val="NoSpacing"/>
+        <w:rPr>
+          <w:rFonts w:ascii="Consolas" w:hAnsi="Consolas"/>
+          <w:sz w:val="19"/>
+        </w:rPr>
+      </w:pPr>
+      <w:r>
+        <w:rPr>
+          <w:rFonts w:ascii="Consolas" w:hAnsi="Consolas"/>
+          <w:sz w:val="19"/>
+        </w:rPr>
+        <w:t xml:space="preserve">            Console.WriteLine($"Task: {prompt}");</w:t>
+      </w:r>
+    </w:p>
+    <w:p>
+      <w:pPr>
+        <w:pStyle w:val="NoSpacing"/>
+        <w:rPr>
+          <w:rFonts w:ascii="Consolas" w:hAnsi="Consolas"/>
+          <w:sz w:val="19"/>
+        </w:rPr>
+      </w:pPr>
+      <w:r>
+        <w:rPr>
+          <w:rFonts w:ascii="Consolas" w:hAnsi="Consolas"/>
+          <w:sz w:val="19"/>
+        </w:rPr>
+        <w:t xml:space="preserve">            Console.WriteLine("Agent is thinking and interacting with the file system...");</w:t>
+      </w:r>
+    </w:p>
+    <w:p>
+      <w:pPr>
+        <w:pStyle w:val="NoSpacing"/>
+        <w:rPr>
+          <w:rFonts w:ascii="Consolas" w:hAnsi="Consolas"/>
+          <w:sz w:val="19"/>
+        </w:rPr>
+      </w:pPr>
+    </w:p>
+    <w:p>
+      <w:pPr>
+        <w:pStyle w:val="NoSpacing"/>
+        <w:rPr>
+          <w:rFonts w:ascii="Consolas" w:hAnsi="Consolas"/>
+          <w:sz w:val="19"/>
+        </w:rPr>
+      </w:pPr>
+      <w:r>
+        <w:rPr>
+          <w:rFonts w:ascii="Consolas" w:hAnsi="Consolas"/>
+          <w:sz w:val="19"/>
+        </w:rPr>
+        <w:t xml:space="preserve">            // Step 7: Execute the prompt</w:t>
+      </w:r>
+    </w:p>
+    <w:p>
+      <w:pPr>
+        <w:pStyle w:val="NoSpacing"/>
+        <w:rPr>
+          <w:rFonts w:ascii="Consolas" w:hAnsi="Consolas"/>
+          <w:sz w:val="19"/>
+        </w:rPr>
+      </w:pPr>
+      <w:r>
+        <w:rPr>
+          <w:rFonts w:ascii="Consolas" w:hAnsi="Consolas"/>
+          <w:sz w:val="19"/>
+        </w:rPr>
+        <w:t xml:space="preserve">            var result = await kernel.InvokePromptAsync(prompt, arguments);</w:t>
+      </w:r>
+    </w:p>
+    <w:p>
+      <w:pPr>
+        <w:pStyle w:val="NoSpacing"/>
+        <w:rPr>
+          <w:rFonts w:ascii="Consolas" w:hAnsi="Consolas"/>
+          <w:sz w:val="19"/>
+        </w:rPr>
+      </w:pPr>
+    </w:p>
+    <w:p>
+      <w:pPr>
+        <w:pStyle w:val="NoSpacing"/>
+        <w:rPr>
+          <w:rFonts w:ascii="Consolas" w:hAnsi="Consolas"/>
+          <w:sz w:val="19"/>
+        </w:rPr>
+      </w:pPr>
+      <w:r>
+        <w:rPr>
+          <w:rFonts w:ascii="Consolas" w:hAnsi="Consolas"/>
+          <w:sz w:val="19"/>
+        </w:rPr>
+        <w:t xml:space="preserve">            // Step 8: Display the final result</w:t>
+      </w:r>
+    </w:p>
+    <w:p>
+      <w:pPr>
+        <w:pStyle w:val="NoSpacing"/>
+        <w:rPr>
+          <w:rFonts w:ascii="Consolas" w:hAnsi="Consolas"/>
+          <w:sz w:val="19"/>
+        </w:rPr>
+      </w:pPr>
+      <w:r>
+        <w:rPr>
+          <w:rFonts w:ascii="Consolas" w:hAnsi="Consolas"/>
+          <w:sz w:val="19"/>
+        </w:rPr>
+        <w:t xml:space="preserve">            Console.WriteLine("--- AI TASK REPORT ---");</w:t>
+      </w:r>
+    </w:p>
+    <w:p>
+      <w:pPr>
+        <w:pStyle w:val="NoSpacing"/>
+        <w:rPr>
+          <w:rFonts w:ascii="Consolas" w:hAnsi="Consolas"/>
+          <w:sz w:val="19"/>
+        </w:rPr>
+      </w:pPr>
+      <w:r>
+        <w:rPr>
+          <w:rFonts w:ascii="Consolas" w:hAnsi="Consolas"/>
+          <w:sz w:val="19"/>
+        </w:rPr>
+        <w:t xml:space="preserve">            Console.WriteLine(result.ToString().Trim());</w:t>
+      </w:r>
+    </w:p>
+    <w:p>
+      <w:pPr>
+        <w:pStyle w:val="NoSpacing"/>
+        <w:rPr>
+          <w:rFonts w:ascii="Consolas" w:hAnsi="Consolas"/>
+          <w:sz w:val="19"/>
+        </w:rPr>
+      </w:pPr>
+      <w:r>
+        <w:rPr>
+          <w:rFonts w:ascii="Consolas" w:hAnsi="Consolas"/>
+          <w:sz w:val="19"/>
+        </w:rPr>
+        <w:t xml:space="preserve">            Console.WriteLine("----------------------");</w:t>
+      </w:r>
+    </w:p>
+    <w:p>
+      <w:pPr>
+        <w:pStyle w:val="NoSpacing"/>
+        <w:rPr>
+          <w:rFonts w:ascii="Consolas" w:hAnsi="Consolas"/>
+          <w:sz w:val="19"/>
+        </w:rPr>
+      </w:pPr>
+    </w:p>
+    <w:p>
+      <w:pPr>
+        <w:pStyle w:val="NoSpacing"/>
+        <w:rPr>
+          <w:rFonts w:ascii="Consolas" w:hAnsi="Consolas"/>
+          <w:sz w:val="19"/>
+        </w:rPr>
+      </w:pPr>
+      <w:r>
+        <w:rPr>
+          <w:rFonts w:ascii="Consolas" w:hAnsi="Consolas"/>
+          <w:sz w:val="19"/>
+        </w:rPr>
+        <w:t xml:space="preserve">            // Verify the file was actually created on the hard drive</w:t>
+      </w:r>
+    </w:p>
+    <w:p>
+      <w:pPr>
+        <w:pStyle w:val="NoSpacing"/>
+        <w:rPr>
+          <w:rFonts w:ascii="Consolas" w:hAnsi="Consolas"/>
+          <w:sz w:val="19"/>
+        </w:rPr>
+      </w:pPr>
+      <w:r>
+        <w:rPr>
+          <w:rFonts w:ascii="Consolas" w:hAnsi="Consolas"/>
+          <w:sz w:val="19"/>
+        </w:rPr>
+        <w:t xml:space="preserve">            string summaryPath = Path.Combine(Directory.GetCurrentDirectory(), "error_summary.txt");</w:t>
+      </w:r>
+    </w:p>
+    <w:p>
+      <w:pPr>
+        <w:pStyle w:val="NoSpacing"/>
+        <w:rPr>
+          <w:rFonts w:ascii="Consolas" w:hAnsi="Consolas"/>
+          <w:sz w:val="19"/>
+        </w:rPr>
+      </w:pPr>
+      <w:r>
+        <w:rPr>
+          <w:rFonts w:ascii="Consolas" w:hAnsi="Consolas"/>
+          <w:sz w:val="19"/>
+        </w:rPr>
+        <w:t xml:space="preserve">            if (File.Exists(summaryPath))</w:t>
+      </w:r>
+    </w:p>
+    <w:p>
+      <w:pPr>
+        <w:pStyle w:val="NoSpacing"/>
+        <w:rPr>
+          <w:rFonts w:ascii="Consolas" w:hAnsi="Consolas"/>
+          <w:sz w:val="19"/>
+        </w:rPr>
+      </w:pPr>
+      <w:r>
+        <w:rPr>
+          <w:rFonts w:ascii="Consolas" w:hAnsi="Consolas"/>
+          <w:sz w:val="19"/>
+        </w:rPr>
+        <w:t xml:space="preserve">            {</w:t>
+      </w:r>
+    </w:p>
+    <w:p>
+      <w:pPr>
+        <w:pStyle w:val="NoSpacing"/>
+        <w:rPr>
+          <w:rFonts w:ascii="Consolas" w:hAnsi="Consolas"/>
+          <w:sz w:val="19"/>
+        </w:rPr>
+      </w:pPr>
+      <w:r>
+        <w:rPr>
+          <w:rFonts w:ascii="Consolas" w:hAnsi="Consolas"/>
+          <w:sz w:val="19"/>
+        </w:rPr>
+        <w:t xml:space="preserve">                Console.WriteLine("[VERIFICATION] Reading 'error_summary.txt' directly from the local filesystem");</w:t>
+      </w:r>
+    </w:p>
+    <w:p>
+      <w:pPr>
+        <w:pStyle w:val="NoSpacing"/>
+        <w:rPr>
+          <w:rFonts w:ascii="Consolas" w:hAnsi="Consolas"/>
+          <w:sz w:val="19"/>
+        </w:rPr>
+      </w:pPr>
+      <w:r>
+        <w:rPr>
+          <w:rFonts w:ascii="Consolas" w:hAnsi="Consolas"/>
+          <w:sz w:val="19"/>
+        </w:rPr>
+        <w:t xml:space="preserve">                Console.WriteLine(await File.ReadAllTextAsync(summaryPath));</w:t>
+      </w:r>
+    </w:p>
+    <w:p>
+      <w:pPr>
+        <w:pStyle w:val="NoSpacing"/>
+        <w:rPr>
+          <w:rFonts w:ascii="Consolas" w:hAnsi="Consolas"/>
+          <w:sz w:val="19"/>
+        </w:rPr>
+      </w:pPr>
+      <w:r>
+        <w:rPr>
+          <w:rFonts w:ascii="Consolas" w:hAnsi="Consolas"/>
+          <w:sz w:val="19"/>
+        </w:rPr>
+        <w:t xml:space="preserve">            }</w:t>
+      </w:r>
+    </w:p>
+    <w:p>
+      <w:pPr>
+        <w:pStyle w:val="NoSpacing"/>
+        <w:rPr>
+          <w:rFonts w:ascii="Consolas" w:hAnsi="Consolas"/>
+          <w:sz w:val="19"/>
+        </w:rPr>
+      </w:pPr>
+    </w:p>
+    <w:p>
+      <w:pPr>
+        <w:pStyle w:val="NoSpacing"/>
+        <w:rPr>
+          <w:rFonts w:ascii="Consolas" w:hAnsi="Consolas"/>
+          <w:sz w:val="19"/>
+        </w:rPr>
+      </w:pPr>
+      <w:r>
+        <w:rPr>
+          <w:rFonts w:ascii="Consolas" w:hAnsi="Consolas"/>
+          <w:sz w:val="19"/>
+        </w:rPr>
+        <w:t xml:space="preserve">        }</w:t>
+      </w:r>
+    </w:p>
+    <w:p>
+      <w:pPr>
+        <w:pStyle w:val="NoSpacing"/>
+        <w:rPr>
+          <w:rFonts w:ascii="Consolas" w:hAnsi="Consolas"/>
+          <w:sz w:val="19"/>
+        </w:rPr>
+      </w:pPr>
+    </w:p>
+    <w:p>
+      <w:pPr>
+        <w:pStyle w:val="NoSpacing"/>
+        <w:rPr>
+          <w:rFonts w:ascii="Consolas" w:hAnsi="Consolas"/>
+          <w:sz w:val="19"/>
+        </w:rPr>
+      </w:pPr>
+      <w:r>
+        <w:rPr>
+          <w:rFonts w:ascii="Consolas" w:hAnsi="Consolas"/>
+          <w:sz w:val="19"/>
+        </w:rPr>
+        <w:t xml:space="preserve">        // Helper method to generate a log file for our demonstration</w:t>
+      </w:r>
+    </w:p>
+    <w:p>
+      <w:pPr>
+        <w:pStyle w:val="NoSpacing"/>
+        <w:rPr>
+          <w:rFonts w:ascii="Consolas" w:hAnsi="Consolas"/>
+          <w:sz w:val="19"/>
+        </w:rPr>
+      </w:pPr>
+      <w:r>
+        <w:rPr>
+          <w:rFonts w:ascii="Consolas" w:hAnsi="Consolas"/>
+          <w:sz w:val="19"/>
+        </w:rPr>
+        <w:t xml:space="preserve">        static void SetupDummyLogFile()</w:t>
+      </w:r>
+    </w:p>
+    <w:p>
+      <w:pPr>
+        <w:pStyle w:val="NoSpacing"/>
+        <w:rPr>
+          <w:rFonts w:ascii="Consolas" w:hAnsi="Consolas"/>
+          <w:sz w:val="19"/>
+        </w:rPr>
+      </w:pPr>
+      <w:r>
+        <w:rPr>
+          <w:rFonts w:ascii="Consolas" w:hAnsi="Consolas"/>
+          <w:sz w:val="19"/>
+        </w:rPr>
+        <w:t xml:space="preserve">        {</w:t>
+      </w:r>
+    </w:p>
+    <w:p>
+      <w:pPr>
+        <w:pStyle w:val="NoSpacing"/>
+        <w:rPr>
+          <w:rFonts w:ascii="Consolas" w:hAnsi="Consolas"/>
+          <w:sz w:val="19"/>
+        </w:rPr>
+      </w:pPr>
+      <w:r>
+        <w:rPr>
+          <w:rFonts w:ascii="Consolas" w:hAnsi="Consolas"/>
+          <w:sz w:val="19"/>
+        </w:rPr>
+        <w:t xml:space="preserve">            string path = Path.Combine(Directory.GetCurrentDirectory(), "server_logs.txt");</w:t>
+      </w:r>
+    </w:p>
+    <w:p>
+      <w:pPr>
+        <w:pStyle w:val="NoSpacing"/>
+        <w:rPr>
+          <w:rFonts w:ascii="Consolas" w:hAnsi="Consolas"/>
+          <w:sz w:val="19"/>
+        </w:rPr>
+      </w:pPr>
+      <w:r>
+        <w:rPr>
+          <w:rFonts w:ascii="Consolas" w:hAnsi="Consolas"/>
+          <w:sz w:val="19"/>
+        </w:rPr>
+        <w:t xml:space="preserve">            string logContent = @"</w:t>
+      </w:r>
+    </w:p>
+    <w:p>
+      <w:pPr>
+        <w:pStyle w:val="NoSpacing"/>
+        <w:rPr>
+          <w:rFonts w:ascii="Consolas" w:hAnsi="Consolas"/>
+          <w:sz w:val="19"/>
+        </w:rPr>
+      </w:pPr>
+      <w:r>
+        <w:rPr>
+          <w:rFonts w:ascii="Consolas" w:hAnsi="Consolas"/>
+          <w:sz w:val="19"/>
+        </w:rPr>
+        <w:t>[08:00:00] INFO - Server booted successfully.</w:t>
+      </w:r>
+    </w:p>
+    <w:p>
+      <w:pPr>
+        <w:pStyle w:val="NoSpacing"/>
+        <w:rPr>
+          <w:rFonts w:ascii="Consolas" w:hAnsi="Consolas"/>
+          <w:sz w:val="19"/>
+        </w:rPr>
+      </w:pPr>
+      <w:r>
+        <w:rPr>
+          <w:rFonts w:ascii="Consolas" w:hAnsi="Consolas"/>
+          <w:sz w:val="19"/>
+        </w:rPr>
+        <w:t>[08:15:22] INFO - User admin logged in.</w:t>
+      </w:r>
+    </w:p>
+    <w:p>
+      <w:pPr>
+        <w:pStyle w:val="NoSpacing"/>
+        <w:rPr>
+          <w:rFonts w:ascii="Consolas" w:hAnsi="Consolas"/>
+          <w:sz w:val="19"/>
+        </w:rPr>
+      </w:pPr>
+      <w:r>
+        <w:rPr>
+          <w:rFonts w:ascii="Consolas" w:hAnsi="Consolas"/>
+          <w:sz w:val="19"/>
+        </w:rPr>
+        <w:t>[08:45:01] ERROR - DatabaseConnectionException: Failed to connect to DB at 192.168.1.50. Timeout.</w:t>
+      </w:r>
+    </w:p>
+    <w:p>
+      <w:pPr>
+        <w:pStyle w:val="NoSpacing"/>
+        <w:rPr>
+          <w:rFonts w:ascii="Consolas" w:hAnsi="Consolas"/>
+          <w:sz w:val="19"/>
+        </w:rPr>
+      </w:pPr>
+      <w:r>
+        <w:rPr>
+          <w:rFonts w:ascii="Consolas" w:hAnsi="Consolas"/>
+          <w:sz w:val="19"/>
+        </w:rPr>
+        <w:t>[09:10:00] INFO - Nightly backup started.</w:t>
+      </w:r>
+    </w:p>
+    <w:p>
+      <w:pPr>
+        <w:pStyle w:val="NoSpacing"/>
+        <w:rPr>
+          <w:rFonts w:ascii="Consolas" w:hAnsi="Consolas"/>
+          <w:sz w:val="19"/>
+        </w:rPr>
+      </w:pPr>
       <w:r>
         <w:rPr>
           <w:rFonts w:ascii="Consolas" w:hAnsi="Consolas"/>
           <w:sz w:val="19"/>
         </w:rPr>
         <w:lastRenderedPageBreak/>
-        <w:t>eName}' was successfully created and written";</w:t>
+        <w:t>[09:12:44] ERROR - NullReferenceException in PaymentProcessingModule.cs line 42.</w:t>
+      </w:r>
+    </w:p>
+    <w:p>
+      <w:pPr>
+        <w:pStyle w:val="NoSpacing"/>
+        <w:rPr>
+          <w:rFonts w:ascii="Consolas" w:hAnsi="Consolas"/>
+          <w:sz w:val="19"/>
+        </w:rPr>
+      </w:pPr>
+      <w:r>
+        <w:rPr>
+          <w:rFonts w:ascii="Consolas" w:hAnsi="Consolas"/>
+          <w:sz w:val="19"/>
+        </w:rPr>
+        <w:t>[10:00:00] INFO - Routine health check passed.</w:t>
+      </w:r>
+    </w:p>
+    <w:p>
+      <w:pPr>
+        <w:pStyle w:val="NoSpacing"/>
+        <w:rPr>
+          <w:rFonts w:ascii="Consolas" w:hAnsi="Consolas"/>
+          <w:sz w:val="19"/>
+        </w:rPr>
+      </w:pPr>
+      <w:r>
+        <w:rPr>
+          <w:rFonts w:ascii="Consolas" w:hAnsi="Consolas"/>
+          <w:sz w:val="19"/>
+        </w:rPr>
+        <w:t>";</w:t>
+      </w:r>
+    </w:p>
+    <w:p>
+      <w:pPr>
+        <w:pStyle w:val="NoSpacing"/>
+        <w:rPr>
+          <w:rFonts w:ascii="Consolas" w:hAnsi="Consolas"/>
+          <w:sz w:val="19"/>
+        </w:rPr>
+      </w:pPr>
+      <w:r>
+        <w:rPr>
+          <w:rFonts w:ascii="Consolas" w:hAnsi="Consolas"/>
+          <w:sz w:val="19"/>
+        </w:rPr>
+        <w:t xml:space="preserve">            File.WriteAllText(path, logContent.Trim());</w:t>
       </w:r>
     </w:p>
     <w:p>
@@ -1325,1012 +2929,6 @@
           <w:sz w:val="19"/>
         </w:rPr>
       </w:pPr>
-    </w:p>
-    <w:p>
-      <w:pPr>
-        <w:pStyle w:val="NoSpacing"/>
-        <w:rPr>
-          <w:rFonts w:ascii="Consolas" w:hAnsi="Consolas"/>
-          <w:sz w:val="19"/>
-        </w:rPr>
-      </w:pPr>
-      <w:r>
-        <w:rPr>
-          <w:rFonts w:ascii="Consolas" w:hAnsi="Consolas"/>
-          <w:sz w:val="19"/>
-        </w:rPr>
-        <w:t xml:space="preserve">    class Program</w:t>
-      </w:r>
-    </w:p>
-    <w:p>
-      <w:pPr>
-        <w:pStyle w:val="NoSpacing"/>
-        <w:rPr>
-          <w:rFonts w:ascii="Consolas" w:hAnsi="Consolas"/>
-          <w:sz w:val="19"/>
-        </w:rPr>
-      </w:pPr>
-      <w:r>
-        <w:rPr>
-          <w:rFonts w:ascii="Consolas" w:hAnsi="Consolas"/>
-          <w:sz w:val="19"/>
-        </w:rPr>
-        <w:t xml:space="preserve">    {</w:t>
-      </w:r>
-    </w:p>
-    <w:p>
-      <w:pPr>
-        <w:pStyle w:val="NoSpacing"/>
-        <w:rPr>
-          <w:rFonts w:ascii="Consolas" w:hAnsi="Consolas"/>
-          <w:sz w:val="19"/>
-        </w:rPr>
-      </w:pPr>
-      <w:r>
-        <w:rPr>
-          <w:rFonts w:ascii="Consolas" w:hAnsi="Consolas"/>
-          <w:sz w:val="19"/>
-        </w:rPr>
-        <w:t xml:space="preserve">        static async Task Main(string[] args)</w:t>
-      </w:r>
-    </w:p>
-    <w:p>
-      <w:pPr>
-        <w:pStyle w:val="NoSpacing"/>
-        <w:rPr>
-          <w:rFonts w:ascii="Consolas" w:hAnsi="Consolas"/>
-          <w:sz w:val="19"/>
-        </w:rPr>
-      </w:pPr>
-      <w:r>
-        <w:rPr>
-          <w:rFonts w:ascii="Consolas" w:hAnsi="Consolas"/>
-          <w:sz w:val="19"/>
-        </w:rPr>
-        <w:t xml:space="preserve">        {</w:t>
-      </w:r>
-    </w:p>
-    <w:p>
-      <w:pPr>
-        <w:pStyle w:val="NoSpacing"/>
-        <w:rPr>
-          <w:rFonts w:ascii="Consolas" w:hAnsi="Consolas"/>
-          <w:sz w:val="19"/>
-        </w:rPr>
-      </w:pPr>
-      <w:r>
-        <w:rPr>
-          <w:rFonts w:ascii="Consolas" w:hAnsi="Consolas"/>
-          <w:sz w:val="19"/>
-        </w:rPr>
-        <w:t xml:space="preserve">            // Step 2: Setup the Dummy Log File for the AI to find</w:t>
-      </w:r>
-    </w:p>
-    <w:p>
-      <w:pPr>
-        <w:pStyle w:val="NoSpacing"/>
-        <w:rPr>
-          <w:rFonts w:ascii="Consolas" w:hAnsi="Consolas"/>
-          <w:sz w:val="19"/>
-        </w:rPr>
-      </w:pPr>
-      <w:r>
-        <w:rPr>
-          <w:rFonts w:ascii="Consolas" w:hAnsi="Consolas"/>
-          <w:sz w:val="19"/>
-        </w:rPr>
-        <w:t xml:space="preserve">            SetupDummyLogFile();</w:t>
-      </w:r>
-    </w:p>
-    <w:p>
-      <w:pPr>
-        <w:pStyle w:val="NoSpacing"/>
-        <w:rPr>
-          <w:rFonts w:ascii="Consolas" w:hAnsi="Consolas"/>
-          <w:sz w:val="19"/>
-        </w:rPr>
-      </w:pPr>
-    </w:p>
-    <w:p>
-      <w:pPr>
-        <w:pStyle w:val="NoSpacing"/>
-        <w:rPr>
-          <w:rFonts w:ascii="Consolas" w:hAnsi="Consolas"/>
-          <w:sz w:val="19"/>
-        </w:rPr>
-      </w:pPr>
-      <w:r>
-        <w:rPr>
-          <w:rFonts w:ascii="Consolas" w:hAnsi="Consolas"/>
-          <w:sz w:val="19"/>
-        </w:rPr>
-        <w:t xml:space="preserve">            // Step 3: Initialize the Kernel with our model</w:t>
-      </w:r>
-    </w:p>
-    <w:p>
-      <w:pPr>
-        <w:pStyle w:val="NoSpacing"/>
-        <w:rPr>
-          <w:rFonts w:ascii="Consolas" w:hAnsi="Consolas"/>
-          <w:sz w:val="19"/>
-        </w:rPr>
-      </w:pPr>
-      <w:r>
-        <w:rPr>
-          <w:rFonts w:ascii="Consolas" w:hAnsi="Consolas"/>
-          <w:sz w:val="19"/>
-        </w:rPr>
-        <w:t xml:space="preserve">            string apiKey = Environment.GetEnvironmentVariable("GEMINI_API_KEY")</w:t>
-      </w:r>
-    </w:p>
-    <w:p>
-      <w:pPr>
-        <w:pStyle w:val="NoSpacing"/>
-        <w:rPr>
-          <w:rFonts w:ascii="Consolas" w:hAnsi="Consolas"/>
-          <w:sz w:val="19"/>
-        </w:rPr>
-      </w:pPr>
-      <w:r>
-        <w:rPr>
-          <w:rFonts w:ascii="Consolas" w:hAnsi="Consolas"/>
-          <w:sz w:val="19"/>
-        </w:rPr>
-        <w:t xml:space="preserve">                ?? throw new Exception("GEMINI_API_KEY environment variable not set.");</w:t>
-      </w:r>
-    </w:p>
-    <w:p>
-      <w:pPr>
-        <w:pStyle w:val="NoSpacing"/>
-        <w:rPr>
-          <w:rFonts w:ascii="Consolas" w:hAnsi="Consolas"/>
-          <w:sz w:val="19"/>
-        </w:rPr>
-      </w:pPr>
-      <w:r>
-        <w:rPr>
-          <w:rFonts w:ascii="Consolas" w:hAnsi="Consolas"/>
-          <w:sz w:val="19"/>
-        </w:rPr>
-        <w:t xml:space="preserve">            string model = "gemini-2.5-flash";</w:t>
-      </w:r>
-    </w:p>
-    <w:p>
-      <w:pPr>
-        <w:pStyle w:val="NoSpacing"/>
-        <w:rPr>
-          <w:rFonts w:ascii="Consolas" w:hAnsi="Consolas"/>
-          <w:sz w:val="19"/>
-        </w:rPr>
-      </w:pPr>
-    </w:p>
-    <w:p>
-      <w:pPr>
-        <w:pStyle w:val="NoSpacing"/>
-        <w:rPr>
-          <w:rFonts w:ascii="Consolas" w:hAnsi="Consolas"/>
-          <w:sz w:val="19"/>
-        </w:rPr>
-      </w:pPr>
-      <w:r>
-        <w:rPr>
-          <w:rFonts w:ascii="Consolas" w:hAnsi="Consolas"/>
-          <w:sz w:val="19"/>
-        </w:rPr>
-        <w:t xml:space="preserve">            var builder = Kernel.CreateBuilder();</w:t>
-      </w:r>
-    </w:p>
-    <w:p>
-      <w:pPr>
-        <w:pStyle w:val="NoSpacing"/>
-        <w:rPr>
-          <w:rFonts w:ascii="Consolas" w:hAnsi="Consolas"/>
-          <w:sz w:val="19"/>
-        </w:rPr>
-      </w:pPr>
-      <w:r>
-        <w:rPr>
-          <w:rFonts w:ascii="Consolas" w:hAnsi="Consolas"/>
-          <w:sz w:val="19"/>
-        </w:rPr>
-        <w:t xml:space="preserve">            builder.AddGoogleAIGeminiChatCompletion(model, apiKey);</w:t>
-      </w:r>
-    </w:p>
-    <w:p>
-      <w:pPr>
-        <w:pStyle w:val="NoSpacing"/>
-        <w:rPr>
-          <w:rFonts w:ascii="Consolas" w:hAnsi="Consolas"/>
-          <w:sz w:val="19"/>
-        </w:rPr>
-      </w:pPr>
-    </w:p>
-    <w:p>
-      <w:pPr>
-        <w:pStyle w:val="NoSpacing"/>
-        <w:rPr>
-          <w:rFonts w:ascii="Consolas" w:hAnsi="Consolas"/>
-          <w:sz w:val="19"/>
-        </w:rPr>
-      </w:pPr>
-      <w:r>
-        <w:rPr>
-          <w:rFonts w:ascii="Consolas" w:hAnsi="Consolas"/>
-          <w:sz w:val="19"/>
-        </w:rPr>
-        <w:t xml:space="preserve">            // Step 4: Add our file system plugin</w:t>
-      </w:r>
-    </w:p>
-    <w:p>
-      <w:pPr>
-        <w:pStyle w:val="NoSpacing"/>
-        <w:rPr>
-          <w:rFonts w:ascii="Consolas" w:hAnsi="Consolas"/>
-          <w:sz w:val="19"/>
-        </w:rPr>
-      </w:pPr>
-      <w:r>
-        <w:rPr>
-          <w:rFonts w:ascii="Consolas" w:hAnsi="Consolas"/>
-          <w:sz w:val="19"/>
-        </w:rPr>
-        <w:t xml:space="preserve">            builder.Plugins.AddFromObject(new FileSystemPlugin(), "FileSystem");</w:t>
-      </w:r>
-    </w:p>
-    <w:p>
-      <w:pPr>
-        <w:pStyle w:val="NoSpacing"/>
-        <w:rPr>
-          <w:rFonts w:ascii="Consolas" w:hAnsi="Consolas"/>
-          <w:sz w:val="19"/>
-        </w:rPr>
-      </w:pPr>
-    </w:p>
-    <w:p>
-      <w:pPr>
-        <w:pStyle w:val="NoSpacing"/>
-        <w:rPr>
-          <w:rFonts w:ascii="Consolas" w:hAnsi="Consolas"/>
-          <w:sz w:val="19"/>
-        </w:rPr>
-      </w:pPr>
-      <w:r>
-        <w:rPr>
-          <w:rFonts w:ascii="Consolas" w:hAnsi="Consolas"/>
-          <w:sz w:val="19"/>
-        </w:rPr>
-        <w:t xml:space="preserve">            Kernel kernel = builder.Build();</w:t>
-      </w:r>
-    </w:p>
-    <w:p>
-      <w:pPr>
-        <w:pStyle w:val="NoSpacing"/>
-        <w:rPr>
-          <w:rFonts w:ascii="Consolas" w:hAnsi="Consolas"/>
-          <w:sz w:val="19"/>
-        </w:rPr>
-      </w:pPr>
-    </w:p>
-    <w:p>
-      <w:pPr>
-        <w:pStyle w:val="NoSpacing"/>
-        <w:rPr>
-          <w:rFonts w:ascii="Consolas" w:hAnsi="Consolas"/>
-          <w:sz w:val="19"/>
-        </w:rPr>
-      </w:pPr>
-      <w:r>
-        <w:rPr>
-          <w:rFonts w:ascii="Consolas" w:hAnsi="Consolas"/>
-          <w:sz w:val="19"/>
-        </w:rPr>
-        <w:t xml:space="preserve">            // Step 5: Define a multi-step task for the AI</w:t>
-      </w:r>
-    </w:p>
-    <w:p>
-      <w:pPr>
-        <w:pStyle w:val="NoSpacing"/>
-        <w:rPr>
-          <w:rFonts w:ascii="Consolas" w:hAnsi="Consolas"/>
-          <w:sz w:val="19"/>
-        </w:rPr>
-      </w:pPr>
-      <w:r>
-        <w:rPr>
-          <w:rFonts w:ascii="Consolas" w:hAnsi="Consolas"/>
-          <w:sz w:val="19"/>
-        </w:rPr>
-        <w:t xml:space="preserve">            string prompt = "Look in the current directory for a server log file.  Read its contents, figure out what errors occurred, and write a summary of those errors into a new file called 'error_summary.txt'.";</w:t>
-      </w:r>
-    </w:p>
-    <w:p>
-      <w:pPr>
-        <w:pStyle w:val="NoSpacing"/>
-        <w:rPr>
-          <w:rFonts w:ascii="Consolas" w:hAnsi="Consolas"/>
-          <w:sz w:val="19"/>
-        </w:rPr>
-      </w:pPr>
-    </w:p>
-    <w:p>
-      <w:pPr>
-        <w:pStyle w:val="NoSpacing"/>
-        <w:rPr>
-          <w:rFonts w:ascii="Consolas" w:hAnsi="Consolas"/>
-          <w:sz w:val="19"/>
-        </w:rPr>
-      </w:pPr>
-      <w:r>
-        <w:rPr>
-          <w:rFonts w:ascii="Consolas" w:hAnsi="Consolas"/>
-          <w:sz w:val="19"/>
-        </w:rPr>
-        <w:t xml:space="preserve">            // Step 6: Enable Auto-Invocation so the AI can chain the tools</w:t>
-      </w:r>
-    </w:p>
-    <w:p>
-      <w:pPr>
-        <w:pStyle w:val="NoSpacing"/>
-        <w:rPr>
-          <w:rFonts w:ascii="Consolas" w:hAnsi="Consolas"/>
-          <w:sz w:val="19"/>
-        </w:rPr>
-      </w:pPr>
-      <w:r>
-        <w:rPr>
-          <w:rFonts w:ascii="Consolas" w:hAnsi="Consolas"/>
-          <w:sz w:val="19"/>
-        </w:rPr>
-        <w:t xml:space="preserve">            var executionSettings = new GeminiPromptExecutionSettings</w:t>
-      </w:r>
-    </w:p>
-    <w:p>
-      <w:pPr>
-        <w:pStyle w:val="NoSpacing"/>
-        <w:rPr>
-          <w:rFonts w:ascii="Consolas" w:hAnsi="Consolas"/>
-          <w:sz w:val="19"/>
-        </w:rPr>
-      </w:pPr>
-      <w:r>
-        <w:rPr>
-          <w:rFonts w:ascii="Consolas" w:hAnsi="Consolas"/>
-          <w:sz w:val="19"/>
-        </w:rPr>
-        <w:t xml:space="preserve">            {</w:t>
-      </w:r>
-    </w:p>
-    <w:p>
-      <w:pPr>
-        <w:pStyle w:val="NoSpacing"/>
-        <w:rPr>
-          <w:rFonts w:ascii="Consolas" w:hAnsi="Consolas"/>
-          <w:sz w:val="19"/>
-        </w:rPr>
-      </w:pPr>
-      <w:r>
-        <w:rPr>
-          <w:rFonts w:ascii="Consolas" w:hAnsi="Consolas"/>
-          <w:sz w:val="19"/>
-        </w:rPr>
-        <w:t xml:space="preserve">                ToolCallBehavior = GeminiToolCallBehavior.AutoInvokeKernelFunctions,</w:t>
-      </w:r>
-    </w:p>
-    <w:p>
-      <w:pPr>
-        <w:pStyle w:val="NoSpacing"/>
-        <w:rPr>
-          <w:rFonts w:ascii="Consolas" w:hAnsi="Consolas"/>
-          <w:sz w:val="19"/>
-        </w:rPr>
-      </w:pPr>
-      <w:r>
-        <w:rPr>
-          <w:rFonts w:ascii="Consolas" w:hAnsi="Consolas"/>
-          <w:sz w:val="19"/>
-        </w:rPr>
-        <w:t xml:space="preserve">                Temperature = 0.0</w:t>
-      </w:r>
-    </w:p>
-    <w:p>
-      <w:pPr>
-        <w:pStyle w:val="NoSpacing"/>
-        <w:rPr>
-          <w:rFonts w:ascii="Consolas" w:hAnsi="Consolas"/>
-          <w:sz w:val="19"/>
-        </w:rPr>
-      </w:pPr>
-      <w:r>
-        <w:rPr>
-          <w:rFonts w:ascii="Consolas" w:hAnsi="Consolas"/>
-          <w:sz w:val="19"/>
-        </w:rPr>
-        <w:t xml:space="preserve">            };</w:t>
-      </w:r>
-    </w:p>
-    <w:p>
-      <w:pPr>
-        <w:pStyle w:val="NoSpacing"/>
-        <w:rPr>
-          <w:rFonts w:ascii="Consolas" w:hAnsi="Consolas"/>
-          <w:sz w:val="19"/>
-        </w:rPr>
-      </w:pPr>
-    </w:p>
-    <w:p>
-      <w:pPr>
-        <w:pStyle w:val="NoSpacing"/>
-        <w:rPr>
-          <w:rFonts w:ascii="Consolas" w:hAnsi="Consolas"/>
-          <w:sz w:val="19"/>
-        </w:rPr>
-      </w:pPr>
-      <w:r>
-        <w:rPr>
-          <w:rFonts w:ascii="Consolas" w:hAnsi="Consolas"/>
-          <w:sz w:val="19"/>
-        </w:rPr>
-        <w:t xml:space="preserve">            var arguments = new KernelArguments(executionSettings);</w:t>
-      </w:r>
-    </w:p>
-    <w:p>
-      <w:pPr>
-        <w:pStyle w:val="NoSpacing"/>
-        <w:rPr>
-          <w:rFonts w:ascii="Consolas" w:hAnsi="Consolas"/>
-          <w:sz w:val="19"/>
-        </w:rPr>
-      </w:pPr>
-    </w:p>
-    <w:p>
-      <w:pPr>
-        <w:pStyle w:val="NoSpacing"/>
-        <w:rPr>
-          <w:rFonts w:ascii="Consolas" w:hAnsi="Consolas"/>
-          <w:sz w:val="19"/>
-        </w:rPr>
-      </w:pPr>
-      <w:r>
-        <w:rPr>
-          <w:rFonts w:ascii="Consolas" w:hAnsi="Consolas"/>
-          <w:sz w:val="19"/>
-        </w:rPr>
-        <w:t xml:space="preserve">            Console.WriteLine($"Task: {prompt}");</w:t>
-      </w:r>
-    </w:p>
-    <w:p>
-      <w:pPr>
-        <w:pStyle w:val="NoSpacing"/>
-        <w:rPr>
-          <w:rFonts w:ascii="Consolas" w:hAnsi="Consolas"/>
-          <w:sz w:val="19"/>
-        </w:rPr>
-      </w:pPr>
-      <w:r>
-        <w:rPr>
-          <w:rFonts w:ascii="Consolas" w:hAnsi="Consolas"/>
-          <w:sz w:val="19"/>
-        </w:rPr>
-        <w:t xml:space="preserve">            Console.WriteLine("Agent is thinking and interacting with the file system...");</w:t>
-      </w:r>
-    </w:p>
-    <w:p>
-      <w:pPr>
-        <w:pStyle w:val="NoSpacing"/>
-        <w:rPr>
-          <w:rFonts w:ascii="Consolas" w:hAnsi="Consolas"/>
-          <w:sz w:val="19"/>
-        </w:rPr>
-      </w:pPr>
-    </w:p>
-    <w:p>
-      <w:pPr>
-        <w:pStyle w:val="NoSpacing"/>
-        <w:rPr>
-          <w:rFonts w:ascii="Consolas" w:hAnsi="Consolas"/>
-          <w:sz w:val="19"/>
-        </w:rPr>
-      </w:pPr>
-      <w:r>
-        <w:rPr>
-          <w:rFonts w:ascii="Consolas" w:hAnsi="Consolas"/>
-          <w:sz w:val="19"/>
-        </w:rPr>
-        <w:t xml:space="preserve">            // Step 7: Execute the prompt</w:t>
-      </w:r>
-    </w:p>
-    <w:p>
-      <w:pPr>
-        <w:pStyle w:val="NoSpacing"/>
-        <w:rPr>
-          <w:rFonts w:ascii="Consolas" w:hAnsi="Consolas"/>
-          <w:sz w:val="19"/>
-        </w:rPr>
-      </w:pPr>
-      <w:r>
-        <w:rPr>
-          <w:rFonts w:ascii="Consolas" w:hAnsi="Consolas"/>
-          <w:sz w:val="19"/>
-        </w:rPr>
-        <w:t xml:space="preserve">            var result = await kernel.InvokePromptAsync(prompt, arguments);</w:t>
-      </w:r>
-    </w:p>
-    <w:p>
-      <w:pPr>
-        <w:pStyle w:val="NoSpacing"/>
-        <w:rPr>
-          <w:rFonts w:ascii="Consolas" w:hAnsi="Consolas"/>
-          <w:sz w:val="19"/>
-        </w:rPr>
-      </w:pPr>
-    </w:p>
-    <w:p>
-      <w:pPr>
-        <w:pStyle w:val="NoSpacing"/>
-        <w:rPr>
-          <w:rFonts w:ascii="Consolas" w:hAnsi="Consolas"/>
-          <w:sz w:val="19"/>
-        </w:rPr>
-      </w:pPr>
-      <w:r>
-        <w:rPr>
-          <w:rFonts w:ascii="Consolas" w:hAnsi="Consolas"/>
-          <w:sz w:val="19"/>
-        </w:rPr>
-        <w:t xml:space="preserve">            // Step 8: Display the final result</w:t>
-      </w:r>
-    </w:p>
-    <w:p>
-      <w:pPr>
-        <w:pStyle w:val="NoSpacing"/>
-        <w:rPr>
-          <w:rFonts w:ascii="Consolas" w:hAnsi="Consolas"/>
-          <w:sz w:val="19"/>
-        </w:rPr>
-      </w:pPr>
-      <w:r>
-        <w:rPr>
-          <w:rFonts w:ascii="Consolas" w:hAnsi="Consolas"/>
-          <w:sz w:val="19"/>
-        </w:rPr>
-        <w:t xml:space="preserve">            Console.WriteLine("--- AI TASK REPORT ---");</w:t>
-      </w:r>
-    </w:p>
-    <w:p>
-      <w:pPr>
-        <w:pStyle w:val="NoSpacing"/>
-        <w:rPr>
-          <w:rFonts w:ascii="Consolas" w:hAnsi="Consolas"/>
-          <w:sz w:val="19"/>
-        </w:rPr>
-      </w:pPr>
-      <w:r>
-        <w:rPr>
-          <w:rFonts w:ascii="Consolas" w:hAnsi="Consolas"/>
-          <w:sz w:val="19"/>
-        </w:rPr>
-        <w:t xml:space="preserve">            Console.WriteLine(result.ToString().Trim());</w:t>
-      </w:r>
-    </w:p>
-    <w:p>
-      <w:pPr>
-        <w:pStyle w:val="NoSpacing"/>
-        <w:rPr>
-          <w:rFonts w:ascii="Consolas" w:hAnsi="Consolas"/>
-          <w:sz w:val="19"/>
-        </w:rPr>
-      </w:pPr>
-      <w:r>
-        <w:rPr>
-          <w:rFonts w:ascii="Consolas" w:hAnsi="Consolas"/>
-          <w:sz w:val="19"/>
-        </w:rPr>
-        <w:t xml:space="preserve">            Console.WriteLine("----------------------");</w:t>
-      </w:r>
-    </w:p>
-    <w:p>
-      <w:pPr>
-        <w:pStyle w:val="NoSpacing"/>
-        <w:rPr>
-          <w:rFonts w:ascii="Consolas" w:hAnsi="Consolas"/>
-          <w:sz w:val="19"/>
-        </w:rPr>
-      </w:pPr>
-    </w:p>
-    <w:p>
-      <w:pPr>
-        <w:pStyle w:val="NoSpacing"/>
-        <w:rPr>
-          <w:rFonts w:ascii="Consolas" w:hAnsi="Consolas"/>
-          <w:sz w:val="19"/>
-        </w:rPr>
-      </w:pPr>
-      <w:r>
-        <w:rPr>
-          <w:rFonts w:ascii="Consolas" w:hAnsi="Consolas"/>
-          <w:sz w:val="19"/>
-        </w:rPr>
-        <w:t xml:space="preserve">            // Verify the file was actually created on the hard drive</w:t>
-      </w:r>
-    </w:p>
-    <w:p>
-      <w:pPr>
-        <w:pStyle w:val="NoSpacing"/>
-        <w:rPr>
-          <w:rFonts w:ascii="Consolas" w:hAnsi="Consolas"/>
-          <w:sz w:val="19"/>
-        </w:rPr>
-      </w:pPr>
-      <w:r>
-        <w:rPr>
-          <w:rFonts w:ascii="Consolas" w:hAnsi="Consolas"/>
-          <w:sz w:val="19"/>
-        </w:rPr>
-        <w:t xml:space="preserve">            string summaryPath = Path.Combine(Directory.GetCurrentDirectory(), "error_summary.txt");</w:t>
-      </w:r>
-    </w:p>
-    <w:p>
-      <w:pPr>
-        <w:pStyle w:val="NoSpacing"/>
-        <w:rPr>
-          <w:rFonts w:ascii="Consolas" w:hAnsi="Consolas"/>
-          <w:sz w:val="19"/>
-        </w:rPr>
-      </w:pPr>
-      <w:r>
-        <w:rPr>
-          <w:rFonts w:ascii="Consolas" w:hAnsi="Consolas"/>
-          <w:sz w:val="19"/>
-        </w:rPr>
-        <w:t xml:space="preserve">            if (File.Exists(summaryPath))</w:t>
-      </w:r>
-    </w:p>
-    <w:p>
-      <w:pPr>
-        <w:pStyle w:val="NoSpacing"/>
-        <w:rPr>
-          <w:rFonts w:ascii="Consolas" w:hAnsi="Consolas"/>
-          <w:sz w:val="19"/>
-        </w:rPr>
-      </w:pPr>
-      <w:r>
-        <w:rPr>
-          <w:rFonts w:ascii="Consolas" w:hAnsi="Consolas"/>
-          <w:sz w:val="19"/>
-        </w:rPr>
-        <w:t xml:space="preserve">            {</w:t>
-      </w:r>
-    </w:p>
-    <w:p>
-      <w:pPr>
-        <w:pStyle w:val="NoSpacing"/>
-        <w:rPr>
-          <w:rFonts w:ascii="Consolas" w:hAnsi="Consolas"/>
-          <w:sz w:val="19"/>
-        </w:rPr>
-      </w:pPr>
-      <w:r>
-        <w:rPr>
-          <w:rFonts w:ascii="Consolas" w:hAnsi="Consolas"/>
-          <w:sz w:val="19"/>
-        </w:rPr>
-        <w:t xml:space="preserve">                Console.WriteLine("[VERIFICATION] Reading 'error_summary.txt' directly from the local filesystem");</w:t>
-      </w:r>
-    </w:p>
-    <w:p>
-      <w:pPr>
-        <w:pStyle w:val="NoSpacing"/>
-        <w:rPr>
-          <w:rFonts w:ascii="Consolas" w:hAnsi="Consolas"/>
-          <w:sz w:val="19"/>
-        </w:rPr>
-      </w:pPr>
-      <w:r>
-        <w:rPr>
-          <w:rFonts w:ascii="Consolas" w:hAnsi="Consolas"/>
-          <w:sz w:val="19"/>
-        </w:rPr>
-        <w:t xml:space="preserve">                Console.WriteLine(await File.ReadAllTextAsync(summaryPath));</w:t>
-      </w:r>
-    </w:p>
-    <w:p>
-      <w:pPr>
-        <w:pStyle w:val="NoSpacing"/>
-        <w:rPr>
-          <w:rFonts w:ascii="Consolas" w:hAnsi="Consolas"/>
-          <w:sz w:val="19"/>
-        </w:rPr>
-      </w:pPr>
-      <w:r>
-        <w:rPr>
-          <w:rFonts w:ascii="Consolas" w:hAnsi="Consolas"/>
-          <w:sz w:val="19"/>
-        </w:rPr>
-        <w:t xml:space="preserve">            }</w:t>
-      </w:r>
-    </w:p>
-    <w:p>
-      <w:pPr>
-        <w:pStyle w:val="NoSpacing"/>
-        <w:rPr>
-          <w:rFonts w:ascii="Consolas" w:hAnsi="Consolas"/>
-          <w:sz w:val="19"/>
-        </w:rPr>
-      </w:pPr>
-    </w:p>
-    <w:p>
-      <w:pPr>
-        <w:pStyle w:val="NoSpacing"/>
-        <w:rPr>
-          <w:rFonts w:ascii="Consolas" w:hAnsi="Consolas"/>
-          <w:sz w:val="19"/>
-        </w:rPr>
-      </w:pPr>
-      <w:r>
-        <w:rPr>
-          <w:rFonts w:ascii="Consolas" w:hAnsi="Consolas"/>
-          <w:sz w:val="19"/>
-        </w:rPr>
-        <w:t xml:space="preserve">        }</w:t>
-      </w:r>
-    </w:p>
-    <w:p>
-      <w:pPr>
-        <w:pStyle w:val="NoSpacing"/>
-        <w:rPr>
-          <w:rFonts w:ascii="Consolas" w:hAnsi="Consolas"/>
-          <w:sz w:val="19"/>
-        </w:rPr>
-      </w:pPr>
-    </w:p>
-    <w:p>
-      <w:pPr>
-        <w:pStyle w:val="NoSpacing"/>
-        <w:rPr>
-          <w:rFonts w:ascii="Consolas" w:hAnsi="Consolas"/>
-          <w:sz w:val="19"/>
-        </w:rPr>
-      </w:pPr>
-      <w:r>
-        <w:rPr>
-          <w:rFonts w:ascii="Consolas" w:hAnsi="Consolas"/>
-          <w:sz w:val="19"/>
-        </w:rPr>
-        <w:t xml:space="preserve">        // Helper method to generate a log file for our demonstration</w:t>
-      </w:r>
-    </w:p>
-    <w:p>
-      <w:pPr>
-        <w:pStyle w:val="NoSpacing"/>
-        <w:rPr>
-          <w:rFonts w:ascii="Consolas" w:hAnsi="Consolas"/>
-          <w:sz w:val="19"/>
-        </w:rPr>
-      </w:pPr>
-      <w:r>
-        <w:rPr>
-          <w:rFonts w:ascii="Consolas" w:hAnsi="Consolas"/>
-          <w:sz w:val="19"/>
-        </w:rPr>
-        <w:t xml:space="preserve">        static void SetupDummyLogFile()</w:t>
-      </w:r>
-    </w:p>
-    <w:p>
-      <w:pPr>
-        <w:pStyle w:val="NoSpacing"/>
-        <w:rPr>
-          <w:rFonts w:ascii="Consolas" w:hAnsi="Consolas"/>
-          <w:sz w:val="19"/>
-        </w:rPr>
-      </w:pPr>
-      <w:r>
-        <w:rPr>
-          <w:rFonts w:ascii="Consolas" w:hAnsi="Consolas"/>
-          <w:sz w:val="19"/>
-        </w:rPr>
-        <w:t xml:space="preserve">        {</w:t>
-      </w:r>
-    </w:p>
-    <w:p>
-      <w:pPr>
-        <w:pStyle w:val="NoSpacing"/>
-        <w:rPr>
-          <w:rFonts w:ascii="Consolas" w:hAnsi="Consolas"/>
-          <w:sz w:val="19"/>
-        </w:rPr>
-      </w:pPr>
-      <w:r>
-        <w:rPr>
-          <w:rFonts w:ascii="Consolas" w:hAnsi="Consolas"/>
-          <w:sz w:val="19"/>
-        </w:rPr>
-        <w:t xml:space="preserve">            string path = Path.Combine(Directory.GetCurrentDirectory(), "server_logs.txt");</w:t>
-      </w:r>
-    </w:p>
-    <w:p>
-      <w:pPr>
-        <w:pStyle w:val="NoSpacing"/>
-        <w:rPr>
-          <w:rFonts w:ascii="Consolas" w:hAnsi="Consolas"/>
-          <w:sz w:val="19"/>
-        </w:rPr>
-      </w:pPr>
-      <w:r>
-        <w:rPr>
-          <w:rFonts w:ascii="Consolas" w:hAnsi="Consolas"/>
-          <w:sz w:val="19"/>
-        </w:rPr>
-        <w:t xml:space="preserve">            string logContent = @"</w:t>
-      </w:r>
-    </w:p>
-    <w:p>
-      <w:pPr>
-        <w:pStyle w:val="NoSpacing"/>
-        <w:rPr>
-          <w:rFonts w:ascii="Consolas" w:hAnsi="Consolas"/>
-          <w:sz w:val="19"/>
-        </w:rPr>
-      </w:pPr>
-      <w:r>
-        <w:rPr>
-          <w:rFonts w:ascii="Consolas" w:hAnsi="Consolas"/>
-          <w:sz w:val="19"/>
-        </w:rPr>
-        <w:t>[08:00:00] INFO - Server booted successfully.</w:t>
-      </w:r>
-    </w:p>
-    <w:p>
-      <w:pPr>
-        <w:pStyle w:val="NoSpacing"/>
-        <w:rPr>
-          <w:rFonts w:ascii="Consolas" w:hAnsi="Consolas"/>
-          <w:sz w:val="19"/>
-        </w:rPr>
-      </w:pPr>
-      <w:r>
-        <w:rPr>
-          <w:rFonts w:ascii="Consolas" w:hAnsi="Consolas"/>
-          <w:sz w:val="19"/>
-        </w:rPr>
-        <w:t>[08:15:22] INFO - User admin logged in.</w:t>
-      </w:r>
-    </w:p>
-    <w:p>
-      <w:pPr>
-        <w:pStyle w:val="NoSpacing"/>
-        <w:rPr>
-          <w:rFonts w:ascii="Consolas" w:hAnsi="Consolas"/>
-          <w:sz w:val="19"/>
-        </w:rPr>
-      </w:pPr>
-      <w:r>
-        <w:rPr>
-          <w:rFonts w:ascii="Consolas" w:hAnsi="Consolas"/>
-          <w:sz w:val="19"/>
-        </w:rPr>
-        <w:t>[08:45:01] ERROR - DatabaseConnectionException: Failed to connect to DB at 192.168.1.50. Timeout.</w:t>
-      </w:r>
-    </w:p>
-    <w:p>
-      <w:pPr>
-        <w:pStyle w:val="NoSpacing"/>
-        <w:rPr>
-          <w:rFonts w:ascii="Consolas" w:hAnsi="Consolas"/>
-          <w:sz w:val="19"/>
-        </w:rPr>
-      </w:pPr>
-      <w:r>
-        <w:rPr>
-          <w:rFonts w:ascii="Consolas" w:hAnsi="Consolas"/>
-          <w:sz w:val="19"/>
-        </w:rPr>
-        <w:t>[09:10:00] INFO - Nightly backup started.</w:t>
-      </w:r>
-    </w:p>
-    <w:p>
-      <w:pPr>
-        <w:pStyle w:val="NoSpacing"/>
-        <w:rPr>
-          <w:rFonts w:ascii="Consolas" w:hAnsi="Consolas"/>
-          <w:sz w:val="19"/>
-        </w:rPr>
-      </w:pPr>
-      <w:r>
-        <w:rPr>
-          <w:rFonts w:ascii="Consolas" w:hAnsi="Consolas"/>
-          <w:sz w:val="19"/>
-        </w:rPr>
-        <w:t>[09:12:44] ERROR - NullReferenceException in PaymentProcessingModule.cs line 42.</w:t>
-      </w:r>
-    </w:p>
-    <w:p>
-      <w:pPr>
-        <w:pStyle w:val="NoSpacing"/>
-        <w:rPr>
-          <w:rFonts w:ascii="Consolas" w:hAnsi="Consolas"/>
-          <w:sz w:val="19"/>
-        </w:rPr>
-      </w:pPr>
-      <w:r>
-        <w:rPr>
-          <w:rFonts w:ascii="Consolas" w:hAnsi="Consolas"/>
-          <w:sz w:val="19"/>
-        </w:rPr>
-        <w:t>[10:00:00] INFO - Routine health check passed.</w:t>
-      </w:r>
-    </w:p>
-    <w:p>
-      <w:pPr>
-        <w:pStyle w:val="NoSpacing"/>
-        <w:rPr>
-          <w:rFonts w:ascii="Consolas" w:hAnsi="Consolas"/>
-          <w:sz w:val="19"/>
-        </w:rPr>
-      </w:pPr>
-      <w:r>
-        <w:rPr>
-          <w:rFonts w:ascii="Consolas" w:hAnsi="Consolas"/>
-          <w:sz w:val="19"/>
-        </w:rPr>
-        <w:t>";</w:t>
-      </w:r>
-    </w:p>
-    <w:p>
-      <w:pPr>
-        <w:pStyle w:val="NoSpacing"/>
-        <w:rPr>
-          <w:rFonts w:ascii="Consolas" w:hAnsi="Consolas"/>
-          <w:sz w:val="19"/>
-        </w:rPr>
-      </w:pPr>
-      <w:r>
-        <w:rPr>
-          <w:rFonts w:ascii="Consolas" w:hAnsi="Consolas"/>
-          <w:sz w:val="19"/>
-        </w:rPr>
-        <w:t xml:space="preserve">            File.WriteAllText(path, logContent.Trim());</w:t>
-      </w:r>
-    </w:p>
-    <w:p>
-      <w:pPr>
-        <w:pStyle w:val="NoSpacing"/>
-        <w:rPr>
-          <w:rFonts w:ascii="Consolas" w:hAnsi="Consolas"/>
-          <w:sz w:val="19"/>
-        </w:rPr>
-      </w:pPr>
-      <w:r>
-        <w:rPr>
-          <w:rFonts w:ascii="Consolas" w:hAnsi="Consolas"/>
-          <w:sz w:val="19"/>
-        </w:rPr>
-        <w:t xml:space="preserve">        }</w:t>
-      </w:r>
-    </w:p>
-    <w:p>
-      <w:pPr>
-        <w:pStyle w:val="NoSpacing"/>
-        <w:rPr>
-          <w:rFonts w:ascii="Consolas" w:hAnsi="Consolas"/>
-          <w:sz w:val="19"/>
-        </w:rPr>
-      </w:pPr>
-      <w:r>
-        <w:rPr>
-          <w:rFonts w:ascii="Consolas" w:hAnsi="Consolas"/>
-          <w:sz w:val="19"/>
-        </w:rPr>
-        <w:t xml:space="preserve">    }</w:t>
-      </w:r>
-    </w:p>
-    <w:p>
-      <w:pPr>
-        <w:pStyle w:val="NoSpacing"/>
-        <w:rPr>
-          <w:rFonts w:ascii="Consolas" w:hAnsi="Consolas"/>
-          <w:sz w:val="19"/>
-        </w:rPr>
-      </w:pPr>
       <w:r>
         <w:rPr>
           <w:rFonts w:ascii="Consolas" w:hAnsi="Consolas"/>
@@ -2356,7 +2954,13 @@
         <w:t>Step 1: The FileSystemPlugin and Sandboxing.</w:t>
       </w:r>
       <w:r>
-        <w:t xml:space="preserve"> `FileSystemPlugin` defines three `[KernelFunction]` methods — `ListFiles`, `ReadFile`, and `WriteFile` — each with the same `[Description]` treatment from Day 4 so the model knows what each does. The critical safety detail is in the constructor: `_currentDirectory = Directory.GetCurrentDirectory()` is captured once, and every subsequent file operation calls `Path.Combine(_currentDirectory, fileName)` rather than trusting a raw path from the model. This is a sandbox — when you give an AI the ability to produce side effects, you must bound what it's allowed to touch. Without this restriction, a cleverly (or maliciously) worded prompt could attempt to read or overwrite files well outside the intended demo folder.</w:t>
+        <w:t xml:space="preserve"> `FileSystemPlugin` defines three `[KernelFunction]` methods — `ListFiles`, `ReadFile`, and `WriteFile` — each with the same `[Description]` treatment from Day 4 so the model knows what each does. The critical safety detail is in the constructor: `_currentDirectory = Directory.GetCurrentDirectory()` is captured once, </w:t>
+      </w:r>
+      <w:r>
+        <w:t>and every subsequent file operation is resolved by `TryResolveSandboxedPath`, which checks the result with `Path.GetFullPath` before allowing it (plain `Path.Combine` alone would not stop `../secrets.txt` from escaping).</w:t>
+      </w:r>
+      <w:r>
+        <w:t xml:space="preserve"> This is a sandbox — when you give an AI the ability to produce side effects, you must bound what it's allowed to touch. Without this restriction, a cleverly (or maliciously) worded prompt could attempt to read or overwrite files well outside the intended demo folder.</w:t>
       </w:r>
     </w:p>
     <w:p/>
